--- a/Мессенджер Naki.docx
+++ b/Мессенджер Naki.docx
@@ -82,21 +82,13 @@
     </w:p>
     <w:p>
       <w:pPr>
-        <w:ind w:left="6480"/>
+        <w:ind w:left="7513" w:hanging="425"/>
         <w:rPr>
           <w:rFonts w:ascii="Times New Roman" w:hAnsi="Times New Roman" w:cs="Times New Roman"/>
           <w:i/>
           <w:sz w:val="20"/>
         </w:rPr>
       </w:pPr>
-      <w:r>
-        <w:rPr>
-          <w:rFonts w:ascii="Times New Roman" w:hAnsi="Times New Roman" w:cs="Times New Roman"/>
-          <w:i/>
-          <w:sz w:val="18"/>
-        </w:rPr>
-        <w:t xml:space="preserve">                </w:t>
-      </w:r>
       <w:r>
         <w:rPr>
           <w:rFonts w:ascii="Times New Roman" w:hAnsi="Times New Roman" w:cs="Times New Roman"/>
@@ -623,7 +615,6 @@
     </w:p>
     <w:p>
       <w:pPr>
-        <w:ind w:left="5954" w:hanging="284"/>
         <w:rPr>
           <w:rFonts w:ascii="Times New Roman" w:hAnsi="Times New Roman" w:cs="Times New Roman"/>
           <w:i/>
@@ -632,71 +623,111 @@
     </w:p>
     <w:p>
       <w:pPr>
-        <w:ind w:left="5954" w:hanging="284"/>
-        <w:rPr>
-          <w:rFonts w:ascii="Times New Roman" w:hAnsi="Times New Roman" w:cs="Times New Roman"/>
-          <w:i/>
-        </w:rPr>
-      </w:pPr>
+        <w:ind w:left="4962"/>
+        <w:rPr>
+          <w:rFonts w:ascii="Times New Roman" w:hAnsi="Times New Roman" w:cs="Times New Roman"/>
+        </w:rPr>
+      </w:pPr>
+      <w:r>
+        <w:rPr>
+          <w:rFonts w:ascii="Times New Roman" w:hAnsi="Times New Roman" w:cs="Times New Roman"/>
+        </w:rPr>
+        <w:t>__________________________________________</w:t>
+      </w:r>
     </w:p>
     <w:p>
       <w:pPr>
-        <w:ind w:left="4962"/>
-        <w:rPr>
-          <w:rFonts w:ascii="Times New Roman" w:hAnsi="Times New Roman" w:cs="Times New Roman"/>
-        </w:rPr>
-      </w:pPr>
-      <w:r>
-        <w:rPr>
-          <w:rFonts w:ascii="Times New Roman" w:hAnsi="Times New Roman" w:cs="Times New Roman"/>
-        </w:rPr>
-        <w:t>__________________________________________</w:t>
+        <w:ind w:left="5954"/>
+        <w:rPr>
+          <w:rFonts w:ascii="Times New Roman" w:hAnsi="Times New Roman" w:cs="Times New Roman"/>
+          <w:i/>
+        </w:rPr>
+      </w:pPr>
+      <w:r>
+        <w:rPr>
+          <w:rFonts w:ascii="Times New Roman" w:hAnsi="Times New Roman" w:cs="Times New Roman"/>
+        </w:rPr>
+        <w:t xml:space="preserve"> </w:t>
+      </w:r>
+      <w:r>
+        <w:rPr>
+          <w:rFonts w:ascii="Times New Roman" w:hAnsi="Times New Roman" w:cs="Times New Roman"/>
+          <w:i/>
+        </w:rPr>
+        <w:t>подпись научного руководителя</w:t>
       </w:r>
     </w:p>
     <w:p>
       <w:pPr>
-        <w:ind w:left="5954"/>
-        <w:rPr>
-          <w:rFonts w:ascii="Times New Roman" w:hAnsi="Times New Roman" w:cs="Times New Roman"/>
-          <w:i/>
-        </w:rPr>
-      </w:pPr>
-      <w:r>
-        <w:rPr>
-          <w:rFonts w:ascii="Times New Roman" w:hAnsi="Times New Roman" w:cs="Times New Roman"/>
-        </w:rPr>
-        <w:t xml:space="preserve"> </w:t>
-      </w:r>
-      <w:r>
-        <w:rPr>
-          <w:rFonts w:ascii="Times New Roman" w:hAnsi="Times New Roman" w:cs="Times New Roman"/>
-          <w:i/>
-        </w:rPr>
-        <w:t>подпись научного руководителя</w:t>
+        <w:jc w:val="center"/>
+        <w:rPr>
+          <w:rFonts w:ascii="Times New Roman" w:hAnsi="Times New Roman" w:cs="Times New Roman"/>
+          <w:sz w:val="24"/>
+        </w:rPr>
+        <w:sectPr>
+          <w:footerReference w:type="default" r:id="rId8"/>
+          <w:footerReference w:type="first" r:id="rId9"/>
+          <w:pgSz w:w="11906" w:h="16838"/>
+          <w:pgMar w:top="1134" w:right="567" w:bottom="1134" w:left="1701" w:header="709" w:footer="709" w:gutter="0"/>
+          <w:cols w:space="708"/>
+          <w:titlePg/>
+          <w:docGrid w:linePitch="360"/>
+        </w:sectPr>
+      </w:pPr>
+      <w:r>
+        <w:rPr>
+          <w:rFonts w:ascii="Times New Roman" w:hAnsi="Times New Roman" w:cs="Times New Roman"/>
+          <w:sz w:val="24"/>
+        </w:rPr>
+        <w:t xml:space="preserve">Москва </w:t>
+      </w:r>
+      <w:r>
+        <w:rPr>
+          <w:rFonts w:ascii="Times New Roman" w:hAnsi="Times New Roman" w:cs="Times New Roman"/>
+          <w:spacing w:val="2"/>
+          <w:sz w:val="24"/>
+          <w:szCs w:val="24"/>
+        </w:rPr>
+        <w:t>—</w:t>
+      </w:r>
+      <w:r>
+        <w:rPr>
+          <w:rFonts w:ascii="Times New Roman" w:hAnsi="Times New Roman" w:cs="Times New Roman"/>
+          <w:sz w:val="24"/>
+        </w:rPr>
+        <w:t xml:space="preserve"> 202</w:t>
+      </w:r>
+      <w:bookmarkEnd w:id="0"/>
+      <w:r>
+        <w:rPr>
+          <w:rFonts w:ascii="Times New Roman" w:hAnsi="Times New Roman" w:cs="Times New Roman"/>
+          <w:sz w:val="24"/>
+        </w:rPr>
+        <w:t>6</w:t>
       </w:r>
     </w:p>
     <w:p>
       <w:pPr>
+        <w:spacing w:after="0"/>
         <w:jc w:val="center"/>
         <w:rPr>
           <w:rFonts w:ascii="Times New Roman" w:hAnsi="Times New Roman" w:cs="Times New Roman"/>
-          <w:sz w:val="24"/>
-        </w:rPr>
-      </w:pPr>
-      <w:r>
-        <w:rPr>
-          <w:rFonts w:ascii="Times New Roman" w:hAnsi="Times New Roman" w:cs="Times New Roman"/>
-          <w:sz w:val="24"/>
-        </w:rPr>
-        <w:t>Москва – 202</w:t>
-      </w:r>
-      <w:bookmarkEnd w:id="0"/>
-      <w:r>
-        <w:rPr>
-          <w:rFonts w:ascii="Times New Roman" w:hAnsi="Times New Roman" w:cs="Times New Roman"/>
-          <w:sz w:val="24"/>
-        </w:rPr>
-        <w:t>6</w:t>
+          <w:b/>
+          <w:bCs/>
+          <w:sz w:val="28"/>
+          <w:szCs w:val="28"/>
+        </w:rPr>
+      </w:pPr>
+      <w:r>
+        <w:rPr>
+          <w:rFonts w:ascii="Times New Roman" w:hAnsi="Times New Roman" w:cs="Times New Roman"/>
+          <w:b/>
+          <w:bCs/>
+          <w:sz w:val="28"/>
+          <w:szCs w:val="28"/>
+        </w:rPr>
+        <w:lastRenderedPageBreak/>
+        <w:t>Аннотация</w:t>
       </w:r>
     </w:p>
     <w:p>
@@ -711,30 +742,95 @@
           <w:szCs w:val="28"/>
         </w:rPr>
       </w:pPr>
-      <w:r>
-        <w:rPr>
-          <w:rFonts w:ascii="Times New Roman" w:hAnsi="Times New Roman" w:cs="Times New Roman"/>
-          <w:b/>
-          <w:bCs/>
-          <w:sz w:val="28"/>
-          <w:szCs w:val="28"/>
-        </w:rPr>
-        <w:lastRenderedPageBreak/>
-        <w:t>Аннотация</w:t>
-      </w:r>
     </w:p>
     <w:p>
       <w:pPr>
-        <w:spacing w:after="0"/>
-        <w:jc w:val="center"/>
-        <w:rPr>
-          <w:rFonts w:ascii="Times New Roman" w:hAnsi="Times New Roman" w:cs="Times New Roman"/>
-          <w:b/>
-          <w:bCs/>
-          <w:sz w:val="28"/>
-          <w:szCs w:val="28"/>
-        </w:rPr>
-      </w:pPr>
+        <w:spacing w:after="0" w:line="360" w:lineRule="auto"/>
+        <w:jc w:val="both"/>
+        <w:rPr>
+          <w:rFonts w:ascii="Times New Roman" w:hAnsi="Times New Roman" w:cs="Times New Roman"/>
+          <w:sz w:val="28"/>
+          <w:szCs w:val="28"/>
+        </w:rPr>
+      </w:pPr>
+      <w:r>
+        <w:rPr>
+          <w:rFonts w:ascii="Times New Roman" w:hAnsi="Times New Roman" w:cs="Times New Roman"/>
+          <w:i/>
+          <w:iCs/>
+          <w:sz w:val="28"/>
+          <w:szCs w:val="28"/>
+        </w:rPr>
+        <w:t>Название</w:t>
+      </w:r>
+      <w:r>
+        <w:rPr>
+          <w:rFonts w:ascii="Times New Roman" w:hAnsi="Times New Roman" w:cs="Times New Roman"/>
+          <w:sz w:val="28"/>
+          <w:szCs w:val="28"/>
+        </w:rPr>
+        <w:t>:</w:t>
+      </w:r>
+      <w:r>
+        <w:rPr>
+          <w:rFonts w:ascii="Times New Roman" w:hAnsi="Times New Roman" w:cs="Times New Roman"/>
+          <w:i/>
+          <w:iCs/>
+          <w:sz w:val="28"/>
+          <w:szCs w:val="28"/>
+        </w:rPr>
+        <w:t xml:space="preserve"> </w:t>
+      </w:r>
+      <w:r>
+        <w:rPr>
+          <w:rFonts w:ascii="Times New Roman" w:hAnsi="Times New Roman" w:cs="Times New Roman"/>
+          <w:sz w:val="28"/>
+          <w:szCs w:val="28"/>
+        </w:rPr>
+        <w:t>Мессенджер</w:t>
+      </w:r>
+      <w:r>
+        <w:rPr>
+          <w:rFonts w:ascii="Times New Roman" w:hAnsi="Times New Roman" w:cs="Times New Roman"/>
+          <w:sz w:val="28"/>
+          <w:szCs w:val="28"/>
+        </w:rPr>
+        <w:t xml:space="preserve"> </w:t>
+      </w:r>
+      <w:r>
+        <w:rPr>
+          <w:rFonts w:ascii="Times New Roman" w:hAnsi="Times New Roman" w:cs="Times New Roman"/>
+          <w:spacing w:val="2"/>
+          <w:sz w:val="28"/>
+          <w:szCs w:val="28"/>
+        </w:rPr>
+        <w:t>—</w:t>
+      </w:r>
+      <w:r>
+        <w:rPr>
+          <w:rFonts w:ascii="Times New Roman" w:hAnsi="Times New Roman" w:cs="Times New Roman"/>
+          <w:sz w:val="28"/>
+          <w:szCs w:val="28"/>
+        </w:rPr>
+        <w:t xml:space="preserve"> </w:t>
+      </w:r>
+      <w:r>
+        <w:rPr>
+          <w:rFonts w:ascii="Times New Roman" w:hAnsi="Times New Roman" w:cs="Times New Roman"/>
+          <w:sz w:val="28"/>
+          <w:szCs w:val="28"/>
+          <w:lang w:val="en-US"/>
+        </w:rPr>
+        <w:t>Naki</w:t>
+      </w:r>
+      <w:r>
+        <w:rPr>
+          <w:rFonts w:ascii="Times New Roman" w:hAnsi="Times New Roman" w:cs="Times New Roman"/>
+          <w:sz w:val="28"/>
+          <w:szCs w:val="28"/>
+        </w:rPr>
+        <w:t>.</w:t>
+      </w:r>
     </w:p>
     <w:p>
       <w:pPr>
@@ -746,6 +842,17 @@
           <w:szCs w:val="28"/>
         </w:rPr>
       </w:pPr>
+    </w:p>
+    <w:p>
+      <w:pPr>
+        <w:spacing w:after="0" w:line="360" w:lineRule="auto"/>
+        <w:jc w:val="both"/>
+        <w:rPr>
+          <w:rFonts w:ascii="Times New Roman" w:hAnsi="Times New Roman" w:cs="Times New Roman"/>
+          <w:sz w:val="28"/>
+          <w:szCs w:val="28"/>
+        </w:rPr>
+      </w:pPr>
       <w:r>
         <w:rPr>
           <w:rFonts w:ascii="Times New Roman" w:hAnsi="Times New Roman" w:cs="Times New Roman"/>
@@ -754,8 +861,9 @@
           <w:sz w:val="28"/>
           <w:szCs w:val="28"/>
         </w:rPr>
-        <w:t>Название</w:t>
-      </w:r>
+        <w:t>Цель работы</w:t>
+      </w:r>
+      <w:proofErr w:type="gramStart"/>
       <w:r>
         <w:rPr>
           <w:rFonts w:ascii="Times New Roman" w:hAnsi="Times New Roman" w:cs="Times New Roman"/>
@@ -780,41 +888,24 @@
           <w:sz w:val="28"/>
           <w:szCs w:val="28"/>
         </w:rPr>
-        <w:t xml:space="preserve">Приложение для общения </w:t>
-      </w:r>
-      <w:r>
-        <w:rPr>
-          <w:rFonts w:ascii="Times New Roman" w:hAnsi="Times New Roman" w:cs="Times New Roman"/>
-          <w:spacing w:val="2"/>
-          <w:sz w:val="28"/>
-          <w:szCs w:val="28"/>
-        </w:rPr>
-        <w:t>—</w:t>
-      </w:r>
-      <w:r>
-        <w:rPr>
-          <w:rFonts w:ascii="Times New Roman" w:hAnsi="Times New Roman" w:cs="Times New Roman"/>
-          <w:sz w:val="28"/>
-          <w:szCs w:val="28"/>
-        </w:rPr>
-        <w:t xml:space="preserve"> </w:t>
-      </w:r>
-      <w:r>
-        <w:rPr>
-          <w:rFonts w:ascii="Times New Roman" w:hAnsi="Times New Roman" w:cs="Times New Roman"/>
-          <w:sz w:val="28"/>
-          <w:szCs w:val="28"/>
-          <w:lang w:val="en-US"/>
-        </w:rPr>
-        <w:t>Naki</w:t>
-      </w:r>
-      <w:r>
-        <w:rPr>
-          <w:rFonts w:ascii="Times New Roman" w:hAnsi="Times New Roman" w:cs="Times New Roman"/>
-          <w:sz w:val="28"/>
-          <w:szCs w:val="28"/>
-        </w:rPr>
-        <w:t>.</w:t>
+        <w:t>С</w:t>
+      </w:r>
+      <w:r>
+        <w:rPr>
+          <w:rFonts w:ascii="Times New Roman" w:hAnsi="Times New Roman" w:cs="Times New Roman"/>
+          <w:sz w:val="28"/>
+          <w:szCs w:val="28"/>
+        </w:rPr>
+        <w:t>оздать</w:t>
+      </w:r>
+      <w:proofErr w:type="gramEnd"/>
+      <w:r>
+        <w:rPr>
+          <w:rFonts w:ascii="Times New Roman" w:hAnsi="Times New Roman" w:cs="Times New Roman"/>
+          <w:sz w:val="28"/>
+          <w:szCs w:val="28"/>
+        </w:rPr>
+        <w:t xml:space="preserve"> безопасный мессенджер, в котором сервер не будет видеть зашифрованных сообщений от пользователя, а в базе данных все сообщения будут храниться полностью зашифрованными.</w:t>
       </w:r>
     </w:p>
     <w:p>
@@ -846,16 +937,38 @@
           <w:sz w:val="28"/>
           <w:szCs w:val="28"/>
         </w:rPr>
-        <w:t>Цель работы</w:t>
-      </w:r>
-      <w:r>
-        <w:rPr>
-          <w:rFonts w:ascii="Times New Roman" w:hAnsi="Times New Roman" w:cs="Times New Roman"/>
-          <w:sz w:val="28"/>
-          <w:szCs w:val="28"/>
-        </w:rPr>
-        <w:t>:</w:t>
-      </w:r>
+        <w:t>Методы и приёмы</w:t>
+      </w:r>
+      <w:r>
+        <w:rPr>
+          <w:rFonts w:ascii="Times New Roman" w:hAnsi="Times New Roman" w:cs="Times New Roman"/>
+          <w:sz w:val="28"/>
+          <w:szCs w:val="28"/>
+        </w:rPr>
+        <w:t>: Клиентская часть реализована на HTML, CSS и JavaScript с использованием Web Crypto API. Серверная часть разработана на Python с фреймворком Eel для интеграции веб-интерфейса. База данных - MongoDB для хранения зашифрованных сообщений и пользовательских данных. Система безопасности реализует гибридную архитектуру с использованием ECDH для обмена ключами и AES-GCM для сквозного шифрования сообщений.</w:t>
+      </w:r>
+    </w:p>
+    <w:p>
+      <w:pPr>
+        <w:spacing w:after="0" w:line="360" w:lineRule="auto"/>
+        <w:jc w:val="both"/>
+        <w:rPr>
+          <w:rFonts w:ascii="Times New Roman" w:hAnsi="Times New Roman" w:cs="Times New Roman"/>
+          <w:sz w:val="28"/>
+          <w:szCs w:val="28"/>
+        </w:rPr>
+      </w:pPr>
+    </w:p>
+    <w:p>
+      <w:pPr>
+        <w:spacing w:after="0" w:line="360" w:lineRule="auto"/>
+        <w:jc w:val="both"/>
+        <w:rPr>
+          <w:rFonts w:ascii="Times New Roman" w:hAnsi="Times New Roman" w:cs="Times New Roman"/>
+          <w:sz w:val="28"/>
+          <w:szCs w:val="28"/>
+        </w:rPr>
+      </w:pPr>
       <w:r>
         <w:rPr>
           <w:rFonts w:ascii="Times New Roman" w:hAnsi="Times New Roman" w:cs="Times New Roman"/>
@@ -864,15 +977,48 @@
           <w:sz w:val="28"/>
           <w:szCs w:val="28"/>
         </w:rPr>
-        <w:t xml:space="preserve"> </w:t>
-      </w:r>
-      <w:r>
-        <w:rPr>
-          <w:rFonts w:ascii="Times New Roman" w:hAnsi="Times New Roman" w:cs="Times New Roman"/>
-          <w:sz w:val="28"/>
-          <w:szCs w:val="28"/>
-        </w:rPr>
-        <w:t>создать безопасный мессенджер, в котором сервер не будет видеть зашифрованных сообщений от пользователя, а в базе данных все сообщения будут храниться полностью зашифрованными.</w:t>
+        <w:t>Результаты</w:t>
+      </w:r>
+      <w:r>
+        <w:rPr>
+          <w:rFonts w:ascii="Times New Roman" w:hAnsi="Times New Roman" w:cs="Times New Roman"/>
+          <w:sz w:val="28"/>
+          <w:szCs w:val="28"/>
+        </w:rPr>
+        <w:t xml:space="preserve">: </w:t>
+      </w:r>
+      <w:r>
+        <w:rPr>
+          <w:rFonts w:ascii="Times New Roman" w:hAnsi="Times New Roman" w:cs="Times New Roman"/>
+          <w:sz w:val="28"/>
+          <w:szCs w:val="28"/>
+        </w:rPr>
+        <w:t>Р</w:t>
+      </w:r>
+      <w:r>
+        <w:rPr>
+          <w:rFonts w:ascii="Times New Roman" w:hAnsi="Times New Roman" w:cs="Times New Roman"/>
+          <w:sz w:val="28"/>
+          <w:szCs w:val="28"/>
+        </w:rPr>
+        <w:t xml:space="preserve">азработано функционирующее приложение мессенджера, реализующее архитектуру Zero-Knowledge </w:t>
+      </w:r>
+      <w:r>
+        <w:rPr>
+          <w:rFonts w:ascii="Times New Roman" w:hAnsi="Times New Roman" w:cs="Times New Roman"/>
+          <w:sz w:val="28"/>
+          <w:szCs w:val="28"/>
+          <w:lang w:val="en-US"/>
+        </w:rPr>
+        <w:t>Encryption</w:t>
+      </w:r>
+      <w:r>
+        <w:rPr>
+          <w:rFonts w:ascii="Times New Roman" w:hAnsi="Times New Roman" w:cs="Times New Roman"/>
+          <w:sz w:val="28"/>
+          <w:szCs w:val="28"/>
+        </w:rPr>
+        <w:t>. Все текстовые сообщения проходят сквозное шифрование на стороне клиента с использованием AES-GCM, что исключает возможность доступа к данным со стороны сервера. Реализована система безопасной аутентификации, управления контактами и обмена зашифрованными сообщениями. Приложение демонстрирует стабильную работу.</w:t>
       </w:r>
     </w:p>
     <w:p>
@@ -904,137 +1050,83 @@
           <w:sz w:val="28"/>
           <w:szCs w:val="28"/>
         </w:rPr>
-        <w:t>Методы и приёмы</w:t>
-      </w:r>
-      <w:r>
-        <w:rPr>
-          <w:rFonts w:ascii="Times New Roman" w:hAnsi="Times New Roman" w:cs="Times New Roman"/>
-          <w:sz w:val="28"/>
-          <w:szCs w:val="28"/>
-        </w:rPr>
-        <w:t>: Клиентская часть реализована на HTML, CSS и JavaScript с использованием Web Crypto API. Серверная часть разработана на Python с фреймворком Eel для интеграции веб-интерфейса. База данных - MongoDB для хранения зашифрованных сообщений и пользовательских данных. Система безопасности реализует гибридную архитектуру с использованием ECDH для обмена ключами и AES-GCM для сквозного шифрования сообщений.</w:t>
+        <w:t>Перспективы</w:t>
+      </w:r>
+      <w:proofErr w:type="gramStart"/>
+      <w:r>
+        <w:rPr>
+          <w:rFonts w:ascii="Times New Roman" w:hAnsi="Times New Roman" w:cs="Times New Roman"/>
+          <w:i/>
+          <w:iCs/>
+          <w:sz w:val="28"/>
+          <w:szCs w:val="28"/>
+        </w:rPr>
+        <w:t>:</w:t>
+      </w:r>
+      <w:r>
+        <w:rPr>
+          <w:rFonts w:ascii="Times New Roman" w:hAnsi="Times New Roman" w:cs="Times New Roman"/>
+          <w:sz w:val="28"/>
+          <w:szCs w:val="28"/>
+        </w:rPr>
+        <w:t xml:space="preserve"> </w:t>
+      </w:r>
+      <w:r>
+        <w:rPr>
+          <w:rFonts w:ascii="Times New Roman" w:hAnsi="Times New Roman" w:cs="Times New Roman"/>
+          <w:sz w:val="28"/>
+          <w:szCs w:val="28"/>
+        </w:rPr>
+        <w:t>П</w:t>
+      </w:r>
+      <w:r>
+        <w:rPr>
+          <w:rFonts w:ascii="Times New Roman" w:hAnsi="Times New Roman" w:cs="Times New Roman"/>
+          <w:sz w:val="28"/>
+          <w:szCs w:val="28"/>
+        </w:rPr>
+        <w:t>ланируется</w:t>
+      </w:r>
+      <w:proofErr w:type="gramEnd"/>
+      <w:r>
+        <w:rPr>
+          <w:rFonts w:ascii="Times New Roman" w:hAnsi="Times New Roman" w:cs="Times New Roman"/>
+          <w:sz w:val="28"/>
+          <w:szCs w:val="28"/>
+        </w:rPr>
+        <w:t xml:space="preserve"> полная реализация сквозного шифрования по умолчанию для всех пользователей, интеграция </w:t>
+      </w:r>
+      <w:r>
+        <w:rPr>
+          <w:rFonts w:ascii="Times New Roman" w:hAnsi="Times New Roman" w:cs="Times New Roman"/>
+          <w:sz w:val="28"/>
+          <w:szCs w:val="28"/>
+          <w:lang w:val="en-US"/>
+        </w:rPr>
+        <w:t>ECDH</w:t>
+      </w:r>
+      <w:r>
+        <w:rPr>
+          <w:rFonts w:ascii="Times New Roman" w:hAnsi="Times New Roman" w:cs="Times New Roman"/>
+          <w:sz w:val="28"/>
+          <w:szCs w:val="28"/>
+        </w:rPr>
+        <w:t xml:space="preserve"> для автоматического обмена ключами, создание групповых чатов с шифрованием. Также планируется глубокая персонализация интерфейса и функций. В приоритете стоит создание адаптивного приложения для macOS и всех популярных операционных систем, включая мобильные платформы, чтобы обеспечить пользователям максимальную доступность и комфорт работы с мессенджером на любых устройствах.</w:t>
       </w:r>
     </w:p>
     <w:p>
       <w:pPr>
-        <w:spacing w:after="0" w:line="360" w:lineRule="auto"/>
-        <w:jc w:val="both"/>
-        <w:rPr>
-          <w:rFonts w:ascii="Times New Roman" w:hAnsi="Times New Roman" w:cs="Times New Roman"/>
-          <w:sz w:val="28"/>
-          <w:szCs w:val="28"/>
-        </w:rPr>
-      </w:pPr>
-    </w:p>
-    <w:p>
-      <w:pPr>
-        <w:spacing w:after="0" w:line="360" w:lineRule="auto"/>
-        <w:jc w:val="both"/>
-        <w:rPr>
-          <w:rFonts w:ascii="Times New Roman" w:hAnsi="Times New Roman" w:cs="Times New Roman"/>
-          <w:sz w:val="28"/>
-          <w:szCs w:val="28"/>
-        </w:rPr>
-      </w:pPr>
-      <w:r>
-        <w:rPr>
-          <w:rFonts w:ascii="Times New Roman" w:hAnsi="Times New Roman" w:cs="Times New Roman"/>
-          <w:i/>
-          <w:iCs/>
-          <w:sz w:val="28"/>
-          <w:szCs w:val="28"/>
-        </w:rPr>
-        <w:t>Результаты</w:t>
-      </w:r>
-      <w:r>
-        <w:rPr>
-          <w:rFonts w:ascii="Times New Roman" w:hAnsi="Times New Roman" w:cs="Times New Roman"/>
-          <w:sz w:val="28"/>
-          <w:szCs w:val="28"/>
-        </w:rPr>
-        <w:t xml:space="preserve">: разработано функционирующее приложение мессенджера, реализующее архитектуру Zero-Knowledge </w:t>
-      </w:r>
-      <w:r>
-        <w:rPr>
-          <w:rFonts w:ascii="Times New Roman" w:hAnsi="Times New Roman" w:cs="Times New Roman"/>
-          <w:sz w:val="28"/>
-          <w:szCs w:val="28"/>
-          <w:lang w:val="en-US"/>
-        </w:rPr>
-        <w:t>Encryption</w:t>
-      </w:r>
-      <w:r>
-        <w:rPr>
-          <w:rFonts w:ascii="Times New Roman" w:hAnsi="Times New Roman" w:cs="Times New Roman"/>
-          <w:sz w:val="28"/>
-          <w:szCs w:val="28"/>
-        </w:rPr>
-        <w:t>. Все текстовые сообщения проходят сквозное шифрование на стороне клиента с использованием AES-GCM, что исключает возможность доступа к данным со стороны сервера. Реализована система безопасной аутентификации, управления контактами и обмена зашифрованными сообщениями. Приложение демонстрирует стабильную работу.</w:t>
-      </w:r>
-    </w:p>
-    <w:p>
-      <w:pPr>
-        <w:spacing w:after="0" w:line="360" w:lineRule="auto"/>
-        <w:jc w:val="both"/>
-        <w:rPr>
-          <w:rFonts w:ascii="Times New Roman" w:hAnsi="Times New Roman" w:cs="Times New Roman"/>
-          <w:sz w:val="28"/>
-          <w:szCs w:val="28"/>
-        </w:rPr>
-      </w:pPr>
-    </w:p>
-    <w:p>
-      <w:pPr>
-        <w:spacing w:after="0" w:line="360" w:lineRule="auto"/>
-        <w:jc w:val="both"/>
-        <w:rPr>
-          <w:rFonts w:ascii="Times New Roman" w:hAnsi="Times New Roman" w:cs="Times New Roman"/>
-          <w:sz w:val="28"/>
-          <w:szCs w:val="28"/>
-        </w:rPr>
-      </w:pPr>
-      <w:r>
-        <w:rPr>
-          <w:rFonts w:ascii="Times New Roman" w:hAnsi="Times New Roman" w:cs="Times New Roman"/>
-          <w:i/>
-          <w:iCs/>
-          <w:sz w:val="28"/>
-          <w:szCs w:val="28"/>
-        </w:rPr>
-        <w:t>Перспективы:</w:t>
-      </w:r>
-      <w:r>
-        <w:rPr>
-          <w:rFonts w:ascii="Times New Roman" w:hAnsi="Times New Roman" w:cs="Times New Roman"/>
-          <w:sz w:val="28"/>
-          <w:szCs w:val="28"/>
-        </w:rPr>
-        <w:t xml:space="preserve"> планируется полная реализация сквозного шифрования по умолчанию для всех пользователей, интеграция </w:t>
-      </w:r>
-      <w:r>
-        <w:rPr>
-          <w:rFonts w:ascii="Times New Roman" w:hAnsi="Times New Roman" w:cs="Times New Roman"/>
-          <w:sz w:val="28"/>
-          <w:szCs w:val="28"/>
-          <w:lang w:val="en-US"/>
-        </w:rPr>
-        <w:t>ECDH</w:t>
-      </w:r>
-      <w:r>
-        <w:rPr>
-          <w:rFonts w:ascii="Times New Roman" w:hAnsi="Times New Roman" w:cs="Times New Roman"/>
-          <w:sz w:val="28"/>
-          <w:szCs w:val="28"/>
-        </w:rPr>
-        <w:t xml:space="preserve"> для автоматического обмена ключами, создание групповых чатов с шифрованием. Также планируется глубокая персонализация интерфейса и функций. В приоритете стоит создание адаптивного приложения для macOS и всех популярных операционных систем, включая мобильные платформы, чтобы обеспечить пользователям максимальную доступность и комфорт работы с мессенджером на любых устройствах.</w:t>
-      </w:r>
-    </w:p>
-    <w:p>
-      <w:pPr>
         <w:spacing w:after="0"/>
         <w:rPr>
           <w:rFonts w:ascii="Times New Roman" w:hAnsi="Times New Roman" w:cs="Times New Roman"/>
         </w:rPr>
+        <w:sectPr>
+          <w:pgSz w:w="11906" w:h="16838"/>
+          <w:pgMar w:top="1134" w:right="567" w:bottom="1134" w:left="1701" w:header="709" w:footer="709" w:gutter="0"/>
+          <w:cols w:space="708"/>
+          <w:titlePg/>
+          <w:docGrid w:linePitch="360"/>
+        </w:sectPr>
       </w:pPr>
       <w:r>
         <w:rPr>
@@ -1130,7 +1222,7 @@
             </w:rPr>
             <w:fldChar w:fldCharType="separate"/>
           </w:r>
-          <w:hyperlink w:anchor="_Toc221798278" w:history="1">
+          <w:hyperlink w:anchor="_Toc223172901" w:history="1">
             <w:r>
               <w:rPr>
                 <w:rStyle w:val="af"/>
@@ -1171,7 +1263,7 @@
                 <w:sz w:val="28"/>
                 <w:szCs w:val="28"/>
               </w:rPr>
-              <w:instrText xml:space="preserve"> PAGEREF _Toc221798278 \h </w:instrText>
+              <w:instrText xml:space="preserve"> PAGEREF _Toc223172901 \h </w:instrText>
             </w:r>
             <w:r>
               <w:rPr>
@@ -1228,7 +1320,7 @@
               <w:lang w:eastAsia="ru-RU"/>
             </w:rPr>
           </w:pPr>
-          <w:hyperlink w:anchor="_Toc221798279" w:history="1">
+          <w:hyperlink w:anchor="_Toc223172902" w:history="1">
             <w:r>
               <w:rPr>
                 <w:rStyle w:val="af"/>
@@ -1269,7 +1361,7 @@
                 <w:sz w:val="28"/>
                 <w:szCs w:val="28"/>
               </w:rPr>
-              <w:instrText xml:space="preserve"> PAGEREF _Toc221798279 \h </w:instrText>
+              <w:instrText xml:space="preserve"> PAGEREF _Toc223172902 \h </w:instrText>
             </w:r>
             <w:r>
               <w:rPr>
@@ -1327,7 +1419,7 @@
               <w:lang w:eastAsia="ru-RU"/>
             </w:rPr>
           </w:pPr>
-          <w:hyperlink w:anchor="_Toc221798280" w:history="1">
+          <w:hyperlink w:anchor="_Toc223172903" w:history="1">
             <w:r>
               <w:rPr>
                 <w:rStyle w:val="af"/>
@@ -1390,7 +1482,7 @@
                 <w:sz w:val="28"/>
                 <w:szCs w:val="28"/>
               </w:rPr>
-              <w:instrText xml:space="preserve"> PAGEREF _Toc221798280 \h </w:instrText>
+              <w:instrText xml:space="preserve"> PAGEREF _Toc223172903 \h </w:instrText>
             </w:r>
             <w:r>
               <w:rPr>
@@ -1448,7 +1540,7 @@
               <w:lang w:eastAsia="ru-RU"/>
             </w:rPr>
           </w:pPr>
-          <w:hyperlink w:anchor="_Toc221798281" w:history="1">
+          <w:hyperlink w:anchor="_Toc223172904" w:history="1">
             <w:r>
               <w:rPr>
                 <w:rStyle w:val="af"/>
@@ -1511,7 +1603,7 @@
                 <w:sz w:val="28"/>
                 <w:szCs w:val="28"/>
               </w:rPr>
-              <w:instrText xml:space="preserve"> PAGEREF _Toc221798281 \h </w:instrText>
+              <w:instrText xml:space="preserve"> PAGEREF _Toc223172904 \h </w:instrText>
             </w:r>
             <w:r>
               <w:rPr>
@@ -1569,7 +1661,7 @@
               <w:lang w:eastAsia="ru-RU"/>
             </w:rPr>
           </w:pPr>
-          <w:hyperlink w:anchor="_Toc221798282" w:history="1">
+          <w:hyperlink w:anchor="_Toc223172905" w:history="1">
             <w:r>
               <w:rPr>
                 <w:rStyle w:val="af"/>
@@ -1632,7 +1724,7 @@
                 <w:sz w:val="28"/>
                 <w:szCs w:val="28"/>
               </w:rPr>
-              <w:instrText xml:space="preserve"> PAGEREF _Toc221798282 \h </w:instrText>
+              <w:instrText xml:space="preserve"> PAGEREF _Toc223172905 \h </w:instrText>
             </w:r>
             <w:r>
               <w:rPr>
@@ -1690,7 +1782,7 @@
               <w:lang w:eastAsia="ru-RU"/>
             </w:rPr>
           </w:pPr>
-          <w:hyperlink w:anchor="_Toc221798283" w:history="1">
+          <w:hyperlink w:anchor="_Toc223172906" w:history="1">
             <w:r>
               <w:rPr>
                 <w:rStyle w:val="af"/>
@@ -1753,7 +1845,7 @@
                 <w:sz w:val="28"/>
                 <w:szCs w:val="28"/>
               </w:rPr>
-              <w:instrText xml:space="preserve"> PAGEREF _Toc221798283 \h </w:instrText>
+              <w:instrText xml:space="preserve"> PAGEREF _Toc223172906 \h </w:instrText>
             </w:r>
             <w:r>
               <w:rPr>
@@ -1811,7 +1903,7 @@
               <w:lang w:eastAsia="ru-RU"/>
             </w:rPr>
           </w:pPr>
-          <w:hyperlink w:anchor="_Toc221798284" w:history="1">
+          <w:hyperlink w:anchor="_Toc223172907" w:history="1">
             <w:r>
               <w:rPr>
                 <w:rStyle w:val="af"/>
@@ -1874,7 +1966,7 @@
                 <w:sz w:val="28"/>
                 <w:szCs w:val="28"/>
               </w:rPr>
-              <w:instrText xml:space="preserve"> PAGEREF _Toc221798284 \h </w:instrText>
+              <w:instrText xml:space="preserve"> PAGEREF _Toc223172907 \h </w:instrText>
             </w:r>
             <w:r>
               <w:rPr>
@@ -1932,7 +2024,7 @@
               <w:lang w:eastAsia="ru-RU"/>
             </w:rPr>
           </w:pPr>
-          <w:hyperlink w:anchor="_Toc221798285" w:history="1">
+          <w:hyperlink w:anchor="_Toc223172908" w:history="1">
             <w:r>
               <w:rPr>
                 <w:rStyle w:val="af"/>
@@ -1995,7 +2087,7 @@
                 <w:sz w:val="28"/>
                 <w:szCs w:val="28"/>
               </w:rPr>
-              <w:instrText xml:space="preserve"> PAGEREF _Toc221798285 \h </w:instrText>
+              <w:instrText xml:space="preserve"> PAGEREF _Toc223172908 \h </w:instrText>
             </w:r>
             <w:r>
               <w:rPr>
@@ -2053,7 +2145,7 @@
               <w:lang w:eastAsia="ru-RU"/>
             </w:rPr>
           </w:pPr>
-          <w:hyperlink w:anchor="_Toc221798286" w:history="1">
+          <w:hyperlink w:anchor="_Toc223172909" w:history="1">
             <w:r>
               <w:rPr>
                 <w:rStyle w:val="af"/>
@@ -2116,7 +2208,7 @@
                 <w:sz w:val="28"/>
                 <w:szCs w:val="28"/>
               </w:rPr>
-              <w:instrText xml:space="preserve"> PAGEREF _Toc221798286 \h </w:instrText>
+              <w:instrText xml:space="preserve"> PAGEREF _Toc223172909 \h </w:instrText>
             </w:r>
             <w:r>
               <w:rPr>
@@ -2145,7 +2237,7 @@
                 <w:sz w:val="28"/>
                 <w:szCs w:val="28"/>
               </w:rPr>
-              <w:t>10</w:t>
+              <w:t>11</w:t>
             </w:r>
             <w:r>
               <w:rPr>
@@ -2174,7 +2266,7 @@
               <w:lang w:eastAsia="ru-RU"/>
             </w:rPr>
           </w:pPr>
-          <w:hyperlink w:anchor="_Toc221798287" w:history="1">
+          <w:hyperlink w:anchor="_Toc223172910" w:history="1">
             <w:r>
               <w:rPr>
                 <w:rStyle w:val="af"/>
@@ -2238,7 +2330,7 @@
                 <w:sz w:val="28"/>
                 <w:szCs w:val="28"/>
               </w:rPr>
-              <w:instrText xml:space="preserve"> PAGEREF _Toc221798287 \h </w:instrText>
+              <w:instrText xml:space="preserve"> PAGEREF _Toc223172910 \h </w:instrText>
             </w:r>
             <w:r>
               <w:rPr>
@@ -2267,7 +2359,7 @@
                 <w:sz w:val="28"/>
                 <w:szCs w:val="28"/>
               </w:rPr>
-              <w:t>11</w:t>
+              <w:t>12</w:t>
             </w:r>
             <w:r>
               <w:rPr>
@@ -2296,7 +2388,7 @@
               <w:lang w:eastAsia="ru-RU"/>
             </w:rPr>
           </w:pPr>
-          <w:hyperlink w:anchor="_Toc221798288" w:history="1">
+          <w:hyperlink w:anchor="_Toc223172911" w:history="1">
             <w:r>
               <w:rPr>
                 <w:rStyle w:val="af"/>
@@ -2359,7 +2451,7 @@
                 <w:sz w:val="28"/>
                 <w:szCs w:val="28"/>
               </w:rPr>
-              <w:instrText xml:space="preserve"> PAGEREF _Toc221798288 \h </w:instrText>
+              <w:instrText xml:space="preserve"> PAGEREF _Toc223172911 \h </w:instrText>
             </w:r>
             <w:r>
               <w:rPr>
@@ -2417,7 +2509,7 @@
               <w:lang w:eastAsia="ru-RU"/>
             </w:rPr>
           </w:pPr>
-          <w:hyperlink w:anchor="_Toc221798289" w:history="1">
+          <w:hyperlink w:anchor="_Toc223172912" w:history="1">
             <w:r>
               <w:rPr>
                 <w:rStyle w:val="af"/>
@@ -2480,7 +2572,7 @@
                 <w:sz w:val="28"/>
                 <w:szCs w:val="28"/>
               </w:rPr>
-              <w:instrText xml:space="preserve"> PAGEREF _Toc221798289 \h </w:instrText>
+              <w:instrText xml:space="preserve"> PAGEREF _Toc223172912 \h </w:instrText>
             </w:r>
             <w:r>
               <w:rPr>
@@ -2509,7 +2601,7 @@
                 <w:sz w:val="28"/>
                 <w:szCs w:val="28"/>
               </w:rPr>
-              <w:t>12</w:t>
+              <w:t>13</w:t>
             </w:r>
             <w:r>
               <w:rPr>
@@ -2538,7 +2630,7 @@
               <w:lang w:eastAsia="ru-RU"/>
             </w:rPr>
           </w:pPr>
-          <w:hyperlink w:anchor="_Toc221798290" w:history="1">
+          <w:hyperlink w:anchor="_Toc223172913" w:history="1">
             <w:r>
               <w:rPr>
                 <w:rStyle w:val="af"/>
@@ -2601,7 +2693,7 @@
                 <w:sz w:val="28"/>
                 <w:szCs w:val="28"/>
               </w:rPr>
-              <w:instrText xml:space="preserve"> PAGEREF _Toc221798290 \h </w:instrText>
+              <w:instrText xml:space="preserve"> PAGEREF _Toc223172913 \h </w:instrText>
             </w:r>
             <w:r>
               <w:rPr>
@@ -2630,7 +2722,7 @@
                 <w:sz w:val="28"/>
                 <w:szCs w:val="28"/>
               </w:rPr>
-              <w:t>13</w:t>
+              <w:t>14</w:t>
             </w:r>
             <w:r>
               <w:rPr>
@@ -2659,7 +2751,7 @@
               <w:lang w:eastAsia="ru-RU"/>
             </w:rPr>
           </w:pPr>
-          <w:hyperlink w:anchor="_Toc221798291" w:history="1">
+          <w:hyperlink w:anchor="_Toc223172914" w:history="1">
             <w:r>
               <w:rPr>
                 <w:rStyle w:val="af"/>
@@ -2722,7 +2814,7 @@
                 <w:sz w:val="28"/>
                 <w:szCs w:val="28"/>
               </w:rPr>
-              <w:instrText xml:space="preserve"> PAGEREF _Toc221798291 \h </w:instrText>
+              <w:instrText xml:space="preserve"> PAGEREF _Toc223172914 \h </w:instrText>
             </w:r>
             <w:r>
               <w:rPr>
@@ -2780,7 +2872,7 @@
               <w:lang w:eastAsia="ru-RU"/>
             </w:rPr>
           </w:pPr>
-          <w:hyperlink w:anchor="_Toc221798292" w:history="1">
+          <w:hyperlink w:anchor="_Toc223172915" w:history="1">
             <w:r>
               <w:rPr>
                 <w:rStyle w:val="af"/>
@@ -2843,7 +2935,7 @@
                 <w:sz w:val="28"/>
                 <w:szCs w:val="28"/>
               </w:rPr>
-              <w:instrText xml:space="preserve"> PAGEREF _Toc221798292 \h </w:instrText>
+              <w:instrText xml:space="preserve"> PAGEREF _Toc223172915 \h </w:instrText>
             </w:r>
             <w:r>
               <w:rPr>
@@ -2901,7 +2993,7 @@
               <w:lang w:eastAsia="ru-RU"/>
             </w:rPr>
           </w:pPr>
-          <w:hyperlink w:anchor="_Toc221798293" w:history="1">
+          <w:hyperlink w:anchor="_Toc223172916" w:history="1">
             <w:r>
               <w:rPr>
                 <w:rStyle w:val="af"/>
@@ -2964,7 +3056,7 @@
                 <w:sz w:val="28"/>
                 <w:szCs w:val="28"/>
               </w:rPr>
-              <w:instrText xml:space="preserve"> PAGEREF _Toc221798293 \h </w:instrText>
+              <w:instrText xml:space="preserve"> PAGEREF _Toc223172916 \h </w:instrText>
             </w:r>
             <w:r>
               <w:rPr>
@@ -2993,7 +3085,7 @@
                 <w:sz w:val="28"/>
                 <w:szCs w:val="28"/>
               </w:rPr>
-              <w:t>14</w:t>
+              <w:t>15</w:t>
             </w:r>
             <w:r>
               <w:rPr>
@@ -3022,7 +3114,7 @@
               <w:lang w:eastAsia="ru-RU"/>
             </w:rPr>
           </w:pPr>
-          <w:hyperlink w:anchor="_Toc221798294" w:history="1">
+          <w:hyperlink w:anchor="_Toc223172917" w:history="1">
             <w:r>
               <w:rPr>
                 <w:rStyle w:val="af"/>
@@ -3085,7 +3177,7 @@
                 <w:sz w:val="28"/>
                 <w:szCs w:val="28"/>
               </w:rPr>
-              <w:instrText xml:space="preserve"> PAGEREF _Toc221798294 \h </w:instrText>
+              <w:instrText xml:space="preserve"> PAGEREF _Toc223172917 \h </w:instrText>
             </w:r>
             <w:r>
               <w:rPr>
@@ -3114,7 +3206,7 @@
                 <w:sz w:val="28"/>
                 <w:szCs w:val="28"/>
               </w:rPr>
-              <w:t>15</w:t>
+              <w:t>16</w:t>
             </w:r>
             <w:r>
               <w:rPr>
@@ -3143,7 +3235,7 @@
               <w:lang w:eastAsia="ru-RU"/>
             </w:rPr>
           </w:pPr>
-          <w:hyperlink w:anchor="_Toc221798295" w:history="1">
+          <w:hyperlink w:anchor="_Toc223172918" w:history="1">
             <w:r>
               <w:rPr>
                 <w:rStyle w:val="af"/>
@@ -3206,7 +3298,7 @@
                 <w:sz w:val="28"/>
                 <w:szCs w:val="28"/>
               </w:rPr>
-              <w:instrText xml:space="preserve"> PAGEREF _Toc221798295 \h </w:instrText>
+              <w:instrText xml:space="preserve"> PAGEREF _Toc223172918 \h </w:instrText>
             </w:r>
             <w:r>
               <w:rPr>
@@ -3235,7 +3327,7 @@
                 <w:sz w:val="28"/>
                 <w:szCs w:val="28"/>
               </w:rPr>
-              <w:t>16</w:t>
+              <w:t>17</w:t>
             </w:r>
             <w:r>
               <w:rPr>
@@ -3264,7 +3356,7 @@
               <w:lang w:eastAsia="ru-RU"/>
             </w:rPr>
           </w:pPr>
-          <w:hyperlink w:anchor="_Toc221798296" w:history="1">
+          <w:hyperlink w:anchor="_Toc223172919" w:history="1">
             <w:r>
               <w:rPr>
                 <w:rStyle w:val="af"/>
@@ -3327,7 +3419,7 @@
                 <w:sz w:val="28"/>
                 <w:szCs w:val="28"/>
               </w:rPr>
-              <w:instrText xml:space="preserve"> PAGEREF _Toc221798296 \h </w:instrText>
+              <w:instrText xml:space="preserve"> PAGEREF _Toc223172919 \h </w:instrText>
             </w:r>
             <w:r>
               <w:rPr>
@@ -3356,7 +3448,7 @@
                 <w:sz w:val="28"/>
                 <w:szCs w:val="28"/>
               </w:rPr>
-              <w:t>16</w:t>
+              <w:t>17</w:t>
             </w:r>
             <w:r>
               <w:rPr>
@@ -3385,7 +3477,7 @@
               <w:lang w:eastAsia="ru-RU"/>
             </w:rPr>
           </w:pPr>
-          <w:hyperlink w:anchor="_Toc221798297" w:history="1">
+          <w:hyperlink w:anchor="_Toc223172920" w:history="1">
             <w:r>
               <w:rPr>
                 <w:rStyle w:val="af"/>
@@ -3448,7 +3540,7 @@
                 <w:sz w:val="28"/>
                 <w:szCs w:val="28"/>
               </w:rPr>
-              <w:instrText xml:space="preserve"> PAGEREF _Toc221798297 \h </w:instrText>
+              <w:instrText xml:space="preserve"> PAGEREF _Toc223172920 \h </w:instrText>
             </w:r>
             <w:r>
               <w:rPr>
@@ -3477,7 +3569,7 @@
                 <w:sz w:val="28"/>
                 <w:szCs w:val="28"/>
               </w:rPr>
-              <w:t>17</w:t>
+              <w:t>18</w:t>
             </w:r>
             <w:r>
               <w:rPr>
@@ -3506,7 +3598,7 @@
               <w:lang w:eastAsia="ru-RU"/>
             </w:rPr>
           </w:pPr>
-          <w:hyperlink w:anchor="_Toc221798298" w:history="1">
+          <w:hyperlink w:anchor="_Toc223172921" w:history="1">
             <w:r>
               <w:rPr>
                 <w:rStyle w:val="af"/>
@@ -3539,6 +3631,127 @@
                 <w:sz w:val="28"/>
                 <w:szCs w:val="28"/>
               </w:rPr>
+              <w:t>Система друзей</w:t>
+            </w:r>
+            <w:r>
+              <w:rPr>
+                <w:rFonts w:ascii="Times New Roman" w:hAnsi="Times New Roman" w:cs="Times New Roman"/>
+                <w:noProof/>
+                <w:webHidden/>
+                <w:sz w:val="28"/>
+                <w:szCs w:val="28"/>
+              </w:rPr>
+              <w:tab/>
+            </w:r>
+            <w:r>
+              <w:rPr>
+                <w:rFonts w:ascii="Times New Roman" w:hAnsi="Times New Roman" w:cs="Times New Roman"/>
+                <w:noProof/>
+                <w:webHidden/>
+                <w:sz w:val="28"/>
+                <w:szCs w:val="28"/>
+              </w:rPr>
+              <w:fldChar w:fldCharType="begin"/>
+            </w:r>
+            <w:r>
+              <w:rPr>
+                <w:rFonts w:ascii="Times New Roman" w:hAnsi="Times New Roman" w:cs="Times New Roman"/>
+                <w:noProof/>
+                <w:webHidden/>
+                <w:sz w:val="28"/>
+                <w:szCs w:val="28"/>
+              </w:rPr>
+              <w:instrText xml:space="preserve"> PAGEREF _Toc223172921 \h </w:instrText>
+            </w:r>
+            <w:r>
+              <w:rPr>
+                <w:rFonts w:ascii="Times New Roman" w:hAnsi="Times New Roman" w:cs="Times New Roman"/>
+                <w:noProof/>
+                <w:webHidden/>
+                <w:sz w:val="28"/>
+                <w:szCs w:val="28"/>
+              </w:rPr>
+            </w:r>
+            <w:r>
+              <w:rPr>
+                <w:rFonts w:ascii="Times New Roman" w:hAnsi="Times New Roman" w:cs="Times New Roman"/>
+                <w:noProof/>
+                <w:webHidden/>
+                <w:sz w:val="28"/>
+                <w:szCs w:val="28"/>
+              </w:rPr>
+              <w:fldChar w:fldCharType="separate"/>
+            </w:r>
+            <w:r>
+              <w:rPr>
+                <w:rFonts w:ascii="Times New Roman" w:hAnsi="Times New Roman" w:cs="Times New Roman"/>
+                <w:noProof/>
+                <w:webHidden/>
+                <w:sz w:val="28"/>
+                <w:szCs w:val="28"/>
+              </w:rPr>
+              <w:t>18</w:t>
+            </w:r>
+            <w:r>
+              <w:rPr>
+                <w:rFonts w:ascii="Times New Roman" w:hAnsi="Times New Roman" w:cs="Times New Roman"/>
+                <w:noProof/>
+                <w:webHidden/>
+                <w:sz w:val="28"/>
+                <w:szCs w:val="28"/>
+              </w:rPr>
+              <w:fldChar w:fldCharType="end"/>
+            </w:r>
+          </w:hyperlink>
+        </w:p>
+        <w:p>
+          <w:pPr>
+            <w:pStyle w:val="21"/>
+            <w:tabs>
+              <w:tab w:val="left" w:pos="880"/>
+              <w:tab w:val="right" w:leader="dot" w:pos="9628"/>
+            </w:tabs>
+            <w:rPr>
+              <w:rFonts w:ascii="Times New Roman" w:eastAsiaTheme="minorEastAsia" w:hAnsi="Times New Roman" w:cs="Times New Roman"/>
+              <w:noProof/>
+              <w:sz w:val="28"/>
+              <w:szCs w:val="28"/>
+              <w:lang w:eastAsia="ru-RU"/>
+            </w:rPr>
+          </w:pPr>
+          <w:hyperlink w:anchor="_Toc223172922" w:history="1">
+            <w:r>
+              <w:rPr>
+                <w:rStyle w:val="af"/>
+                <w:rFonts w:ascii="Times New Roman" w:hAnsi="Times New Roman" w:cs="Times New Roman"/>
+                <w:b/>
+                <w:bCs/>
+                <w:noProof/>
+                <w:sz w:val="28"/>
+                <w:szCs w:val="28"/>
+              </w:rPr>
+              <w:t>14</w:t>
+            </w:r>
+            <w:r>
+              <w:rPr>
+                <w:rFonts w:ascii="Times New Roman" w:eastAsiaTheme="minorEastAsia" w:hAnsi="Times New Roman" w:cs="Times New Roman"/>
+                <w:noProof/>
+                <w:sz w:val="28"/>
+                <w:szCs w:val="28"/>
+                <w:lang w:eastAsia="ru-RU"/>
+              </w:rPr>
+              <w:tab/>
+            </w:r>
+            <w:r>
+              <w:rPr>
+                <w:rStyle w:val="af"/>
+                <w:rFonts w:ascii="Times New Roman" w:hAnsi="Times New Roman" w:cs="Times New Roman"/>
+                <w:b/>
+                <w:bCs/>
+                <w:noProof/>
+                <w:sz w:val="28"/>
+                <w:szCs w:val="28"/>
+              </w:rPr>
               <w:t>Измерение производительности</w:t>
             </w:r>
             <w:r>
@@ -3569,7 +3782,7 @@
                 <w:sz w:val="28"/>
                 <w:szCs w:val="28"/>
               </w:rPr>
-              <w:instrText xml:space="preserve"> PAGEREF _Toc221798298 \h </w:instrText>
+              <w:instrText xml:space="preserve"> PAGEREF _Toc223172922 \h </w:instrText>
             </w:r>
             <w:r>
               <w:rPr>
@@ -3598,7 +3811,7 @@
                 <w:sz w:val="28"/>
                 <w:szCs w:val="28"/>
               </w:rPr>
-              <w:t>17</w:t>
+              <w:t>19</w:t>
             </w:r>
             <w:r>
               <w:rPr>
@@ -3626,7 +3839,7 @@
               <w:lang w:eastAsia="ru-RU"/>
             </w:rPr>
           </w:pPr>
-          <w:hyperlink w:anchor="_Toc221798299" w:history="1">
+          <w:hyperlink w:anchor="_Toc223172923" w:history="1">
             <w:r>
               <w:rPr>
                 <w:rStyle w:val="af"/>
@@ -3667,7 +3880,7 @@
                 <w:sz w:val="28"/>
                 <w:szCs w:val="28"/>
               </w:rPr>
-              <w:instrText xml:space="preserve"> PAGEREF _Toc221798299 \h </w:instrText>
+              <w:instrText xml:space="preserve"> PAGEREF _Toc223172923 \h </w:instrText>
             </w:r>
             <w:r>
               <w:rPr>
@@ -3696,7 +3909,7 @@
                 <w:sz w:val="28"/>
                 <w:szCs w:val="28"/>
               </w:rPr>
-              <w:t>19</w:t>
+              <w:t>20</w:t>
             </w:r>
             <w:r>
               <w:rPr>
@@ -3724,7 +3937,7 @@
               <w:lang w:eastAsia="ru-RU"/>
             </w:rPr>
           </w:pPr>
-          <w:hyperlink w:anchor="_Toc221798300" w:history="1">
+          <w:hyperlink w:anchor="_Toc223172924" w:history="1">
             <w:r>
               <w:rPr>
                 <w:rStyle w:val="af"/>
@@ -3766,7 +3979,7 @@
                 <w:sz w:val="28"/>
                 <w:szCs w:val="28"/>
               </w:rPr>
-              <w:instrText xml:space="preserve"> PAGEREF _Toc221798300 \h </w:instrText>
+              <w:instrText xml:space="preserve"> PAGEREF _Toc223172924 \h </w:instrText>
             </w:r>
             <w:r>
               <w:rPr>
@@ -3795,7 +4008,7 @@
                 <w:sz w:val="28"/>
                 <w:szCs w:val="28"/>
               </w:rPr>
-              <w:t>20</w:t>
+              <w:t>21</w:t>
             </w:r>
             <w:r>
               <w:rPr>
@@ -3823,7 +4036,7 @@
               <w:lang w:eastAsia="ru-RU"/>
             </w:rPr>
           </w:pPr>
-          <w:hyperlink w:anchor="_Toc221798301" w:history="1">
+          <w:hyperlink w:anchor="_Toc223172925" w:history="1">
             <w:r>
               <w:rPr>
                 <w:rStyle w:val="af"/>
@@ -3865,7 +4078,7 @@
                 <w:sz w:val="28"/>
                 <w:szCs w:val="28"/>
               </w:rPr>
-              <w:instrText xml:space="preserve"> PAGEREF _Toc221798301 \h </w:instrText>
+              <w:instrText xml:space="preserve"> PAGEREF _Toc223172925 \h </w:instrText>
             </w:r>
             <w:r>
               <w:rPr>
@@ -3894,7 +4107,7 @@
                 <w:sz w:val="28"/>
                 <w:szCs w:val="28"/>
               </w:rPr>
-              <w:t>23</w:t>
+              <w:t>24</w:t>
             </w:r>
             <w:r>
               <w:rPr>
@@ -3922,7 +4135,7 @@
               <w:lang w:eastAsia="ru-RU"/>
             </w:rPr>
           </w:pPr>
-          <w:hyperlink w:anchor="_Toc221798302" w:history="1">
+          <w:hyperlink w:anchor="_Toc223172926" w:history="1">
             <w:r>
               <w:rPr>
                 <w:rStyle w:val="af"/>
@@ -3963,127 +4176,7 @@
                 <w:sz w:val="28"/>
                 <w:szCs w:val="28"/>
               </w:rPr>
-              <w:instrText xml:space="preserve"> PAGEREF _Toc221798302 \h </w:instrText>
-            </w:r>
-            <w:r>
-              <w:rPr>
-                <w:rFonts w:ascii="Times New Roman" w:hAnsi="Times New Roman" w:cs="Times New Roman"/>
-                <w:noProof/>
-                <w:webHidden/>
-                <w:sz w:val="28"/>
-                <w:szCs w:val="28"/>
-              </w:rPr>
-            </w:r>
-            <w:r>
-              <w:rPr>
-                <w:rFonts w:ascii="Times New Roman" w:hAnsi="Times New Roman" w:cs="Times New Roman"/>
-                <w:noProof/>
-                <w:webHidden/>
-                <w:sz w:val="28"/>
-                <w:szCs w:val="28"/>
-              </w:rPr>
-              <w:fldChar w:fldCharType="separate"/>
-            </w:r>
-            <w:r>
-              <w:rPr>
-                <w:rFonts w:ascii="Times New Roman" w:hAnsi="Times New Roman" w:cs="Times New Roman"/>
-                <w:noProof/>
-                <w:webHidden/>
-                <w:sz w:val="28"/>
-                <w:szCs w:val="28"/>
-              </w:rPr>
-              <w:t>25</w:t>
-            </w:r>
-            <w:r>
-              <w:rPr>
-                <w:rFonts w:ascii="Times New Roman" w:hAnsi="Times New Roman" w:cs="Times New Roman"/>
-                <w:noProof/>
-                <w:webHidden/>
-                <w:sz w:val="28"/>
-                <w:szCs w:val="28"/>
-              </w:rPr>
-              <w:fldChar w:fldCharType="end"/>
-            </w:r>
-          </w:hyperlink>
-        </w:p>
-        <w:p>
-          <w:pPr>
-            <w:pStyle w:val="21"/>
-            <w:tabs>
-              <w:tab w:val="right" w:leader="dot" w:pos="9628"/>
-            </w:tabs>
-            <w:rPr>
-              <w:rFonts w:ascii="Times New Roman" w:eastAsiaTheme="minorEastAsia" w:hAnsi="Times New Roman" w:cs="Times New Roman"/>
-              <w:noProof/>
-              <w:sz w:val="28"/>
-              <w:szCs w:val="28"/>
-              <w:lang w:eastAsia="ru-RU"/>
-            </w:rPr>
-          </w:pPr>
-          <w:hyperlink w:anchor="_Toc221798303" w:history="1">
-            <w:r>
-              <w:rPr>
-                <w:rStyle w:val="af"/>
-                <w:rFonts w:ascii="Times New Roman" w:hAnsi="Times New Roman" w:cs="Times New Roman"/>
-                <w:b/>
-                <w:bCs/>
-                <w:noProof/>
-                <w:sz w:val="28"/>
-                <w:szCs w:val="28"/>
-              </w:rPr>
-              <w:t>Приложение Б.</w:t>
-            </w:r>
-            <w:r>
-              <w:rPr>
-                <w:rStyle w:val="af"/>
-                <w:rFonts w:ascii="Times New Roman" w:hAnsi="Times New Roman" w:cs="Times New Roman"/>
-                <w:noProof/>
-                <w:sz w:val="28"/>
-                <w:szCs w:val="28"/>
-              </w:rPr>
-              <w:t xml:space="preserve"> </w:t>
-            </w:r>
-            <w:r>
-              <w:rPr>
-                <w:rStyle w:val="af"/>
-                <w:rFonts w:ascii="Times New Roman" w:hAnsi="Times New Roman" w:cs="Times New Roman"/>
-                <w:b/>
-                <w:bCs/>
-                <w:noProof/>
-                <w:sz w:val="28"/>
-                <w:szCs w:val="28"/>
-              </w:rPr>
-              <w:t>Вид пользовательского интерфейса</w:t>
-            </w:r>
-            <w:r>
-              <w:rPr>
-                <w:rFonts w:ascii="Times New Roman" w:hAnsi="Times New Roman" w:cs="Times New Roman"/>
-                <w:noProof/>
-                <w:webHidden/>
-                <w:sz w:val="28"/>
-                <w:szCs w:val="28"/>
-              </w:rPr>
-              <w:tab/>
-            </w:r>
-            <w:r>
-              <w:rPr>
-                <w:rFonts w:ascii="Times New Roman" w:hAnsi="Times New Roman" w:cs="Times New Roman"/>
-                <w:noProof/>
-                <w:webHidden/>
-                <w:sz w:val="28"/>
-                <w:szCs w:val="28"/>
-              </w:rPr>
-              <w:fldChar w:fldCharType="begin"/>
-            </w:r>
-            <w:r>
-              <w:rPr>
-                <w:rFonts w:ascii="Times New Roman" w:hAnsi="Times New Roman" w:cs="Times New Roman"/>
-                <w:noProof/>
-                <w:webHidden/>
-                <w:sz w:val="28"/>
-                <w:szCs w:val="28"/>
-              </w:rPr>
-              <w:instrText xml:space="preserve"> PAGEREF _Toc221798303 \h </w:instrText>
+              <w:instrText xml:space="preserve"> PAGEREF _Toc223172926 \h </w:instrText>
             </w:r>
             <w:r>
               <w:rPr>
@@ -4150,19 +4243,6 @@
     </w:sdt>
     <w:p>
       <w:pPr>
-        <w:pStyle w:val="a4"/>
-        <w:spacing w:after="0" w:line="360" w:lineRule="auto"/>
-        <w:ind w:left="1429"/>
-        <w:outlineLvl w:val="0"/>
-        <w:rPr>
-          <w:rFonts w:ascii="Times New Roman" w:hAnsi="Times New Roman" w:cs="Times New Roman"/>
-          <w:sz w:val="28"/>
-          <w:szCs w:val="28"/>
-        </w:rPr>
-      </w:pPr>
-    </w:p>
-    <w:p>
-      <w:pPr>
         <w:spacing w:after="0"/>
         <w:rPr>
           <w:rFonts w:ascii="Times New Roman" w:hAnsi="Times New Roman" w:cs="Times New Roman"/>
@@ -4192,8 +4272,8 @@
           <w:szCs w:val="28"/>
         </w:rPr>
       </w:pPr>
-      <w:bookmarkStart w:id="1" w:name="_Toc221798278"/>
-      <w:bookmarkStart w:id="2" w:name="_Hlk221556433"/>
+      <w:bookmarkStart w:id="1" w:name="_Hlk221556433"/>
+      <w:bookmarkStart w:id="2" w:name="_Toc223172901"/>
       <w:r>
         <w:rPr>
           <w:rFonts w:ascii="Times New Roman" w:hAnsi="Times New Roman" w:cs="Times New Roman"/>
@@ -4206,7 +4286,7 @@
         <w:lastRenderedPageBreak/>
         <w:t>Введение</w:t>
       </w:r>
-      <w:bookmarkEnd w:id="1"/>
+      <w:bookmarkEnd w:id="2"/>
     </w:p>
     <w:p>
       <w:pPr>
@@ -4270,7 +4350,7 @@
         <w:t xml:space="preserve"> аутентификации и клиентского шифрования с использованием алгоритмов AES-GCM. Архитектура приложения включает разработку эффективного механизма хранения зашифрованных данных в MongoDB для работы с сообщениями. Параллельно ставится задача создания адаптивного пользовательского интерфейса с поддержкой отправки текстовых сообщений и системы ответов. Важным аспектом является обеспечение стабильного клиент-серверного взаимодействия через фреймворк Eel для совместимости всех компонентов. Завершающим этапом работы станет всестороннее тестирование и оценка устойчивости системы к потенциальным угрозам.</w:t>
       </w:r>
     </w:p>
-    <w:bookmarkEnd w:id="2"/>
+    <w:bookmarkEnd w:id="1"/>
     <w:p>
       <w:pPr>
         <w:spacing w:after="0" w:line="360" w:lineRule="auto"/>
@@ -4302,7 +4382,7 @@
           <w:szCs w:val="28"/>
         </w:rPr>
       </w:pPr>
-      <w:bookmarkStart w:id="3" w:name="_Toc221798279"/>
+      <w:bookmarkStart w:id="3" w:name="_Toc223172902"/>
       <w:r>
         <w:rPr>
           <w:rFonts w:ascii="Times New Roman" w:hAnsi="Times New Roman" w:cs="Times New Roman"/>
@@ -4323,19 +4403,25 @@
         <w:jc w:val="both"/>
         <w:rPr>
           <w:rFonts w:ascii="Times New Roman" w:hAnsi="Times New Roman" w:cs="Times New Roman"/>
-          <w:b/>
-          <w:bCs/>
-          <w:sz w:val="28"/>
-          <w:szCs w:val="28"/>
-        </w:rPr>
-      </w:pPr>
-      <w:r>
-        <w:rPr>
-          <w:rFonts w:ascii="Times New Roman" w:hAnsi="Times New Roman" w:cs="Times New Roman"/>
-          <w:sz w:val="28"/>
-          <w:szCs w:val="28"/>
-        </w:rPr>
-        <w:t>Работа выполнялась в рамках подготовки проекта для конференции школьников «</w:t>
+          <w:sz w:val="28"/>
+          <w:szCs w:val="28"/>
+        </w:rPr>
+      </w:pPr>
+      <w:r>
+        <w:rPr>
+          <w:rFonts w:ascii="Times New Roman" w:hAnsi="Times New Roman" w:cs="Times New Roman"/>
+          <w:sz w:val="28"/>
+          <w:szCs w:val="28"/>
+        </w:rPr>
+        <w:t xml:space="preserve">Работа выполнялась в рамках подготовки проекта для конференции школьников </w:t>
+      </w:r>
+      <w:r>
+        <w:rPr>
+          <w:rFonts w:ascii="Times New Roman" w:hAnsi="Times New Roman" w:cs="Times New Roman"/>
+          <w:sz w:val="28"/>
+          <w:szCs w:val="28"/>
+        </w:rPr>
+        <w:t>‘</w:t>
       </w:r>
       <w:r>
         <w:rPr>
@@ -4351,7 +4437,15 @@
           <w:sz w:val="28"/>
           <w:szCs w:val="28"/>
         </w:rPr>
-        <w:t>» в 2025–2026 учебном году. Основная часть разработки велась в домашних условиях с использованием компьютера.</w:t>
+        <w:t>’</w:t>
+      </w:r>
+      <w:r>
+        <w:rPr>
+          <w:rFonts w:ascii="Times New Roman" w:hAnsi="Times New Roman" w:cs="Times New Roman"/>
+          <w:sz w:val="28"/>
+          <w:szCs w:val="28"/>
+        </w:rPr>
+        <w:t xml:space="preserve"> в 2025–2026 учебном году. Основная часть разработки велась в домашних условиях с использованием компьютера.</w:t>
       </w:r>
       <w:r>
         <w:rPr>
@@ -4398,7 +4492,7 @@
           <w:szCs w:val="28"/>
         </w:rPr>
       </w:pPr>
-      <w:bookmarkStart w:id="4" w:name="_Toc221798280"/>
+      <w:bookmarkStart w:id="4" w:name="_Toc223172903"/>
       <w:r>
         <w:rPr>
           <w:rFonts w:ascii="Times New Roman" w:hAnsi="Times New Roman" w:cs="Times New Roman"/>
@@ -4495,6 +4589,14 @@
           <w:sz w:val="28"/>
           <w:szCs w:val="28"/>
         </w:rPr>
+        <w:t xml:space="preserve">таблице </w:t>
+      </w:r>
+      <w:r>
+        <w:rPr>
+          <w:rFonts w:ascii="Times New Roman" w:hAnsi="Times New Roman" w:cs="Times New Roman"/>
+          <w:sz w:val="28"/>
+          <w:szCs w:val="28"/>
+        </w:rPr>
         <w:fldChar w:fldCharType="begin"/>
       </w:r>
       <w:r>
@@ -4503,7 +4605,7 @@
           <w:sz w:val="28"/>
           <w:szCs w:val="28"/>
         </w:rPr>
-        <w:instrText xml:space="preserve"> REF _Ref220232243 \h  \* MERGEFORMAT </w:instrText>
+        <w:instrText xml:space="preserve"> REF _Ref222329944 \h  \* MERGEFORMAT </w:instrText>
       </w:r>
       <w:r>
         <w:rPr>
@@ -4526,31 +4628,7 @@
           <w:sz w:val="28"/>
           <w:szCs w:val="28"/>
         </w:rPr>
-        <w:t>т</w:t>
-      </w:r>
-      <w:r>
-        <w:rPr>
-          <w:rFonts w:ascii="Times New Roman" w:hAnsi="Times New Roman" w:cs="Times New Roman"/>
-          <w:sz w:val="28"/>
-          <w:szCs w:val="28"/>
-        </w:rPr>
-        <w:t>аблиц</w:t>
-      </w:r>
-      <w:r>
-        <w:rPr>
-          <w:rFonts w:ascii="Times New Roman" w:hAnsi="Times New Roman" w:cs="Times New Roman"/>
-          <w:sz w:val="28"/>
-          <w:szCs w:val="28"/>
-        </w:rPr>
-        <w:t>е</w:t>
-      </w:r>
-      <w:r>
-        <w:rPr>
-          <w:rFonts w:ascii="Times New Roman" w:hAnsi="Times New Roman" w:cs="Times New Roman"/>
-          <w:sz w:val="28"/>
-          <w:szCs w:val="28"/>
-        </w:rPr>
-        <w:t xml:space="preserve"> 1</w:t>
+        <w:t>1</w:t>
       </w:r>
       <w:r>
         <w:rPr>
@@ -4566,7 +4644,23 @@
           <w:sz w:val="28"/>
           <w:szCs w:val="28"/>
         </w:rPr>
-        <w:t>. Они позволяют наглядно оценить конкурентоспособность разрабатываемого приложения.</w:t>
+        <w:t>.</w:t>
+      </w:r>
+      <w:r>
+        <w:rPr>
+          <w:rFonts w:ascii="Times New Roman" w:hAnsi="Times New Roman" w:cs="Times New Roman"/>
+          <w:sz w:val="28"/>
+          <w:szCs w:val="28"/>
+        </w:rPr>
+        <w:t xml:space="preserve"> </w:t>
+      </w:r>
+      <w:r>
+        <w:rPr>
+          <w:rFonts w:ascii="Times New Roman" w:hAnsi="Times New Roman" w:cs="Times New Roman"/>
+          <w:sz w:val="28"/>
+          <w:szCs w:val="28"/>
+        </w:rPr>
+        <w:t>Они позволяют наглядно оценить конкурентоспособность разрабатываемого приложения.</w:t>
       </w:r>
     </w:p>
     <w:p>
@@ -4604,33 +4698,25 @@
           <w:sz w:val="28"/>
           <w:szCs w:val="28"/>
         </w:rPr>
-        <w:t>Таблица 1</w:t>
-      </w:r>
-      <w:r>
-        <w:rPr>
-          <w:rFonts w:ascii="Times New Roman" w:hAnsi="Times New Roman" w:cs="Times New Roman"/>
-          <w:sz w:val="28"/>
-          <w:szCs w:val="28"/>
-          <w:lang w:val="en-US"/>
-        </w:rPr>
-        <w:t xml:space="preserve"> </w:t>
-      </w:r>
-      <w:r>
-        <w:rPr>
-          <w:rFonts w:ascii="Times New Roman" w:hAnsi="Times New Roman" w:cs="Times New Roman"/>
-          <w:spacing w:val="2"/>
-          <w:sz w:val="28"/>
-          <w:szCs w:val="28"/>
-        </w:rPr>
-        <w:t xml:space="preserve">— </w:t>
-      </w:r>
-      <w:r>
-        <w:rPr>
-          <w:rFonts w:ascii="Times New Roman" w:hAnsi="Times New Roman" w:cs="Times New Roman"/>
-          <w:sz w:val="28"/>
-          <w:szCs w:val="28"/>
-        </w:rPr>
-        <w:t>Анализ конкурентов</w:t>
+        <w:t xml:space="preserve">Таблица </w:t>
+      </w:r>
+      <w:bookmarkStart w:id="15" w:name="_Ref222329944"/>
+      <w:r>
+        <w:rPr>
+          <w:rFonts w:ascii="Times New Roman" w:hAnsi="Times New Roman" w:cs="Times New Roman"/>
+          <w:sz w:val="28"/>
+          <w:szCs w:val="28"/>
+        </w:rPr>
+        <w:t>1</w:t>
+      </w:r>
+      <w:bookmarkEnd w:id="15"/>
+      <w:r>
+        <w:rPr>
+          <w:rFonts w:ascii="Times New Roman" w:hAnsi="Times New Roman" w:cs="Times New Roman"/>
+          <w:sz w:val="28"/>
+          <w:szCs w:val="28"/>
+        </w:rPr>
+        <w:t xml:space="preserve"> — Анализ конкурентов</w:t>
       </w:r>
       <w:bookmarkEnd w:id="5"/>
       <w:bookmarkEnd w:id="6"/>
@@ -4965,7 +5051,25 @@
                 <w:sz w:val="28"/>
                 <w:szCs w:val="28"/>
               </w:rPr>
-              <w:t>End-to-End</w:t>
+              <w:t>End-</w:t>
+            </w:r>
+            <w:proofErr w:type="spellStart"/>
+            <w:r>
+              <w:rPr>
+                <w:rFonts w:ascii="Times New Roman" w:hAnsi="Times New Roman" w:cs="Times New Roman"/>
+                <w:sz w:val="28"/>
+                <w:szCs w:val="28"/>
+              </w:rPr>
+              <w:t>to</w:t>
+            </w:r>
+            <w:proofErr w:type="spellEnd"/>
+            <w:r>
+              <w:rPr>
+                <w:rFonts w:ascii="Times New Roman" w:hAnsi="Times New Roman" w:cs="Times New Roman"/>
+                <w:sz w:val="28"/>
+                <w:szCs w:val="28"/>
+              </w:rPr>
+              <w:t>-End</w:t>
             </w:r>
             <w:r>
               <w:rPr>
@@ -5045,6 +5149,7 @@
                 <w:szCs w:val="28"/>
               </w:rPr>
             </w:pPr>
+            <w:proofErr w:type="spellStart"/>
             <w:r>
               <w:rPr>
                 <w:rFonts w:ascii="Times New Roman" w:hAnsi="Times New Roman" w:cs="Times New Roman"/>
@@ -5054,6 +5159,7 @@
               </w:rPr>
               <w:t>MTProto</w:t>
             </w:r>
+            <w:proofErr w:type="spellEnd"/>
             <w:r>
               <w:rPr>
                 <w:rStyle w:val="ac"/>
@@ -5317,8 +5423,26 @@
                 <w:sz w:val="28"/>
                 <w:szCs w:val="28"/>
               </w:rPr>
-              <w:t>На сервере</w:t>
-            </w:r>
+              <w:t xml:space="preserve">На </w:t>
+            </w:r>
+            <w:r>
+              <w:rPr>
+                <w:rFonts w:ascii="Times New Roman" w:hAnsi="Times New Roman" w:cs="Times New Roman"/>
+                <w:sz w:val="28"/>
+                <w:szCs w:val="28"/>
+              </w:rPr>
+              <w:t xml:space="preserve">устройстве </w:t>
+            </w:r>
+            <w:proofErr w:type="spellStart"/>
+            <w:r>
+              <w:rPr>
+                <w:rFonts w:ascii="Times New Roman" w:hAnsi="Times New Roman" w:cs="Times New Roman"/>
+                <w:sz w:val="28"/>
+                <w:szCs w:val="28"/>
+              </w:rPr>
+              <w:t>ползователя</w:t>
+            </w:r>
+            <w:proofErr w:type="spellEnd"/>
           </w:p>
         </w:tc>
       </w:tr>
@@ -5456,7 +5580,7 @@
           <w:szCs w:val="28"/>
         </w:rPr>
       </w:pPr>
-      <w:bookmarkStart w:id="15" w:name="_Toc221798281"/>
+      <w:bookmarkStart w:id="16" w:name="_Toc223172904"/>
       <w:r>
         <w:rPr>
           <w:rFonts w:ascii="Times New Roman" w:hAnsi="Times New Roman" w:cs="Times New Roman"/>
@@ -5477,7 +5601,7 @@
         </w:rPr>
         <w:t>системы аутентификации</w:t>
       </w:r>
-      <w:bookmarkEnd w:id="15"/>
+      <w:bookmarkEnd w:id="16"/>
     </w:p>
     <w:p>
       <w:pPr>
@@ -5596,6 +5720,16 @@
           <w:sz w:val="28"/>
           <w:szCs w:val="28"/>
         </w:rPr>
+        <w:t xml:space="preserve">рисунке </w:t>
+      </w:r>
+      <w:r>
+        <w:rPr>
+          <w:rFonts w:ascii="Times New Roman" w:hAnsi="Times New Roman" w:cs="Times New Roman"/>
+          <w:b/>
+          <w:bCs/>
+          <w:sz w:val="28"/>
+          <w:szCs w:val="28"/>
+        </w:rPr>
         <w:fldChar w:fldCharType="begin"/>
       </w:r>
       <w:r>
@@ -5604,18 +5738,32 @@
           <w:sz w:val="28"/>
           <w:szCs w:val="28"/>
         </w:rPr>
-        <w:instrText xml:space="preserve"> REF _Ref220232421 \h  \* MERGEFORMAT </w:instrText>
-      </w:r>
-      <w:r>
-        <w:rPr>
-          <w:rFonts w:ascii="Times New Roman" w:hAnsi="Times New Roman" w:cs="Times New Roman"/>
-          <w:sz w:val="28"/>
-          <w:szCs w:val="28"/>
-        </w:rPr>
-      </w:r>
-      <w:r>
-        <w:rPr>
-          <w:rFonts w:ascii="Times New Roman" w:hAnsi="Times New Roman" w:cs="Times New Roman"/>
+        <w:instrText xml:space="preserve"> REF _Ref222331372 \h </w:instrText>
+      </w:r>
+      <w:r>
+        <w:rPr>
+          <w:rFonts w:ascii="Times New Roman" w:hAnsi="Times New Roman" w:cs="Times New Roman"/>
+          <w:b/>
+          <w:bCs/>
+          <w:sz w:val="28"/>
+          <w:szCs w:val="28"/>
+        </w:rPr>
+        <w:instrText xml:space="preserve"> \* MERGEFORMAT </w:instrText>
+      </w:r>
+      <w:r>
+        <w:rPr>
+          <w:rFonts w:ascii="Times New Roman" w:hAnsi="Times New Roman" w:cs="Times New Roman"/>
+          <w:b/>
+          <w:bCs/>
+          <w:sz w:val="28"/>
+          <w:szCs w:val="28"/>
+        </w:rPr>
+      </w:r>
+      <w:r>
+        <w:rPr>
+          <w:rFonts w:ascii="Times New Roman" w:hAnsi="Times New Roman" w:cs="Times New Roman"/>
+          <w:b/>
+          <w:bCs/>
           <w:sz w:val="28"/>
           <w:szCs w:val="28"/>
         </w:rPr>
@@ -5627,35 +5775,13 @@
           <w:sz w:val="28"/>
           <w:szCs w:val="28"/>
         </w:rPr>
-        <w:t>р</w:t>
-      </w:r>
-      <w:r>
-        <w:rPr>
-          <w:rFonts w:ascii="Times New Roman" w:hAnsi="Times New Roman" w:cs="Times New Roman"/>
-          <w:sz w:val="28"/>
-          <w:szCs w:val="28"/>
-        </w:rPr>
-        <w:t>исунк</w:t>
-      </w:r>
-      <w:r>
-        <w:rPr>
-          <w:rFonts w:ascii="Times New Roman" w:hAnsi="Times New Roman" w:cs="Times New Roman"/>
-          <w:sz w:val="28"/>
-          <w:szCs w:val="28"/>
-        </w:rPr>
-        <w:t>е</w:t>
-      </w:r>
-      <w:r>
-        <w:rPr>
-          <w:rFonts w:ascii="Times New Roman" w:hAnsi="Times New Roman" w:cs="Times New Roman"/>
-          <w:sz w:val="28"/>
-          <w:szCs w:val="28"/>
-        </w:rPr>
-        <w:t xml:space="preserve"> 1</w:t>
-      </w:r>
-      <w:r>
-        <w:rPr>
-          <w:rFonts w:ascii="Times New Roman" w:hAnsi="Times New Roman" w:cs="Times New Roman"/>
+        <w:t>1</w:t>
+      </w:r>
+      <w:r>
+        <w:rPr>
+          <w:rFonts w:ascii="Times New Roman" w:hAnsi="Times New Roman" w:cs="Times New Roman"/>
+          <w:b/>
+          <w:bCs/>
           <w:sz w:val="28"/>
           <w:szCs w:val="28"/>
         </w:rPr>
@@ -5664,6 +5790,8 @@
       <w:r>
         <w:rPr>
           <w:rFonts w:ascii="Times New Roman" w:hAnsi="Times New Roman" w:cs="Times New Roman"/>
+          <w:b/>
+          <w:bCs/>
           <w:sz w:val="28"/>
           <w:szCs w:val="28"/>
         </w:rPr>
@@ -5675,7 +5803,7 @@
           <w:sz w:val="28"/>
           <w:szCs w:val="28"/>
         </w:rPr>
-        <w:t xml:space="preserve"> представлен алгоритм регистрации нового пользователя. Вся работа с хешами была сделана благодаря библиотеки </w:t>
+        <w:t xml:space="preserve">представлен алгоритм регистрации нового пользователя. Вся работа с хешами была сделана благодаря библиотеки </w:t>
       </w:r>
       <w:r>
         <w:rPr>
@@ -5760,25 +5888,50 @@
           <w:szCs w:val="28"/>
         </w:rPr>
         <w:t xml:space="preserve">, обеспечивающий интеграцию Python с JavaScript. </w:t>
+      </w:r>
+      <w:r>
+        <w:rPr>
+          <w:rFonts w:ascii="Times New Roman" w:hAnsi="Times New Roman" w:cs="Times New Roman"/>
+          <w:sz w:val="28"/>
+          <w:szCs w:val="28"/>
+        </w:rPr>
+        <w:t>В ходе этапа была разработана полная система аутентификации</w:t>
+      </w:r>
+      <w:r>
+        <w:rPr>
+          <w:rFonts w:ascii="Times New Roman" w:hAnsi="Times New Roman" w:cs="Times New Roman"/>
+          <w:sz w:val="28"/>
+          <w:szCs w:val="28"/>
+        </w:rPr>
+        <w:t>,</w:t>
+      </w:r>
+      <w:r>
+        <w:rPr>
+          <w:rFonts w:ascii="Times New Roman" w:hAnsi="Times New Roman" w:cs="Times New Roman"/>
+          <w:sz w:val="28"/>
+          <w:szCs w:val="28"/>
+        </w:rPr>
+        <w:t xml:space="preserve"> позволяющая не оставлять открытых данных пользователя в базе данных</w:t>
+      </w:r>
+      <w:r>
+        <w:rPr>
+          <w:rFonts w:ascii="Times New Roman" w:hAnsi="Times New Roman" w:cs="Times New Roman"/>
+          <w:sz w:val="28"/>
+          <w:szCs w:val="28"/>
+        </w:rPr>
+        <w:t>.</w:t>
       </w:r>
     </w:p>
     <w:p>
       <w:pPr>
-        <w:spacing w:after="0" w:line="360" w:lineRule="auto"/>
-        <w:ind w:firstLine="709"/>
-        <w:jc w:val="center"/>
-        <w:rPr>
-          <w:rFonts w:ascii="Times New Roman" w:hAnsi="Times New Roman" w:cs="Times New Roman"/>
-          <w:sz w:val="28"/>
-          <w:szCs w:val="28"/>
-        </w:rPr>
-      </w:pPr>
-      <w:r>
-        <w:rPr>
-          <w:rFonts w:ascii="Times New Roman" w:hAnsi="Times New Roman" w:cs="Times New Roman"/>
+        <w:rPr>
+          <w:rStyle w:val="30"/>
+          <w:rFonts w:eastAsiaTheme="majorEastAsia"/>
+        </w:rPr>
+      </w:pPr>
+      <w:r>
+        <w:rPr>
           <w:noProof/>
-          <w:sz w:val="28"/>
-          <w:szCs w:val="28"/>
           <w:lang w:val="en-US"/>
         </w:rPr>
         <w:lastRenderedPageBreak/>
@@ -5800,7 +5953,7 @@
                     </pic:cNvPicPr>
                   </pic:nvPicPr>
                   <pic:blipFill>
-                    <a:blip r:embed="rId8" cstate="print">
+                    <a:blip r:embed="rId10" cstate="print">
                       <a:extLst>
                         <a:ext uri="{28A0092B-C50C-407E-A947-70E740481C1C}">
                           <a14:useLocalDpi xmlns:a14="http://schemas.microsoft.com/office/drawing/2010/main" val="0"/>
@@ -5831,42 +5984,46 @@
           </wp:inline>
         </w:drawing>
       </w:r>
-      <w:bookmarkStart w:id="16" w:name="_Ref220232421"/>
-      <w:r>
-        <w:rPr>
-          <w:rFonts w:ascii="Times New Roman" w:hAnsi="Times New Roman" w:cs="Times New Roman"/>
-          <w:sz w:val="28"/>
-          <w:szCs w:val="28"/>
-        </w:rPr>
-        <w:t xml:space="preserve">Рисунок 1 </w:t>
-      </w:r>
-      <w:r>
-        <w:rPr>
-          <w:rFonts w:ascii="Times New Roman" w:hAnsi="Times New Roman" w:cs="Times New Roman"/>
-          <w:spacing w:val="2"/>
-          <w:sz w:val="28"/>
-          <w:szCs w:val="28"/>
-        </w:rPr>
-        <w:t>—</w:t>
-      </w:r>
-      <w:r>
-        <w:rPr>
-          <w:rFonts w:ascii="Times New Roman" w:hAnsi="Times New Roman" w:cs="Times New Roman"/>
-          <w:spacing w:val="2"/>
-          <w:sz w:val="28"/>
-          <w:szCs w:val="28"/>
-        </w:rPr>
-        <w:t xml:space="preserve"> </w:t>
-      </w:r>
-      <w:r>
-        <w:rPr>
-          <w:rFonts w:ascii="Times New Roman" w:hAnsi="Times New Roman" w:cs="Times New Roman"/>
-          <w:sz w:val="28"/>
-          <w:szCs w:val="28"/>
-        </w:rPr>
-        <w:t>Схема работы регистрации нового пользователя</w:t>
-      </w:r>
-      <w:bookmarkEnd w:id="16"/>
+    </w:p>
+    <w:p>
+      <w:pPr>
+        <w:jc w:val="center"/>
+        <w:rPr>
+          <w:rFonts w:ascii="Times New Roman" w:hAnsi="Times New Roman" w:cs="Times New Roman"/>
+          <w:sz w:val="28"/>
+          <w:szCs w:val="28"/>
+        </w:rPr>
+      </w:pPr>
+      <w:bookmarkStart w:id="17" w:name="_Ref222330128"/>
+      <w:bookmarkStart w:id="18" w:name="_Ref220232421"/>
+      <w:r>
+        <w:rPr>
+          <w:rFonts w:ascii="Times New Roman" w:hAnsi="Times New Roman" w:cs="Times New Roman"/>
+          <w:sz w:val="28"/>
+          <w:szCs w:val="28"/>
+        </w:rPr>
+        <w:t xml:space="preserve">Рисунок </w:t>
+      </w:r>
+      <w:bookmarkStart w:id="19" w:name="_Ref222331372"/>
+      <w:r>
+        <w:rPr>
+          <w:rFonts w:ascii="Times New Roman" w:hAnsi="Times New Roman" w:cs="Times New Roman"/>
+          <w:sz w:val="28"/>
+          <w:szCs w:val="28"/>
+        </w:rPr>
+        <w:t>1</w:t>
+      </w:r>
+      <w:bookmarkEnd w:id="19"/>
+      <w:r>
+        <w:rPr>
+          <w:rFonts w:ascii="Times New Roman" w:hAnsi="Times New Roman" w:cs="Times New Roman"/>
+          <w:sz w:val="28"/>
+          <w:szCs w:val="28"/>
+        </w:rPr>
+        <w:t xml:space="preserve"> — Схема работы регистрации нового пользователя</w:t>
+      </w:r>
+      <w:bookmarkEnd w:id="17"/>
+      <w:bookmarkEnd w:id="18"/>
     </w:p>
     <w:p>
       <w:pPr>
@@ -5898,7 +6055,7 @@
           <w:szCs w:val="28"/>
         </w:rPr>
       </w:pPr>
-      <w:bookmarkStart w:id="17" w:name="_Toc221798282"/>
+      <w:bookmarkStart w:id="20" w:name="_Toc223172905"/>
       <w:r>
         <w:rPr>
           <w:rFonts w:ascii="Times New Roman" w:hAnsi="Times New Roman" w:cs="Times New Roman"/>
@@ -5919,7 +6076,7 @@
         </w:rPr>
         <w:t>графического интерфейса</w:t>
       </w:r>
-      <w:bookmarkEnd w:id="17"/>
+      <w:bookmarkEnd w:id="20"/>
     </w:p>
     <w:p>
       <w:pPr>
@@ -6002,6 +6159,14 @@
           <w:sz w:val="28"/>
           <w:szCs w:val="28"/>
         </w:rPr>
+        <w:t xml:space="preserve">приложении </w:t>
+      </w:r>
+      <w:r>
+        <w:rPr>
+          <w:rFonts w:ascii="Times New Roman" w:hAnsi="Times New Roman" w:cs="Times New Roman"/>
+          <w:sz w:val="28"/>
+          <w:szCs w:val="28"/>
+        </w:rPr>
         <w:fldChar w:fldCharType="begin"/>
       </w:r>
       <w:r>
@@ -6010,7 +6175,7 @@
           <w:sz w:val="28"/>
           <w:szCs w:val="28"/>
         </w:rPr>
-        <w:instrText xml:space="preserve"> REF _Ref220238314 \h  \* MERGEFORMAT </w:instrText>
+        <w:instrText xml:space="preserve"> REF _Ref222331207 \h  \* MERGEFORMAT </w:instrText>
       </w:r>
       <w:r>
         <w:rPr>
@@ -6033,13 +6198,35 @@
           <w:sz w:val="28"/>
           <w:szCs w:val="28"/>
         </w:rPr>
-        <w:t>Приложение Б</w:t>
-      </w:r>
-      <w:r>
-        <w:rPr>
-          <w:rFonts w:ascii="Times New Roman" w:hAnsi="Times New Roman" w:cs="Times New Roman"/>
-          <w:b/>
-          <w:bCs/>
+        <w:t>Б</w:t>
+      </w:r>
+      <w:r>
+        <w:rPr>
+          <w:rFonts w:ascii="Times New Roman" w:hAnsi="Times New Roman" w:cs="Times New Roman"/>
+          <w:sz w:val="28"/>
+          <w:szCs w:val="28"/>
+        </w:rPr>
+        <w:fldChar w:fldCharType="end"/>
+      </w:r>
+      <w:r>
+        <w:rPr>
+          <w:rFonts w:ascii="Times New Roman" w:hAnsi="Times New Roman" w:cs="Times New Roman"/>
+          <w:sz w:val="28"/>
+          <w:szCs w:val="28"/>
+        </w:rPr>
+        <w:t xml:space="preserve"> </w:t>
+      </w:r>
+      <w:r>
+        <w:rPr>
+          <w:rFonts w:ascii="Times New Roman" w:hAnsi="Times New Roman" w:cs="Times New Roman"/>
+          <w:sz w:val="28"/>
+          <w:szCs w:val="28"/>
+        </w:rPr>
+        <w:t>показан весь интерфейс приложения</w:t>
+      </w:r>
+      <w:r>
+        <w:rPr>
+          <w:rFonts w:ascii="Times New Roman" w:hAnsi="Times New Roman" w:cs="Times New Roman"/>
           <w:sz w:val="28"/>
           <w:szCs w:val="28"/>
         </w:rPr>
@@ -6051,22 +6238,13 @@
           <w:sz w:val="28"/>
           <w:szCs w:val="28"/>
         </w:rPr>
-        <w:fldChar w:fldCharType="end"/>
-      </w:r>
-      <w:r>
-        <w:rPr>
-          <w:rFonts w:ascii="Times New Roman" w:hAnsi="Times New Roman" w:cs="Times New Roman"/>
-          <w:sz w:val="28"/>
-          <w:szCs w:val="28"/>
-        </w:rPr>
-        <w:t xml:space="preserve"> показан весь интерфейс приложения</w:t>
-      </w:r>
-      <w:r>
-        <w:rPr>
-          <w:rFonts w:ascii="Times New Roman" w:hAnsi="Times New Roman" w:cs="Times New Roman"/>
-          <w:sz w:val="28"/>
-          <w:szCs w:val="28"/>
-          <w:lang w:val="en-US"/>
+        <w:t xml:space="preserve"> В ходе этапа был разработан графический интерфейс для пользователей</w:t>
+      </w:r>
+      <w:r>
+        <w:rPr>
+          <w:rFonts w:ascii="Times New Roman" w:hAnsi="Times New Roman" w:cs="Times New Roman"/>
+          <w:sz w:val="28"/>
+          <w:szCs w:val="28"/>
         </w:rPr>
         <w:t>.</w:t>
       </w:r>
@@ -6100,7 +6278,7 @@
           <w:szCs w:val="28"/>
         </w:rPr>
       </w:pPr>
-      <w:bookmarkStart w:id="18" w:name="_Toc221798283"/>
+      <w:bookmarkStart w:id="21" w:name="_Toc223172906"/>
       <w:r>
         <w:rPr>
           <w:rFonts w:ascii="Times New Roman" w:hAnsi="Times New Roman" w:cs="Times New Roman"/>
@@ -6111,7 +6289,7 @@
         </w:rPr>
         <w:t>Выбор и подключение базы данных</w:t>
       </w:r>
-      <w:bookmarkEnd w:id="18"/>
+      <w:bookmarkEnd w:id="21"/>
     </w:p>
     <w:p>
       <w:pPr>
@@ -6189,7 +6367,16 @@
           <w:sz w:val="28"/>
           <w:szCs w:val="28"/>
         </w:rPr>
-        <w:t xml:space="preserve">одключалась через библиотеку pymongo, </w:t>
+        <w:t xml:space="preserve">одключалась через </w:t>
+      </w:r>
+      <w:r>
+        <w:rPr>
+          <w:rFonts w:ascii="Times New Roman" w:hAnsi="Times New Roman" w:cs="Times New Roman"/>
+          <w:sz w:val="28"/>
+          <w:szCs w:val="28"/>
+        </w:rPr>
+        <w:lastRenderedPageBreak/>
+        <w:t xml:space="preserve">библиотеку pymongo, </w:t>
       </w:r>
       <w:r>
         <w:rPr>
@@ -6221,16 +6408,7 @@
           <w:sz w:val="28"/>
           <w:szCs w:val="28"/>
         </w:rPr>
-        <w:t xml:space="preserve">производительности базы </w:t>
-      </w:r>
-      <w:r>
-        <w:rPr>
-          <w:rFonts w:ascii="Times New Roman" w:hAnsi="Times New Roman" w:cs="Times New Roman"/>
-          <w:sz w:val="28"/>
-          <w:szCs w:val="28"/>
-        </w:rPr>
-        <w:lastRenderedPageBreak/>
-        <w:t>данных изображен</w:t>
+        <w:t>производительности базы данных изображен</w:t>
       </w:r>
       <w:r>
         <w:rPr>
@@ -6246,7 +6424,7 @@
           <w:sz w:val="28"/>
           <w:szCs w:val="28"/>
         </w:rPr>
-        <w:t xml:space="preserve"> </w:t>
+        <w:t xml:space="preserve"> рисунке </w:t>
       </w:r>
       <w:r>
         <w:rPr>
@@ -6262,7 +6440,7 @@
           <w:sz w:val="28"/>
           <w:szCs w:val="28"/>
         </w:rPr>
-        <w:instrText xml:space="preserve"> REF _Ref220231629 \h  \* MERGEFORMAT </w:instrText>
+        <w:instrText xml:space="preserve"> REF _Ref222330290 \h  \* MERGEFORMAT </w:instrText>
       </w:r>
       <w:r>
         <w:rPr>
@@ -6285,31 +6463,7 @@
           <w:sz w:val="28"/>
           <w:szCs w:val="28"/>
         </w:rPr>
-        <w:t>р</w:t>
-      </w:r>
-      <w:r>
-        <w:rPr>
-          <w:rFonts w:ascii="Times New Roman" w:hAnsi="Times New Roman" w:cs="Times New Roman"/>
-          <w:sz w:val="28"/>
-          <w:szCs w:val="28"/>
-        </w:rPr>
-        <w:t>исун</w:t>
-      </w:r>
-      <w:r>
-        <w:rPr>
-          <w:rFonts w:ascii="Times New Roman" w:hAnsi="Times New Roman" w:cs="Times New Roman"/>
-          <w:sz w:val="28"/>
-          <w:szCs w:val="28"/>
-        </w:rPr>
-        <w:t>ке</w:t>
-      </w:r>
-      <w:r>
-        <w:rPr>
-          <w:rFonts w:ascii="Times New Roman" w:hAnsi="Times New Roman" w:cs="Times New Roman"/>
-          <w:sz w:val="28"/>
-          <w:szCs w:val="28"/>
-        </w:rPr>
-        <w:t xml:space="preserve"> 2</w:t>
+        <w:t>2</w:t>
       </w:r>
       <w:r>
         <w:rPr>
@@ -6389,7 +6543,15 @@
           <w:sz w:val="28"/>
           <w:szCs w:val="28"/>
         </w:rPr>
-        <w:t xml:space="preserve"> представлена на </w:t>
+        <w:t xml:space="preserve"> представлена на</w:t>
+      </w:r>
+      <w:r>
+        <w:rPr>
+          <w:rFonts w:ascii="Times New Roman" w:hAnsi="Times New Roman" w:cs="Times New Roman"/>
+          <w:sz w:val="28"/>
+          <w:szCs w:val="28"/>
+        </w:rPr>
+        <w:t xml:space="preserve"> рисунке </w:t>
       </w:r>
       <w:r>
         <w:rPr>
@@ -6405,7 +6567,7 @@
           <w:sz w:val="28"/>
           <w:szCs w:val="28"/>
         </w:rPr>
-        <w:instrText xml:space="preserve"> REF _Ref220232539 \h  \* MERGEFORMAT </w:instrText>
+        <w:instrText xml:space="preserve"> REF _Ref222330356 \h  \* MERGEFORMAT </w:instrText>
       </w:r>
       <w:r>
         <w:rPr>
@@ -6428,31 +6590,7 @@
           <w:sz w:val="28"/>
           <w:szCs w:val="28"/>
         </w:rPr>
-        <w:t>р</w:t>
-      </w:r>
-      <w:r>
-        <w:rPr>
-          <w:rFonts w:ascii="Times New Roman" w:hAnsi="Times New Roman" w:cs="Times New Roman"/>
-          <w:sz w:val="28"/>
-          <w:szCs w:val="28"/>
-        </w:rPr>
-        <w:t>исун</w:t>
-      </w:r>
-      <w:r>
-        <w:rPr>
-          <w:rFonts w:ascii="Times New Roman" w:hAnsi="Times New Roman" w:cs="Times New Roman"/>
-          <w:sz w:val="28"/>
-          <w:szCs w:val="28"/>
-        </w:rPr>
-        <w:t>ке</w:t>
-      </w:r>
-      <w:r>
-        <w:rPr>
-          <w:rFonts w:ascii="Times New Roman" w:hAnsi="Times New Roman" w:cs="Times New Roman"/>
-          <w:sz w:val="28"/>
-          <w:szCs w:val="28"/>
-        </w:rPr>
-        <w:t xml:space="preserve"> 3</w:t>
+        <w:t>3</w:t>
       </w:r>
       <w:r>
         <w:rPr>
@@ -6659,7 +6797,7 @@
           <w:szCs w:val="28"/>
         </w:rPr>
         <w:drawing>
-          <wp:inline distT="0" distB="0" distL="0" distR="0" wp14:anchorId="0C0BA316" wp14:editId="64001980">
+          <wp:inline distT="0" distB="0" distL="0" distR="0" wp14:anchorId="0C0BA316" wp14:editId="76C49046">
             <wp:extent cx="5096786" cy="2748808"/>
             <wp:effectExtent l="0" t="0" r="0" b="0"/>
             <wp:docPr id="2" name="Рисунок 2"/>
@@ -6674,14 +6812,14 @@
                     <pic:cNvPicPr/>
                   </pic:nvPicPr>
                   <pic:blipFill rotWithShape="1">
-                    <a:blip r:embed="rId9"/>
+                    <a:blip r:embed="rId11"/>
                     <a:srcRect r="14202"/>
                     <a:stretch/>
                   </pic:blipFill>
                   <pic:spPr bwMode="auto">
                     <a:xfrm>
                       <a:off x="0" y="0"/>
-                      <a:ext cx="5223866" cy="2817345"/>
+                      <a:ext cx="5096786" cy="2748808"/>
                     </a:xfrm>
                     <a:prstGeom prst="rect">
                       <a:avLst/>
@@ -6701,12 +6839,10 @@
           </wp:inline>
         </w:drawing>
       </w:r>
-      <w:bookmarkStart w:id="19" w:name="_Ref220231629"/>
+      <w:bookmarkStart w:id="22" w:name="_Ref220231629"/>
     </w:p>
     <w:p>
       <w:pPr>
-        <w:spacing w:after="0" w:line="360" w:lineRule="auto"/>
-        <w:ind w:firstLine="709"/>
         <w:jc w:val="center"/>
         <w:rPr>
           <w:rFonts w:ascii="Times New Roman" w:hAnsi="Times New Roman" w:cs="Times New Roman"/>
@@ -6720,7 +6856,26 @@
           <w:sz w:val="28"/>
           <w:szCs w:val="28"/>
         </w:rPr>
-        <w:t xml:space="preserve">Рисунок 2 </w:t>
+        <w:t xml:space="preserve">Рисунок </w:t>
+      </w:r>
+      <w:bookmarkStart w:id="23" w:name="_Ref222330290"/>
+      <w:r>
+        <w:rPr>
+          <w:rFonts w:ascii="Times New Roman" w:hAnsi="Times New Roman" w:cs="Times New Roman"/>
+          <w:sz w:val="28"/>
+          <w:szCs w:val="28"/>
+        </w:rPr>
+        <w:t>2</w:t>
+      </w:r>
+      <w:bookmarkEnd w:id="23"/>
+      <w:r>
+        <w:rPr>
+          <w:rFonts w:ascii="Times New Roman" w:hAnsi="Times New Roman" w:cs="Times New Roman"/>
+          <w:sz w:val="28"/>
+          <w:szCs w:val="28"/>
+          <w:lang w:val="en-US"/>
+        </w:rPr>
+        <w:t xml:space="preserve"> </w:t>
       </w:r>
       <w:r>
         <w:rPr>
@@ -6738,7 +6893,7 @@
         </w:rPr>
         <w:t>Производительность базы данных MongoDB</w:t>
       </w:r>
-      <w:bookmarkEnd w:id="19"/>
+      <w:bookmarkEnd w:id="22"/>
     </w:p>
     <w:p>
       <w:pPr>
@@ -6789,7 +6944,7 @@
                     </pic:cNvPicPr>
                   </pic:nvPicPr>
                   <pic:blipFill>
-                    <a:blip r:embed="rId10">
+                    <a:blip r:embed="rId12">
                       <a:extLst>
                         <a:ext uri="{28A0092B-C50C-407E-A947-70E740481C1C}">
                           <a14:useLocalDpi xmlns:a14="http://schemas.microsoft.com/office/drawing/2010/main" val="0"/>
@@ -6823,22 +6978,34 @@
     </w:p>
     <w:p>
       <w:pPr>
-        <w:spacing w:after="0"/>
         <w:jc w:val="center"/>
-        <w:rPr>
-          <w:rFonts w:ascii="Times New Roman" w:hAnsi="Times New Roman" w:cs="Times New Roman"/>
-          <w:sz w:val="28"/>
-          <w:szCs w:val="28"/>
-        </w:rPr>
-      </w:pPr>
-      <w:bookmarkStart w:id="20" w:name="_Ref220232539"/>
-      <w:r>
-        <w:rPr>
-          <w:rFonts w:ascii="Times New Roman" w:hAnsi="Times New Roman" w:cs="Times New Roman"/>
-          <w:sz w:val="28"/>
-          <w:szCs w:val="28"/>
-        </w:rPr>
-        <w:t>Рисунок 3 — Вид хранения данных о пользователе</w:t>
+      </w:pPr>
+      <w:bookmarkStart w:id="24" w:name="_Ref220232539"/>
+      <w:r>
+        <w:rPr>
+          <w:rFonts w:ascii="Times New Roman" w:hAnsi="Times New Roman" w:cs="Times New Roman"/>
+          <w:sz w:val="28"/>
+          <w:szCs w:val="28"/>
+        </w:rPr>
+        <w:t xml:space="preserve">Рисунок </w:t>
+      </w:r>
+      <w:bookmarkStart w:id="25" w:name="_Ref222330356"/>
+      <w:r>
+        <w:rPr>
+          <w:rFonts w:ascii="Times New Roman" w:hAnsi="Times New Roman" w:cs="Times New Roman"/>
+          <w:sz w:val="28"/>
+          <w:szCs w:val="28"/>
+        </w:rPr>
+        <w:t>3</w:t>
+      </w:r>
+      <w:bookmarkEnd w:id="25"/>
+      <w:r>
+        <w:rPr>
+          <w:rFonts w:ascii="Times New Roman" w:hAnsi="Times New Roman" w:cs="Times New Roman"/>
+          <w:sz w:val="28"/>
+          <w:szCs w:val="28"/>
+        </w:rPr>
+        <w:t xml:space="preserve"> — Вид хранения данных о пользователе</w:t>
       </w:r>
       <w:r>
         <w:rPr>
@@ -6848,7 +7015,7 @@
         </w:rPr>
         <w:t>й</w:t>
       </w:r>
-      <w:bookmarkEnd w:id="20"/>
+      <w:bookmarkEnd w:id="24"/>
     </w:p>
     <w:p>
       <w:pPr>
@@ -6878,7 +7045,7 @@
           <w:szCs w:val="28"/>
         </w:rPr>
       </w:pPr>
-      <w:bookmarkStart w:id="21" w:name="_Toc221798284"/>
+      <w:bookmarkStart w:id="26" w:name="_Toc223172907"/>
       <w:r>
         <w:rPr>
           <w:rFonts w:ascii="Times New Roman" w:hAnsi="Times New Roman" w:cs="Times New Roman"/>
@@ -6919,7 +7086,7 @@
         </w:rPr>
         <w:t>сообщений</w:t>
       </w:r>
-      <w:bookmarkEnd w:id="21"/>
+      <w:bookmarkEnd w:id="26"/>
     </w:p>
     <w:p>
       <w:pPr>
@@ -7085,6 +7252,14 @@
           <w:sz w:val="28"/>
           <w:szCs w:val="28"/>
         </w:rPr>
+        <w:t xml:space="preserve">таблице </w:t>
+      </w:r>
+      <w:r>
+        <w:rPr>
+          <w:rFonts w:ascii="Times New Roman" w:hAnsi="Times New Roman" w:cs="Times New Roman"/>
+          <w:sz w:val="28"/>
+          <w:szCs w:val="28"/>
+        </w:rPr>
         <w:fldChar w:fldCharType="begin"/>
       </w:r>
       <w:r>
@@ -7093,7 +7268,7 @@
           <w:sz w:val="28"/>
           <w:szCs w:val="28"/>
         </w:rPr>
-        <w:instrText xml:space="preserve"> REF _Ref220232725 \h  \* MERGEFORMAT </w:instrText>
+        <w:instrText xml:space="preserve"> REF _Ref222330440 \h  \* MERGEFORMAT </w:instrText>
       </w:r>
       <w:r>
         <w:rPr>
@@ -7116,31 +7291,7 @@
           <w:sz w:val="28"/>
           <w:szCs w:val="28"/>
         </w:rPr>
-        <w:t>т</w:t>
-      </w:r>
-      <w:r>
-        <w:rPr>
-          <w:rFonts w:ascii="Times New Roman" w:hAnsi="Times New Roman" w:cs="Times New Roman"/>
-          <w:sz w:val="28"/>
-          <w:szCs w:val="28"/>
-        </w:rPr>
-        <w:t>аблиц</w:t>
-      </w:r>
-      <w:r>
-        <w:rPr>
-          <w:rFonts w:ascii="Times New Roman" w:hAnsi="Times New Roman" w:cs="Times New Roman"/>
-          <w:sz w:val="28"/>
-          <w:szCs w:val="28"/>
-        </w:rPr>
-        <w:t>е</w:t>
-      </w:r>
-      <w:r>
-        <w:rPr>
-          <w:rFonts w:ascii="Times New Roman" w:hAnsi="Times New Roman" w:cs="Times New Roman"/>
-          <w:sz w:val="28"/>
-          <w:szCs w:val="28"/>
-        </w:rPr>
-        <w:t xml:space="preserve"> 2</w:t>
+        <w:t>2</w:t>
       </w:r>
       <w:r>
         <w:rPr>
@@ -7156,7 +7307,15 @@
           <w:sz w:val="28"/>
           <w:szCs w:val="28"/>
         </w:rPr>
-        <w:t xml:space="preserve"> показано сравнение аналогов </w:t>
+        <w:t xml:space="preserve"> </w:t>
+      </w:r>
+      <w:r>
+        <w:rPr>
+          <w:rFonts w:ascii="Times New Roman" w:hAnsi="Times New Roman" w:cs="Times New Roman"/>
+          <w:sz w:val="28"/>
+          <w:szCs w:val="28"/>
+        </w:rPr>
+        <w:t xml:space="preserve">показано сравнение аналогов </w:t>
       </w:r>
       <w:r>
         <w:rPr>
@@ -7206,12 +7365,102 @@
           <w:szCs w:val="28"/>
         </w:rPr>
         <w:t>т зашифрован.</w:t>
+      </w:r>
+      <w:r>
+        <w:rPr>
+          <w:rFonts w:ascii="Times New Roman" w:hAnsi="Times New Roman" w:cs="Times New Roman"/>
+          <w:sz w:val="28"/>
+          <w:szCs w:val="28"/>
+        </w:rPr>
+        <w:t xml:space="preserve"> Алгоритм работы </w:t>
+      </w:r>
+      <w:r>
+        <w:rPr>
+          <w:rFonts w:ascii="Times New Roman" w:hAnsi="Times New Roman" w:cs="Times New Roman"/>
+          <w:sz w:val="28"/>
+          <w:szCs w:val="28"/>
+          <w:lang w:val="en-US"/>
+        </w:rPr>
+        <w:t xml:space="preserve">ECDH </w:t>
+      </w:r>
+      <w:r>
+        <w:rPr>
+          <w:rFonts w:ascii="Times New Roman" w:hAnsi="Times New Roman" w:cs="Times New Roman"/>
+          <w:sz w:val="28"/>
+          <w:szCs w:val="28"/>
+        </w:rPr>
+        <w:t xml:space="preserve">представлен на рисунке </w:t>
+      </w:r>
+      <w:r>
+        <w:rPr>
+          <w:rFonts w:ascii="Times New Roman" w:hAnsi="Times New Roman" w:cs="Times New Roman"/>
+          <w:sz w:val="28"/>
+          <w:szCs w:val="28"/>
+        </w:rPr>
+        <w:fldChar w:fldCharType="begin"/>
+      </w:r>
+      <w:r>
+        <w:rPr>
+          <w:rFonts w:ascii="Times New Roman" w:hAnsi="Times New Roman" w:cs="Times New Roman"/>
+          <w:sz w:val="28"/>
+          <w:szCs w:val="28"/>
+        </w:rPr>
+        <w:instrText xml:space="preserve"> REF _Ref223170237 \h </w:instrText>
+      </w:r>
+      <w:r>
+        <w:rPr>
+          <w:rFonts w:ascii="Times New Roman" w:hAnsi="Times New Roman" w:cs="Times New Roman"/>
+          <w:sz w:val="28"/>
+          <w:szCs w:val="28"/>
+        </w:rPr>
+      </w:r>
+      <w:r>
+        <w:rPr>
+          <w:rFonts w:ascii="Times New Roman" w:hAnsi="Times New Roman" w:cs="Times New Roman"/>
+          <w:sz w:val="28"/>
+          <w:szCs w:val="28"/>
+        </w:rPr>
+        <w:instrText xml:space="preserve"> \* MERGEFORMAT </w:instrText>
+      </w:r>
+      <w:r>
+        <w:rPr>
+          <w:rFonts w:ascii="Times New Roman" w:hAnsi="Times New Roman" w:cs="Times New Roman"/>
+          <w:sz w:val="28"/>
+          <w:szCs w:val="28"/>
+        </w:rPr>
+        <w:fldChar w:fldCharType="separate"/>
+      </w:r>
+      <w:r>
+        <w:rPr>
+          <w:rFonts w:ascii="Times New Roman" w:hAnsi="Times New Roman" w:cs="Times New Roman"/>
+          <w:sz w:val="28"/>
+          <w:szCs w:val="28"/>
+        </w:rPr>
+        <w:t>4</w:t>
+      </w:r>
+      <w:r>
+        <w:rPr>
+          <w:rFonts w:ascii="Times New Roman" w:hAnsi="Times New Roman" w:cs="Times New Roman"/>
+          <w:sz w:val="28"/>
+          <w:szCs w:val="28"/>
+        </w:rPr>
+        <w:fldChar w:fldCharType="end"/>
+      </w:r>
+      <w:r>
+        <w:rPr>
+          <w:rFonts w:ascii="Times New Roman" w:hAnsi="Times New Roman" w:cs="Times New Roman"/>
+          <w:sz w:val="28"/>
+          <w:szCs w:val="28"/>
+          <w:lang w:val="en-US"/>
+        </w:rPr>
+        <w:t>.</w:t>
       </w:r>
     </w:p>
     <w:p>
       <w:pPr>
         <w:spacing w:after="0" w:line="360" w:lineRule="auto"/>
-        <w:ind w:firstLine="709"/>
+        <w:ind w:firstLine="851"/>
+        <w:jc w:val="both"/>
         <w:rPr>
           <w:rFonts w:ascii="Times New Roman" w:hAnsi="Times New Roman" w:cs="Times New Roman"/>
           <w:sz w:val="28"/>
@@ -7228,14 +7477,32 @@
           <w:szCs w:val="28"/>
         </w:rPr>
       </w:pPr>
-      <w:bookmarkStart w:id="22" w:name="_Ref220232725"/>
-      <w:r>
-        <w:rPr>
-          <w:rFonts w:ascii="Times New Roman" w:hAnsi="Times New Roman" w:cs="Times New Roman"/>
-          <w:sz w:val="28"/>
-          <w:szCs w:val="28"/>
-        </w:rPr>
-        <w:t xml:space="preserve">Таблица 2 — </w:t>
+      <w:bookmarkStart w:id="27" w:name="_Ref220232725"/>
+      <w:r>
+        <w:rPr>
+          <w:rFonts w:ascii="Times New Roman" w:hAnsi="Times New Roman" w:cs="Times New Roman"/>
+          <w:sz w:val="28"/>
+          <w:szCs w:val="28"/>
+        </w:rPr>
+        <w:t xml:space="preserve">Таблица </w:t>
+      </w:r>
+      <w:bookmarkStart w:id="28" w:name="_Ref222330440"/>
+      <w:r>
+        <w:rPr>
+          <w:rFonts w:ascii="Times New Roman" w:hAnsi="Times New Roman" w:cs="Times New Roman"/>
+          <w:sz w:val="28"/>
+          <w:szCs w:val="28"/>
+        </w:rPr>
+        <w:t>2</w:t>
+      </w:r>
+      <w:bookmarkEnd w:id="28"/>
+      <w:r>
+        <w:rPr>
+          <w:rFonts w:ascii="Times New Roman" w:hAnsi="Times New Roman" w:cs="Times New Roman"/>
+          <w:sz w:val="28"/>
+          <w:szCs w:val="28"/>
+        </w:rPr>
+        <w:t xml:space="preserve"> — </w:t>
       </w:r>
       <w:r>
         <w:rPr>
@@ -7253,7 +7520,7 @@
         </w:rPr>
         <w:t>равнение алгоритма ECDH с аналогами</w:t>
       </w:r>
-      <w:bookmarkEnd w:id="22"/>
+      <w:bookmarkEnd w:id="27"/>
     </w:p>
     <w:tbl>
       <w:tblPr>
@@ -7980,6 +8247,156 @@
         </w:rPr>
         <w:br w:type="page"/>
       </w:r>
+      <w:r>
+        <w:rPr>
+          <w:rFonts w:ascii="Times New Roman" w:hAnsi="Times New Roman" w:cs="Times New Roman"/>
+          <w:b/>
+          <w:bCs/>
+          <w:noProof/>
+          <w:sz w:val="28"/>
+          <w:szCs w:val="28"/>
+        </w:rPr>
+        <w:lastRenderedPageBreak/>
+        <w:drawing>
+          <wp:inline distT="0" distB="0" distL="0" distR="0" wp14:anchorId="403237EC" wp14:editId="5479CF44">
+            <wp:extent cx="6107430" cy="3502025"/>
+            <wp:effectExtent l="0" t="0" r="7620" b="3175"/>
+            <wp:docPr id="11" name="Рисунок 11"/>
+            <wp:cNvGraphicFramePr>
+              <a:graphicFrameLocks xmlns:a="http://schemas.openxmlformats.org/drawingml/2006/main" noChangeAspect="1"/>
+            </wp:cNvGraphicFramePr>
+            <a:graphic xmlns:a="http://schemas.openxmlformats.org/drawingml/2006/main">
+              <a:graphicData uri="http://schemas.openxmlformats.org/drawingml/2006/picture">
+                <pic:pic xmlns:pic="http://schemas.openxmlformats.org/drawingml/2006/picture">
+                  <pic:nvPicPr>
+                    <pic:cNvPr id="0" name="Picture 2"/>
+                    <pic:cNvPicPr>
+                      <a:picLocks noChangeAspect="1" noChangeArrowheads="1"/>
+                    </pic:cNvPicPr>
+                  </pic:nvPicPr>
+                  <pic:blipFill>
+                    <a:blip r:embed="rId13" cstate="print">
+                      <a:extLst>
+                        <a:ext uri="{28A0092B-C50C-407E-A947-70E740481C1C}">
+                          <a14:useLocalDpi xmlns:a14="http://schemas.microsoft.com/office/drawing/2010/main" val="0"/>
+                        </a:ext>
+                      </a:extLst>
+                    </a:blip>
+                    <a:srcRect/>
+                    <a:stretch>
+                      <a:fillRect/>
+                    </a:stretch>
+                  </pic:blipFill>
+                  <pic:spPr bwMode="auto">
+                    <a:xfrm>
+                      <a:off x="0" y="0"/>
+                      <a:ext cx="6107430" cy="3502025"/>
+                    </a:xfrm>
+                    <a:prstGeom prst="rect">
+                      <a:avLst/>
+                    </a:prstGeom>
+                    <a:noFill/>
+                    <a:ln>
+                      <a:noFill/>
+                    </a:ln>
+                  </pic:spPr>
+                </pic:pic>
+              </a:graphicData>
+            </a:graphic>
+          </wp:inline>
+        </w:drawing>
+      </w:r>
+    </w:p>
+    <w:p>
+      <w:pPr>
+        <w:jc w:val="center"/>
+        <w:rPr>
+          <w:rFonts w:ascii="Times New Roman" w:hAnsi="Times New Roman" w:cs="Times New Roman"/>
+          <w:sz w:val="28"/>
+          <w:szCs w:val="28"/>
+          <w:lang w:val="en-US"/>
+        </w:rPr>
+      </w:pPr>
+      <w:bookmarkStart w:id="29" w:name="_Ref223170237"/>
+      <w:r>
+        <w:rPr>
+          <w:rFonts w:ascii="Times New Roman" w:hAnsi="Times New Roman" w:cs="Times New Roman"/>
+          <w:sz w:val="28"/>
+          <w:szCs w:val="28"/>
+        </w:rPr>
+        <w:t>Рисунок</w:t>
+      </w:r>
+      <w:r>
+        <w:t xml:space="preserve"> </w:t>
+      </w:r>
+      <w:r>
+        <w:rPr>
+          <w:rFonts w:ascii="Times New Roman" w:hAnsi="Times New Roman" w:cs="Times New Roman"/>
+          <w:sz w:val="28"/>
+          <w:szCs w:val="28"/>
+        </w:rPr>
+        <w:t>4</w:t>
+      </w:r>
+      <w:bookmarkEnd w:id="29"/>
+      <w:r>
+        <w:rPr>
+          <w:lang w:val="en-US"/>
+        </w:rPr>
+        <w:t xml:space="preserve"> </w:t>
+      </w:r>
+      <w:r>
+        <w:rPr>
+          <w:rFonts w:ascii="Times New Roman" w:hAnsi="Times New Roman" w:cs="Times New Roman"/>
+          <w:sz w:val="28"/>
+          <w:szCs w:val="28"/>
+        </w:rPr>
+        <w:t>—</w:t>
+      </w:r>
+      <w:r>
+        <w:rPr>
+          <w:rFonts w:ascii="Times New Roman" w:hAnsi="Times New Roman" w:cs="Times New Roman"/>
+          <w:sz w:val="28"/>
+          <w:szCs w:val="28"/>
+          <w:lang w:val="en-US"/>
+        </w:rPr>
+        <w:t xml:space="preserve"> </w:t>
+      </w:r>
+      <w:r>
+        <w:rPr>
+          <w:rFonts w:ascii="Times New Roman" w:hAnsi="Times New Roman" w:cs="Times New Roman"/>
+          <w:sz w:val="28"/>
+          <w:szCs w:val="28"/>
+        </w:rPr>
+        <w:t xml:space="preserve">Алгоритм работы </w:t>
+      </w:r>
+      <w:r>
+        <w:rPr>
+          <w:rFonts w:ascii="Times New Roman" w:hAnsi="Times New Roman" w:cs="Times New Roman"/>
+          <w:sz w:val="28"/>
+          <w:szCs w:val="28"/>
+          <w:lang w:val="en-US"/>
+        </w:rPr>
+        <w:t>ECDH</w:t>
+      </w:r>
+      <w:r>
+        <w:rPr>
+          <w:rFonts w:ascii="Times New Roman" w:hAnsi="Times New Roman" w:cs="Times New Roman"/>
+          <w:sz w:val="28"/>
+          <w:szCs w:val="28"/>
+        </w:rPr>
+        <w:t xml:space="preserve"> </w:t>
+      </w:r>
+    </w:p>
+    <w:p>
+      <w:pPr>
+        <w:jc w:val="center"/>
+        <w:rPr>
+          <w:rFonts w:ascii="Times New Roman" w:hAnsi="Times New Roman" w:cs="Times New Roman"/>
+          <w:sz w:val="28"/>
+          <w:szCs w:val="28"/>
+          <w:lang w:val="en-US"/>
+        </w:rPr>
+      </w:pPr>
     </w:p>
     <w:p>
       <w:pPr>
@@ -7999,7 +8416,7 @@
           <w:szCs w:val="28"/>
         </w:rPr>
       </w:pPr>
-      <w:bookmarkStart w:id="23" w:name="_Toc221798285"/>
+      <w:bookmarkStart w:id="30" w:name="_Toc223172908"/>
       <w:r>
         <w:rPr>
           <w:rFonts w:ascii="Times New Roman" w:hAnsi="Times New Roman" w:cs="Times New Roman"/>
@@ -8008,10 +8425,9 @@
           <w:sz w:val="28"/>
           <w:szCs w:val="28"/>
         </w:rPr>
-        <w:lastRenderedPageBreak/>
         <w:t>Генерация ключевых пар</w:t>
       </w:r>
-      <w:bookmarkEnd w:id="23"/>
+      <w:bookmarkEnd w:id="30"/>
     </w:p>
     <w:p>
       <w:pPr>
@@ -8079,7 +8495,7 @@
         </w:rPr>
         <w:tab/>
       </w:r>
-      <w:bookmarkStart w:id="24" w:name="_Ref214892173"/>
+      <w:bookmarkStart w:id="31" w:name="_Ref214892173"/>
       <w:r>
         <w:rPr>
           <w:rFonts w:ascii="Times New Roman" w:hAnsi="Times New Roman" w:cs="Times New Roman"/>
@@ -8315,7 +8731,7 @@
         </w:rPr>
         <w:t>)</w:t>
       </w:r>
-      <w:bookmarkEnd w:id="24"/>
+      <w:bookmarkEnd w:id="31"/>
     </w:p>
     <w:p>
       <w:pPr>
@@ -8707,7 +9123,16 @@
           <w:sz w:val="28"/>
           <w:szCs w:val="28"/>
         </w:rPr>
-        <w:t>является точкой эллиптической кривой. Криптографическая стойкость системы основывается на вычислительной сложности задачи дискретного логарифмирования в группе точек эллиптической кривой (ECDLP). Это позволяет оставлять публичный ключ открытым, так как раскрытие приватного ключа через публичный невозможна.</w:t>
+        <w:t xml:space="preserve">является точкой эллиптической кривой. Криптографическая стойкость системы основывается на вычислительной сложности задачи дискретного логарифмирования в группе точек </w:t>
+      </w:r>
+      <w:r>
+        <w:rPr>
+          <w:rFonts w:ascii="Times New Roman" w:hAnsi="Times New Roman" w:cs="Times New Roman"/>
+          <w:sz w:val="28"/>
+          <w:szCs w:val="28"/>
+        </w:rPr>
+        <w:lastRenderedPageBreak/>
+        <w:t>эллиптической кривой (ECDLP). Это позволяет оставлять публичный ключ открытым, так как раскрытие приватного ключа через публичный невозможна.</w:t>
       </w:r>
     </w:p>
     <w:p>
@@ -8740,7 +9165,7 @@
           <w:szCs w:val="28"/>
         </w:rPr>
       </w:pPr>
-      <w:bookmarkStart w:id="25" w:name="_Toc221798286"/>
+      <w:bookmarkStart w:id="32" w:name="_Toc223172909"/>
       <w:r>
         <w:rPr>
           <w:rFonts w:ascii="Times New Roman" w:hAnsi="Times New Roman" w:cs="Times New Roman"/>
@@ -8751,7 +9176,7 @@
         </w:rPr>
         <w:t>Шифрование приватного ключа</w:t>
       </w:r>
-      <w:bookmarkEnd w:id="25"/>
+      <w:bookmarkEnd w:id="32"/>
     </w:p>
     <w:p>
       <w:pPr>
@@ -8860,7 +9285,6 @@
           <w:szCs w:val="28"/>
           <w:lang w:val="en-US"/>
         </w:rPr>
-        <w:lastRenderedPageBreak/>
         <w:t>HMAC</w:t>
       </w:r>
       <w:r>
@@ -8963,6 +9387,14 @@
           <w:sz w:val="28"/>
           <w:szCs w:val="28"/>
         </w:rPr>
+        <w:t xml:space="preserve">рисунке </w:t>
+      </w:r>
+      <w:r>
+        <w:rPr>
+          <w:rFonts w:ascii="Times New Roman" w:hAnsi="Times New Roman" w:cs="Times New Roman"/>
+          <w:sz w:val="28"/>
+          <w:szCs w:val="28"/>
+        </w:rPr>
         <w:fldChar w:fldCharType="begin"/>
       </w:r>
       <w:r>
@@ -8971,14 +9403,22 @@
           <w:sz w:val="28"/>
           <w:szCs w:val="28"/>
         </w:rPr>
-        <w:instrText xml:space="preserve"> REF _Ref220232946 \h  \* MERGEFORMAT </w:instrText>
-      </w:r>
-      <w:r>
-        <w:rPr>
-          <w:rFonts w:ascii="Times New Roman" w:hAnsi="Times New Roman" w:cs="Times New Roman"/>
-          <w:sz w:val="28"/>
-          <w:szCs w:val="28"/>
-        </w:rPr>
+        <w:instrText xml:space="preserve"> REF _Ref223170795 \h </w:instrText>
+      </w:r>
+      <w:r>
+        <w:rPr>
+          <w:rFonts w:ascii="Times New Roman" w:hAnsi="Times New Roman" w:cs="Times New Roman"/>
+          <w:sz w:val="28"/>
+          <w:szCs w:val="28"/>
+        </w:rPr>
+      </w:r>
+      <w:r>
+        <w:rPr>
+          <w:rFonts w:ascii="Times New Roman" w:hAnsi="Times New Roman" w:cs="Times New Roman"/>
+          <w:sz w:val="28"/>
+          <w:szCs w:val="28"/>
+        </w:rPr>
+        <w:instrText xml:space="preserve"> \* MERGEFORMAT </w:instrText>
       </w:r>
       <w:r>
         <w:rPr>
@@ -8994,31 +9434,7 @@
           <w:sz w:val="28"/>
           <w:szCs w:val="28"/>
         </w:rPr>
-        <w:t>р</w:t>
-      </w:r>
-      <w:r>
-        <w:rPr>
-          <w:rFonts w:ascii="Times New Roman" w:hAnsi="Times New Roman" w:cs="Times New Roman"/>
-          <w:sz w:val="28"/>
-          <w:szCs w:val="28"/>
-        </w:rPr>
-        <w:t>исун</w:t>
-      </w:r>
-      <w:r>
-        <w:rPr>
-          <w:rFonts w:ascii="Times New Roman" w:hAnsi="Times New Roman" w:cs="Times New Roman"/>
-          <w:sz w:val="28"/>
-          <w:szCs w:val="28"/>
-        </w:rPr>
-        <w:t>ке</w:t>
-      </w:r>
-      <w:r>
-        <w:rPr>
-          <w:rFonts w:ascii="Times New Roman" w:hAnsi="Times New Roman" w:cs="Times New Roman"/>
-          <w:sz w:val="28"/>
-          <w:szCs w:val="28"/>
-        </w:rPr>
-        <w:t xml:space="preserve"> 4</w:t>
+        <w:t>5</w:t>
       </w:r>
       <w:r>
         <w:rPr>
@@ -9060,7 +9476,6 @@
     <w:p>
       <w:pPr>
         <w:spacing w:after="0" w:line="360" w:lineRule="auto"/>
-        <w:ind w:firstLine="709"/>
         <w:rPr>
           <w:rFonts w:ascii="Times New Roman" w:hAnsi="Times New Roman" w:cs="Times New Roman"/>
           <w:sz w:val="28"/>
@@ -9094,7 +9509,7 @@
                     </pic:cNvPicPr>
                   </pic:nvPicPr>
                   <pic:blipFill>
-                    <a:blip r:embed="rId11">
+                    <a:blip r:embed="rId14">
                       <a:extLst>
                         <a:ext uri="{28A0092B-C50C-407E-A947-70E740481C1C}">
                           <a14:useLocalDpi xmlns:a14="http://schemas.microsoft.com/office/drawing/2010/main" val="0"/>
@@ -9125,48 +9540,56 @@
           </wp:inline>
         </w:drawing>
       </w:r>
+      <w:bookmarkStart w:id="33" w:name="_Ref223170638"/>
     </w:p>
     <w:p>
       <w:pPr>
+        <w:jc w:val="center"/>
+        <w:rPr>
+          <w:rFonts w:ascii="Times New Roman" w:hAnsi="Times New Roman" w:cs="Times New Roman"/>
+          <w:sz w:val="28"/>
+          <w:szCs w:val="28"/>
+        </w:rPr>
+      </w:pPr>
+      <w:bookmarkStart w:id="34" w:name="_Ref223170795"/>
+      <w:r>
+        <w:rPr>
+          <w:rFonts w:ascii="Times New Roman" w:hAnsi="Times New Roman" w:cs="Times New Roman"/>
+          <w:sz w:val="28"/>
+          <w:szCs w:val="28"/>
+        </w:rPr>
+        <w:t xml:space="preserve">Рисунок </w:t>
+      </w:r>
+      <w:r>
+        <w:rPr>
+          <w:rFonts w:ascii="Times New Roman" w:hAnsi="Times New Roman" w:cs="Times New Roman"/>
+          <w:sz w:val="28"/>
+          <w:szCs w:val="28"/>
+        </w:rPr>
+        <w:t>5</w:t>
+      </w:r>
+      <w:bookmarkEnd w:id="34"/>
+      <w:r>
+        <w:rPr>
+          <w:rFonts w:ascii="Times New Roman" w:hAnsi="Times New Roman" w:cs="Times New Roman"/>
+          <w:sz w:val="28"/>
+          <w:szCs w:val="28"/>
+        </w:rPr>
+        <w:t xml:space="preserve"> </w:t>
+      </w:r>
+      <w:r>
+        <w:rPr>
+          <w:rFonts w:ascii="Times New Roman" w:hAnsi="Times New Roman" w:cs="Times New Roman"/>
+          <w:sz w:val="28"/>
+          <w:szCs w:val="28"/>
+        </w:rPr>
+        <w:t>— Вид приватных и публичными ключей в базе данных</w:t>
+      </w:r>
+    </w:p>
+    <w:bookmarkEnd w:id="33"/>
+    <w:p>
+      <w:pPr>
         <w:spacing w:after="0" w:line="360" w:lineRule="auto"/>
-        <w:jc w:val="center"/>
-        <w:rPr>
-          <w:rFonts w:ascii="Times New Roman" w:hAnsi="Times New Roman" w:cs="Times New Roman"/>
-          <w:sz w:val="28"/>
-          <w:szCs w:val="28"/>
-        </w:rPr>
-      </w:pPr>
-      <w:bookmarkStart w:id="26" w:name="_Ref220232946"/>
-      <w:r>
-        <w:rPr>
-          <w:rFonts w:ascii="Times New Roman" w:hAnsi="Times New Roman" w:cs="Times New Roman"/>
-          <w:sz w:val="28"/>
-          <w:szCs w:val="28"/>
-        </w:rPr>
-        <w:t xml:space="preserve">Рисунок </w:t>
-      </w:r>
-      <w:r>
-        <w:rPr>
-          <w:rFonts w:ascii="Times New Roman" w:hAnsi="Times New Roman" w:cs="Times New Roman"/>
-          <w:sz w:val="28"/>
-          <w:szCs w:val="28"/>
-        </w:rPr>
-        <w:t>4</w:t>
-      </w:r>
-      <w:r>
-        <w:rPr>
-          <w:rFonts w:ascii="Times New Roman" w:hAnsi="Times New Roman" w:cs="Times New Roman"/>
-          <w:sz w:val="28"/>
-          <w:szCs w:val="28"/>
-        </w:rPr>
-        <w:t xml:space="preserve"> — Вид приватных и публичными ключей в базе данных</w:t>
-      </w:r>
-      <w:bookmarkEnd w:id="26"/>
-    </w:p>
-    <w:p>
-      <w:pPr>
-        <w:spacing w:after="0" w:line="360" w:lineRule="auto"/>
-        <w:jc w:val="center"/>
         <w:rPr>
           <w:rFonts w:ascii="Times New Roman" w:hAnsi="Times New Roman" w:cs="Times New Roman"/>
           <w:sz w:val="28"/>
@@ -9194,7 +9617,7 @@
           <w:lang w:val="en-US"/>
         </w:rPr>
       </w:pPr>
-      <w:bookmarkStart w:id="27" w:name="_Toc221798287"/>
+      <w:bookmarkStart w:id="35" w:name="_Toc223172910"/>
       <w:r>
         <w:rPr>
           <w:rFonts w:ascii="Times New Roman" w:hAnsi="Times New Roman" w:cs="Times New Roman"/>
@@ -9203,6 +9626,7 @@
           <w:sz w:val="28"/>
           <w:szCs w:val="28"/>
         </w:rPr>
+        <w:lastRenderedPageBreak/>
         <w:t>Создание</w:t>
       </w:r>
       <w:r>
@@ -9215,7 +9639,7 @@
         </w:rPr>
         <w:t xml:space="preserve"> общего секрета</w:t>
       </w:r>
-      <w:bookmarkEnd w:id="27"/>
+      <w:bookmarkEnd w:id="35"/>
     </w:p>
     <w:p>
       <w:pPr>
@@ -9336,6 +9760,18 @@
         </w:rPr>
         <w:t>Данный способ гарантирует, что при перехвате трафика или взломе базы данных, все сообщения невозможно расшифровать и злоумышленник увидит просто набор разных букв с цифрами.</w:t>
       </w:r>
+    </w:p>
+    <w:p>
+      <w:pPr>
+        <w:spacing w:after="0" w:line="360" w:lineRule="auto"/>
+        <w:ind w:firstLine="851"/>
+        <w:jc w:val="both"/>
+        <w:rPr>
+          <w:rFonts w:ascii="Times New Roman" w:hAnsi="Times New Roman" w:cs="Times New Roman"/>
+          <w:sz w:val="28"/>
+          <w:szCs w:val="28"/>
+        </w:rPr>
+      </w:pPr>
     </w:p>
     <w:p>
       <w:pPr>
@@ -9356,7 +9792,7 @@
           <w:szCs w:val="28"/>
         </w:rPr>
       </w:pPr>
-      <w:bookmarkStart w:id="28" w:name="_Toc221798288"/>
+      <w:bookmarkStart w:id="36" w:name="_Toc223172911"/>
       <w:r>
         <w:rPr>
           <w:rFonts w:ascii="Times New Roman" w:hAnsi="Times New Roman" w:cs="Times New Roman"/>
@@ -9366,10 +9802,9 @@
           <w:sz w:val="28"/>
           <w:szCs w:val="28"/>
         </w:rPr>
-        <w:lastRenderedPageBreak/>
         <w:t>Шифрование на стороне клиента</w:t>
       </w:r>
-      <w:bookmarkEnd w:id="28"/>
+      <w:bookmarkEnd w:id="36"/>
     </w:p>
     <w:p>
       <w:pPr>
@@ -9454,6 +9889,14 @@
           <w:sz w:val="28"/>
           <w:szCs w:val="28"/>
         </w:rPr>
+        <w:t xml:space="preserve">таблице </w:t>
+      </w:r>
+      <w:r>
+        <w:rPr>
+          <w:rFonts w:ascii="Times New Roman" w:hAnsi="Times New Roman" w:cs="Times New Roman"/>
+          <w:sz w:val="28"/>
+          <w:szCs w:val="28"/>
+        </w:rPr>
         <w:fldChar w:fldCharType="begin"/>
       </w:r>
       <w:r>
@@ -9462,7 +9905,7 @@
           <w:sz w:val="28"/>
           <w:szCs w:val="28"/>
         </w:rPr>
-        <w:instrText xml:space="preserve"> REF _Ref221703923 \h  \* MERGEFORMAT </w:instrText>
+        <w:instrText xml:space="preserve"> REF _Ref222330610 \h  \* MERGEFORMAT </w:instrText>
       </w:r>
       <w:r>
         <w:rPr>
@@ -9485,31 +9928,7 @@
           <w:sz w:val="28"/>
           <w:szCs w:val="28"/>
         </w:rPr>
-        <w:t>т</w:t>
-      </w:r>
-      <w:r>
-        <w:rPr>
-          <w:rFonts w:ascii="Times New Roman" w:hAnsi="Times New Roman" w:cs="Times New Roman"/>
-          <w:sz w:val="28"/>
-          <w:szCs w:val="28"/>
-        </w:rPr>
-        <w:t>аблиц</w:t>
-      </w:r>
-      <w:r>
-        <w:rPr>
-          <w:rFonts w:ascii="Times New Roman" w:hAnsi="Times New Roman" w:cs="Times New Roman"/>
-          <w:sz w:val="28"/>
-          <w:szCs w:val="28"/>
-        </w:rPr>
-        <w:t>е</w:t>
-      </w:r>
-      <w:r>
-        <w:rPr>
-          <w:rFonts w:ascii="Times New Roman" w:hAnsi="Times New Roman" w:cs="Times New Roman"/>
-          <w:sz w:val="28"/>
-          <w:szCs w:val="28"/>
-        </w:rPr>
-        <w:t xml:space="preserve"> 3</w:t>
+        <w:t>3</w:t>
       </w:r>
       <w:r>
         <w:rPr>
@@ -9597,6 +10016,7 @@
     <w:p>
       <w:pPr>
         <w:spacing w:after="0" w:line="360" w:lineRule="auto"/>
+        <w:ind w:firstLine="851"/>
         <w:jc w:val="both"/>
         <w:rPr>
           <w:rFonts w:ascii="Times New Roman" w:hAnsi="Times New Roman" w:cs="Times New Roman"/>
@@ -9614,16 +10034,34 @@
           <w:szCs w:val="28"/>
         </w:rPr>
       </w:pPr>
-      <w:bookmarkStart w:id="29" w:name="_Ref221703923"/>
-      <w:r>
-        <w:rPr>
-          <w:rFonts w:ascii="Times New Roman" w:hAnsi="Times New Roman" w:cs="Times New Roman"/>
-          <w:sz w:val="28"/>
-          <w:szCs w:val="28"/>
-        </w:rPr>
-        <w:t>Таблица 3 — Сравнение алгоритмов шифрования</w:t>
-      </w:r>
-      <w:bookmarkEnd w:id="29"/>
+      <w:bookmarkStart w:id="37" w:name="_Ref221703923"/>
+      <w:r>
+        <w:rPr>
+          <w:rFonts w:ascii="Times New Roman" w:hAnsi="Times New Roman" w:cs="Times New Roman"/>
+          <w:sz w:val="28"/>
+          <w:szCs w:val="28"/>
+        </w:rPr>
+        <w:t xml:space="preserve">Таблица </w:t>
+      </w:r>
+      <w:bookmarkStart w:id="38" w:name="_Ref222330610"/>
+      <w:r>
+        <w:rPr>
+          <w:rFonts w:ascii="Times New Roman" w:hAnsi="Times New Roman" w:cs="Times New Roman"/>
+          <w:sz w:val="28"/>
+          <w:szCs w:val="28"/>
+        </w:rPr>
+        <w:t>3</w:t>
+      </w:r>
+      <w:bookmarkEnd w:id="38"/>
+      <w:r>
+        <w:rPr>
+          <w:rFonts w:ascii="Times New Roman" w:hAnsi="Times New Roman" w:cs="Times New Roman"/>
+          <w:sz w:val="28"/>
+          <w:szCs w:val="28"/>
+        </w:rPr>
+        <w:t xml:space="preserve"> — Сравнение алгоритмов шифрования</w:t>
+      </w:r>
+      <w:bookmarkEnd w:id="37"/>
     </w:p>
     <w:tbl>
       <w:tblPr>
@@ -10050,6 +10488,7 @@
                 <w:sz w:val="28"/>
                 <w:szCs w:val="28"/>
               </w:rPr>
+              <w:lastRenderedPageBreak/>
               <w:t>Сфера применения</w:t>
             </w:r>
           </w:p>
@@ -10069,6 +10508,7 @@
                 <w:vertAlign w:val="superscript"/>
               </w:rPr>
             </w:pPr>
+            <w:proofErr w:type="spellStart"/>
             <w:r>
               <w:rPr>
                 <w:rFonts w:ascii="Times New Roman" w:hAnsi="Times New Roman" w:cs="Times New Roman"/>
@@ -10077,6 +10517,7 @@
               </w:rPr>
               <w:t>Гос</w:t>
             </w:r>
+            <w:proofErr w:type="spellEnd"/>
             <w:r>
               <w:rPr>
                 <w:rFonts w:ascii="Times New Roman" w:hAnsi="Times New Roman" w:cs="Times New Roman"/>
@@ -10245,7 +10686,7 @@
           <w:szCs w:val="28"/>
         </w:rPr>
       </w:pPr>
-      <w:bookmarkStart w:id="30" w:name="_Toc221798289"/>
+      <w:bookmarkStart w:id="39" w:name="_Toc223172912"/>
       <w:r>
         <w:rPr>
           <w:rFonts w:ascii="Times New Roman" w:hAnsi="Times New Roman" w:cs="Times New Roman"/>
@@ -10276,7 +10717,7 @@
         </w:rPr>
         <w:t>на сервер</w:t>
       </w:r>
-      <w:bookmarkEnd w:id="30"/>
+      <w:bookmarkEnd w:id="39"/>
     </w:p>
     <w:p>
       <w:pPr>
@@ -10371,16 +10812,7 @@
           <w:sz w:val="28"/>
           <w:szCs w:val="28"/>
         </w:rPr>
-        <w:t xml:space="preserve">Обработка на сервере: Сервер принимает данные и сохраняет их в базе MongoDB без какой-либо попытки дешифрования. В структуру сообщения </w:t>
-      </w:r>
-      <w:r>
-        <w:rPr>
-          <w:rFonts w:ascii="Times New Roman" w:hAnsi="Times New Roman" w:cs="Times New Roman"/>
-          <w:sz w:val="28"/>
-          <w:szCs w:val="28"/>
-        </w:rPr>
-        <w:lastRenderedPageBreak/>
-        <w:t>добавляются метаданные: метка времени отправки, статус прочтения и флаг</w:t>
+        <w:t>Обработка на сервере: Сервер принимает данные и сохраняет их в базе MongoDB без какой-либо попытки дешифрования. В структуру сообщения добавляются метаданные: метка времени отправки, статус прочтения и флаг</w:t>
       </w:r>
       <w:r>
         <w:rPr>
@@ -10407,7 +10839,7 @@
           <w:numId w:val="5"/>
         </w:numPr>
         <w:spacing w:after="0" w:line="360" w:lineRule="auto"/>
-        <w:ind w:left="0" w:firstLine="851"/>
+        <w:ind w:left="0" w:firstLine="709"/>
         <w:jc w:val="both"/>
         <w:rPr>
           <w:rFonts w:ascii="Times New Roman" w:hAnsi="Times New Roman" w:cs="Times New Roman"/>
@@ -10421,7 +10853,15 @@
           <w:sz w:val="28"/>
           <w:szCs w:val="28"/>
         </w:rPr>
-        <w:t xml:space="preserve">Хранение в базе данных: Зашифрованные сообщения сохраняются в коллекции messages с соответствующей структурой, показанной на </w:t>
+        <w:t>Хранение в базе данных: Зашифрованные сообщения сохраняются в коллекции messages с соответствующей структурой, показанной н</w:t>
+      </w:r>
+      <w:r>
+        <w:rPr>
+          <w:rFonts w:ascii="Times New Roman" w:hAnsi="Times New Roman" w:cs="Times New Roman"/>
+          <w:sz w:val="28"/>
+          <w:szCs w:val="28"/>
+        </w:rPr>
+        <w:t xml:space="preserve">а рисунке </w:t>
       </w:r>
       <w:r>
         <w:rPr>
@@ -10437,14 +10877,22 @@
           <w:sz w:val="28"/>
           <w:szCs w:val="28"/>
         </w:rPr>
-        <w:instrText xml:space="preserve"> REF _Ref220233108 \h  \* MERGEFORMAT </w:instrText>
-      </w:r>
-      <w:r>
-        <w:rPr>
-          <w:rFonts w:ascii="Times New Roman" w:hAnsi="Times New Roman" w:cs="Times New Roman"/>
-          <w:sz w:val="28"/>
-          <w:szCs w:val="28"/>
-        </w:rPr>
+        <w:instrText xml:space="preserve"> REF _Ref223170863 \h </w:instrText>
+      </w:r>
+      <w:r>
+        <w:rPr>
+          <w:rFonts w:ascii="Times New Roman" w:hAnsi="Times New Roman" w:cs="Times New Roman"/>
+          <w:sz w:val="28"/>
+          <w:szCs w:val="28"/>
+        </w:rPr>
+      </w:r>
+      <w:r>
+        <w:rPr>
+          <w:rFonts w:ascii="Times New Roman" w:hAnsi="Times New Roman" w:cs="Times New Roman"/>
+          <w:sz w:val="28"/>
+          <w:szCs w:val="28"/>
+        </w:rPr>
+        <w:instrText xml:space="preserve"> \* MERGEFORMAT </w:instrText>
       </w:r>
       <w:r>
         <w:rPr>
@@ -10460,15 +10908,7 @@
           <w:sz w:val="28"/>
           <w:szCs w:val="28"/>
         </w:rPr>
-        <w:t>рисунке</w:t>
-      </w:r>
-      <w:r>
-        <w:rPr>
-          <w:rFonts w:ascii="Times New Roman" w:hAnsi="Times New Roman" w:cs="Times New Roman"/>
-          <w:sz w:val="28"/>
-          <w:szCs w:val="28"/>
-        </w:rPr>
-        <w:t xml:space="preserve"> 5</w:t>
+        <w:t>6</w:t>
       </w:r>
       <w:r>
         <w:rPr>
@@ -10490,7 +10930,7 @@
     <w:p>
       <w:pPr>
         <w:spacing w:after="0" w:line="360" w:lineRule="auto"/>
-        <w:ind w:firstLine="709"/>
+        <w:jc w:val="both"/>
         <w:rPr>
           <w:rFonts w:ascii="Times New Roman" w:hAnsi="Times New Roman" w:cs="Times New Roman"/>
           <w:sz w:val="28"/>
@@ -10533,7 +10973,7 @@
                     </pic:cNvPicPr>
                   </pic:nvPicPr>
                   <pic:blipFill>
-                    <a:blip r:embed="rId12">
+                    <a:blip r:embed="rId15">
                       <a:extLst>
                         <a:ext uri="{28A0092B-C50C-407E-A947-70E740481C1C}">
                           <a14:useLocalDpi xmlns:a14="http://schemas.microsoft.com/office/drawing/2010/main" val="0"/>
@@ -10564,10 +11004,10 @@
           </wp:inline>
         </w:drawing>
       </w:r>
+      <w:bookmarkStart w:id="40" w:name="_Ref220233108"/>
     </w:p>
     <w:p>
       <w:pPr>
-        <w:spacing w:after="0" w:line="360" w:lineRule="auto"/>
         <w:jc w:val="center"/>
         <w:rPr>
           <w:rFonts w:ascii="Times New Roman" w:hAnsi="Times New Roman" w:cs="Times New Roman"/>
@@ -10575,36 +11015,74 @@
           <w:szCs w:val="28"/>
         </w:rPr>
       </w:pPr>
-      <w:bookmarkStart w:id="31" w:name="_Ref220233108"/>
-      <w:r>
-        <w:rPr>
-          <w:rFonts w:ascii="Times New Roman" w:hAnsi="Times New Roman" w:cs="Times New Roman"/>
-          <w:sz w:val="28"/>
-          <w:szCs w:val="28"/>
-        </w:rPr>
-        <w:t xml:space="preserve">Рисунок </w:t>
-      </w:r>
-      <w:r>
-        <w:rPr>
-          <w:rFonts w:ascii="Times New Roman" w:hAnsi="Times New Roman" w:cs="Times New Roman"/>
-          <w:sz w:val="28"/>
-          <w:szCs w:val="28"/>
-        </w:rPr>
-        <w:t>5</w:t>
-      </w:r>
-      <w:r>
-        <w:rPr>
-          <w:rFonts w:ascii="Times New Roman" w:hAnsi="Times New Roman" w:cs="Times New Roman"/>
-          <w:sz w:val="28"/>
-          <w:szCs w:val="28"/>
-        </w:rPr>
-        <w:t xml:space="preserve"> — Вид зашифрованных сообщений, хранящихся в базе данных</w:t>
-      </w:r>
-      <w:bookmarkEnd w:id="31"/>
+      <w:bookmarkStart w:id="41" w:name="_Ref223170863"/>
+      <w:r>
+        <w:rPr>
+          <w:rFonts w:ascii="Times New Roman" w:hAnsi="Times New Roman" w:cs="Times New Roman"/>
+          <w:sz w:val="28"/>
+          <w:szCs w:val="28"/>
+        </w:rPr>
+        <w:t>Рисунок</w:t>
+      </w:r>
+      <w:r>
+        <w:rPr>
+          <w:rFonts w:ascii="Times New Roman" w:hAnsi="Times New Roman" w:cs="Times New Roman"/>
+          <w:sz w:val="28"/>
+          <w:szCs w:val="28"/>
+        </w:rPr>
+        <w:t xml:space="preserve"> 6</w:t>
+      </w:r>
+      <w:bookmarkEnd w:id="41"/>
+      <w:r>
+        <w:rPr>
+          <w:rFonts w:ascii="Times New Roman" w:hAnsi="Times New Roman" w:cs="Times New Roman"/>
+          <w:sz w:val="28"/>
+          <w:szCs w:val="28"/>
+        </w:rPr>
+        <w:t xml:space="preserve"> </w:t>
+      </w:r>
+      <w:r>
+        <w:rPr>
+          <w:rFonts w:ascii="Times New Roman" w:hAnsi="Times New Roman" w:cs="Times New Roman"/>
+          <w:sz w:val="28"/>
+          <w:szCs w:val="28"/>
+        </w:rPr>
+        <w:t>— Вид зашифрованных сообщений, хранящихся в базе данных</w:t>
+      </w:r>
+      <w:bookmarkEnd w:id="40"/>
     </w:p>
     <w:p>
       <w:pPr>
-        <w:spacing w:after="0" w:line="360" w:lineRule="auto"/>
+        <w:jc w:val="center"/>
+        <w:rPr>
+          <w:rFonts w:ascii="Times New Roman" w:hAnsi="Times New Roman" w:cs="Times New Roman"/>
+          <w:sz w:val="28"/>
+          <w:szCs w:val="28"/>
+        </w:rPr>
+      </w:pPr>
+    </w:p>
+    <w:p>
+      <w:pPr>
+        <w:jc w:val="center"/>
+        <w:rPr>
+          <w:rFonts w:ascii="Times New Roman" w:hAnsi="Times New Roman" w:cs="Times New Roman"/>
+          <w:sz w:val="28"/>
+          <w:szCs w:val="28"/>
+        </w:rPr>
+      </w:pPr>
+    </w:p>
+    <w:p>
+      <w:pPr>
+        <w:jc w:val="center"/>
+        <w:rPr>
+          <w:rFonts w:ascii="Times New Roman" w:hAnsi="Times New Roman" w:cs="Times New Roman"/>
+          <w:sz w:val="28"/>
+          <w:szCs w:val="28"/>
+        </w:rPr>
+      </w:pPr>
+    </w:p>
+    <w:p>
+      <w:pPr>
         <w:jc w:val="center"/>
         <w:rPr>
           <w:rFonts w:ascii="Times New Roman" w:hAnsi="Times New Roman" w:cs="Times New Roman"/>
@@ -10632,7 +11110,7 @@
           <w:szCs w:val="28"/>
         </w:rPr>
       </w:pPr>
-      <w:bookmarkStart w:id="32" w:name="_Toc221798290"/>
+      <w:bookmarkStart w:id="42" w:name="_Toc223172913"/>
       <w:r>
         <w:rPr>
           <w:rFonts w:ascii="Times New Roman" w:hAnsi="Times New Roman" w:cs="Times New Roman"/>
@@ -10641,9 +11119,10 @@
           <w:sz w:val="28"/>
           <w:szCs w:val="28"/>
         </w:rPr>
+        <w:lastRenderedPageBreak/>
         <w:t>Получение и дешифрование сообщения</w:t>
       </w:r>
-      <w:bookmarkEnd w:id="32"/>
+      <w:bookmarkEnd w:id="42"/>
     </w:p>
     <w:p>
       <w:pPr>
@@ -10782,16 +11261,45 @@
     </w:p>
     <w:p>
       <w:pPr>
-        <w:rPr>
-          <w:rFonts w:ascii="Times New Roman" w:hAnsi="Times New Roman" w:cs="Times New Roman"/>
-        </w:rPr>
-      </w:pPr>
-      <w:r>
-        <w:rPr>
-          <w:rFonts w:ascii="Times New Roman" w:hAnsi="Times New Roman" w:cs="Times New Roman"/>
-        </w:rPr>
-        <w:br w:type="page"/>
-      </w:r>
+        <w:spacing w:after="0" w:line="360" w:lineRule="auto"/>
+        <w:jc w:val="both"/>
+        <w:rPr>
+          <w:rFonts w:ascii="Times New Roman" w:hAnsi="Times New Roman" w:cs="Times New Roman"/>
+          <w:sz w:val="28"/>
+          <w:szCs w:val="28"/>
+        </w:rPr>
+      </w:pPr>
+      <w:r>
+        <w:rPr>
+          <w:rFonts w:ascii="Times New Roman" w:hAnsi="Times New Roman" w:cs="Times New Roman"/>
+          <w:sz w:val="28"/>
+          <w:szCs w:val="28"/>
+        </w:rPr>
+        <w:t>В ходе этапа был</w:t>
+      </w:r>
+      <w:r>
+        <w:rPr>
+          <w:rFonts w:ascii="Times New Roman" w:hAnsi="Times New Roman" w:cs="Times New Roman"/>
+          <w:sz w:val="28"/>
+          <w:szCs w:val="28"/>
+        </w:rPr>
+        <w:t>о</w:t>
+      </w:r>
+      <w:r>
+        <w:rPr>
+          <w:rFonts w:ascii="Times New Roman" w:hAnsi="Times New Roman" w:cs="Times New Roman"/>
+          <w:sz w:val="28"/>
+          <w:szCs w:val="28"/>
+        </w:rPr>
+        <w:t xml:space="preserve"> разработано полное сквозное шифрование сообщений.</w:t>
+      </w:r>
+    </w:p>
+    <w:p>
+      <w:pPr>
+        <w:rPr>
+          <w:rFonts w:ascii="Times New Roman" w:hAnsi="Times New Roman" w:cs="Times New Roman"/>
+        </w:rPr>
+      </w:pPr>
     </w:p>
     <w:p>
       <w:pPr>
@@ -10811,7 +11319,7 @@
           <w:szCs w:val="28"/>
         </w:rPr>
       </w:pPr>
-      <w:bookmarkStart w:id="33" w:name="_Toc221798291"/>
+      <w:bookmarkStart w:id="43" w:name="_Toc223172914"/>
       <w:r>
         <w:rPr>
           <w:rFonts w:ascii="Times New Roman" w:hAnsi="Times New Roman" w:cs="Times New Roman"/>
@@ -10820,10 +11328,9 @@
           <w:sz w:val="28"/>
           <w:szCs w:val="28"/>
         </w:rPr>
-        <w:lastRenderedPageBreak/>
         <w:t>Система синхронизация времени</w:t>
       </w:r>
-      <w:bookmarkEnd w:id="33"/>
+      <w:bookmarkEnd w:id="43"/>
     </w:p>
     <w:p>
       <w:pPr>
@@ -10834,42 +11341,41 @@
           <w:rFonts w:ascii="Times New Roman" w:hAnsi="Times New Roman" w:cs="Times New Roman"/>
           <w:sz w:val="28"/>
           <w:szCs w:val="28"/>
+        </w:rPr>
+      </w:pPr>
+      <w:r>
+        <w:rPr>
+          <w:rFonts w:ascii="Times New Roman" w:hAnsi="Times New Roman" w:cs="Times New Roman"/>
+          <w:sz w:val="28"/>
+          <w:szCs w:val="28"/>
+        </w:rPr>
+        <w:t xml:space="preserve">Этап был начат и завершен в конце декабря 2025 года. </w:t>
+      </w:r>
+      <w:r>
+        <w:rPr>
+          <w:rFonts w:ascii="Times New Roman" w:hAnsi="Times New Roman" w:cs="Times New Roman"/>
+          <w:sz w:val="28"/>
+          <w:szCs w:val="28"/>
+        </w:rPr>
+        <w:t xml:space="preserve">Когда пользователь отправляет сообщение, то время фиксируется на сервере в момент сохранения сообщения в базу данных. Этот способ помогает предотвращать проблемы со временем у пользователей. Само время сохраняется в формате </w:t>
+      </w:r>
+      <w:r>
+        <w:rPr>
+          <w:rFonts w:ascii="Times New Roman" w:hAnsi="Times New Roman" w:cs="Times New Roman"/>
+          <w:sz w:val="28"/>
+          <w:szCs w:val="28"/>
           <w:lang w:val="en-US"/>
         </w:rPr>
-      </w:pPr>
-      <w:r>
-        <w:rPr>
-          <w:rFonts w:ascii="Times New Roman" w:hAnsi="Times New Roman" w:cs="Times New Roman"/>
-          <w:sz w:val="28"/>
-          <w:szCs w:val="28"/>
-        </w:rPr>
-        <w:t xml:space="preserve">Этап был начат и завершен в конце декабря 2025 года. </w:t>
-      </w:r>
-      <w:r>
-        <w:rPr>
-          <w:rFonts w:ascii="Times New Roman" w:hAnsi="Times New Roman" w:cs="Times New Roman"/>
-          <w:sz w:val="28"/>
-          <w:szCs w:val="28"/>
-        </w:rPr>
-        <w:t xml:space="preserve">Когда пользователь отправляет сообщение, то время фиксируется на сервере в момент сохранения сообщения в базу данных. Этот способ помогает предотвращать проблемы со временем у пользователей. Само время сохраняется в формате </w:t>
-      </w:r>
-      <w:r>
-        <w:rPr>
+        <w:t>UTC</w:t>
+      </w:r>
+      <w:r>
+        <w:rPr>
+          <w:rStyle w:val="ac"/>
           <w:rFonts w:ascii="Times New Roman" w:hAnsi="Times New Roman" w:cs="Times New Roman"/>
           <w:sz w:val="28"/>
           <w:szCs w:val="28"/>
           <w:lang w:val="en-US"/>
         </w:rPr>
-        <w:t>UTC</w:t>
-      </w:r>
-      <w:r>
-        <w:rPr>
-          <w:rStyle w:val="ac"/>
-          <w:rFonts w:ascii="Times New Roman" w:hAnsi="Times New Roman" w:cs="Times New Roman"/>
-          <w:sz w:val="28"/>
-          <w:szCs w:val="28"/>
-          <w:lang w:val="en-US"/>
-        </w:rPr>
         <w:footnoteReference w:id="13"/>
       </w:r>
       <w:r>
@@ -10926,7 +11432,6 @@
           <w:rFonts w:ascii="Times New Roman" w:hAnsi="Times New Roman" w:cs="Times New Roman"/>
           <w:sz w:val="28"/>
           <w:szCs w:val="28"/>
-          <w:lang w:val="en-US"/>
         </w:rPr>
         <w:t>,</w:t>
       </w:r>
@@ -10943,7 +11448,22 @@
           <w:rFonts w:ascii="Times New Roman" w:hAnsi="Times New Roman" w:cs="Times New Roman"/>
           <w:sz w:val="28"/>
           <w:szCs w:val="28"/>
-          <w:lang w:val="en-US"/>
+        </w:rPr>
+        <w:t>.</w:t>
+      </w:r>
+      <w:r>
+        <w:rPr>
+          <w:rFonts w:ascii="Times New Roman" w:hAnsi="Times New Roman" w:cs="Times New Roman"/>
+          <w:sz w:val="28"/>
+          <w:szCs w:val="28"/>
+        </w:rPr>
+        <w:t xml:space="preserve"> В данном этапе была создана полноценная система синхронизации времени</w:t>
+      </w:r>
+      <w:r>
+        <w:rPr>
+          <w:rFonts w:ascii="Times New Roman" w:hAnsi="Times New Roman" w:cs="Times New Roman"/>
+          <w:sz w:val="28"/>
+          <w:szCs w:val="28"/>
         </w:rPr>
         <w:t>.</w:t>
       </w:r>
@@ -10979,7 +11499,7 @@
           <w:szCs w:val="28"/>
         </w:rPr>
       </w:pPr>
-      <w:bookmarkStart w:id="34" w:name="_Toc221798292"/>
+      <w:bookmarkStart w:id="44" w:name="_Toc223172915"/>
       <w:r>
         <w:rPr>
           <w:rFonts w:ascii="Times New Roman" w:hAnsi="Times New Roman" w:cs="Times New Roman"/>
@@ -10990,7 +11510,7 @@
         </w:rPr>
         <w:t>Система отслеживания активности</w:t>
       </w:r>
-      <w:bookmarkEnd w:id="34"/>
+      <w:bookmarkEnd w:id="44"/>
     </w:p>
     <w:p>
       <w:pPr>
@@ -11049,7 +11569,16 @@
           <w:sz w:val="28"/>
           <w:szCs w:val="28"/>
         </w:rPr>
-        <w:t xml:space="preserve">Когда пользователь входит в свой аккаунт, он отправляет сигнал на сервер о своем присутствие. Сервер принимает этот сигнал и сохраняет время в базу данных. После этого введется отсчёт сессии активность. Каждые тридцать секунд клиент автоматически отправляет на сервер фоновый запрос на обновление активности. Как только сервер принимает запрос, то изменяется </w:t>
+        <w:t xml:space="preserve">Когда пользователь входит в свой аккаунт, он отправляет сигнал на сервер о своем </w:t>
+      </w:r>
+      <w:r>
+        <w:rPr>
+          <w:rFonts w:ascii="Times New Roman" w:hAnsi="Times New Roman" w:cs="Times New Roman"/>
+          <w:sz w:val="28"/>
+          <w:szCs w:val="28"/>
+        </w:rPr>
+        <w:lastRenderedPageBreak/>
+        <w:t xml:space="preserve">присутствие. Сервер принимает этот сигнал и сохраняет время в базу данных. После этого введется отсчёт сессии активность. Каждые тридцать секунд клиент автоматически отправляет на сервер фоновый запрос на обновление активности. Как только сервер принимает запрос, то изменяется </w:t>
       </w:r>
       <w:r>
         <w:rPr>
@@ -11141,7 +11670,39 @@
           <w:sz w:val="28"/>
           <w:szCs w:val="28"/>
         </w:rPr>
-        <w:t xml:space="preserve">отметка ‘Человек в сети’ пропадает. </w:t>
+        <w:t>отметка ‘Человек в сети’ пропадает.</w:t>
+      </w:r>
+      <w:r>
+        <w:rPr>
+          <w:rFonts w:ascii="Times New Roman" w:hAnsi="Times New Roman" w:cs="Times New Roman"/>
+          <w:sz w:val="28"/>
+          <w:szCs w:val="28"/>
+        </w:rPr>
+        <w:t xml:space="preserve"> В этом этапе была разработана система отслеживания активности</w:t>
+      </w:r>
+      <w:r>
+        <w:rPr>
+          <w:rFonts w:ascii="Times New Roman" w:hAnsi="Times New Roman" w:cs="Times New Roman"/>
+          <w:sz w:val="28"/>
+          <w:szCs w:val="28"/>
+        </w:rPr>
+        <w:t>,</w:t>
+      </w:r>
+      <w:r>
+        <w:rPr>
+          <w:rFonts w:ascii="Times New Roman" w:hAnsi="Times New Roman" w:cs="Times New Roman"/>
+          <w:sz w:val="28"/>
+          <w:szCs w:val="28"/>
+        </w:rPr>
+        <w:t xml:space="preserve"> позволяющая повысить уровень общения между пользователями</w:t>
+      </w:r>
+      <w:r>
+        <w:rPr>
+          <w:rFonts w:ascii="Times New Roman" w:hAnsi="Times New Roman" w:cs="Times New Roman"/>
+          <w:sz w:val="28"/>
+          <w:szCs w:val="28"/>
+        </w:rPr>
+        <w:t>.</w:t>
       </w:r>
       <w:r>
         <w:rPr>
@@ -11183,7 +11744,7 @@
           <w:szCs w:val="28"/>
         </w:rPr>
       </w:pPr>
-      <w:bookmarkStart w:id="35" w:name="_Toc221798293"/>
+      <w:bookmarkStart w:id="45" w:name="_Toc223172916"/>
       <w:r>
         <w:rPr>
           <w:rFonts w:ascii="Times New Roman" w:hAnsi="Times New Roman" w:cs="Times New Roman"/>
@@ -11194,7 +11755,7 @@
         </w:rPr>
         <w:t>Система ответов на сообщения</w:t>
       </w:r>
-      <w:bookmarkEnd w:id="35"/>
+      <w:bookmarkEnd w:id="45"/>
     </w:p>
     <w:p>
       <w:pPr>
@@ -11221,16 +11782,7 @@
           <w:sz w:val="28"/>
           <w:szCs w:val="28"/>
         </w:rPr>
-        <w:t xml:space="preserve">Система ответов позволяет людям быстро цитировать предыдущие сообщения, тем самым улучшая общение в мессенджере. При нажатии на сообщение, содержащее ответ, может отправлять </w:t>
-      </w:r>
-      <w:r>
-        <w:rPr>
-          <w:rFonts w:ascii="Times New Roman" w:hAnsi="Times New Roman" w:cs="Times New Roman"/>
-          <w:sz w:val="28"/>
-          <w:szCs w:val="28"/>
-        </w:rPr>
-        <w:lastRenderedPageBreak/>
-        <w:t xml:space="preserve">пользователя к тому сообщению, на которое он отвечал. Теперь у каждого сообщения, хранящегося в базе данных, будет содержать пункт: reply_to_message_id. В нем будет написан </w:t>
+        <w:t xml:space="preserve">Система ответов позволяет людям быстро цитировать предыдущие сообщения, тем самым улучшая общение в мессенджере. При нажатии на сообщение, содержащее ответ, может отправлять пользователя к тому сообщению, на которое он отвечал. Теперь у каждого сообщения, хранящегося в базе данных, будет содержать пункт: reply_to_message_id. В нем будет написан </w:t>
       </w:r>
       <w:r>
         <w:rPr>
@@ -11273,6 +11825,15 @@
           <w:sz w:val="28"/>
           <w:szCs w:val="28"/>
         </w:rPr>
+        <w:t xml:space="preserve">рисунке </w:t>
+      </w:r>
+      <w:r>
+        <w:rPr>
+          <w:rFonts w:ascii="Times New Roman" w:hAnsi="Times New Roman" w:cs="Times New Roman"/>
+          <w:sz w:val="28"/>
+          <w:szCs w:val="28"/>
+          <w:lang w:val="en-US"/>
+        </w:rPr>
         <w:fldChar w:fldCharType="begin"/>
       </w:r>
       <w:r>
@@ -11281,60 +11842,50 @@
           <w:sz w:val="28"/>
           <w:szCs w:val="28"/>
         </w:rPr>
-        <w:instrText xml:space="preserve"> REF _Ref220233225 \h  \* MERGEFORMAT </w:instrText>
-      </w:r>
-      <w:r>
-        <w:rPr>
-          <w:rFonts w:ascii="Times New Roman" w:hAnsi="Times New Roman" w:cs="Times New Roman"/>
-          <w:sz w:val="28"/>
-          <w:szCs w:val="28"/>
-        </w:rPr>
-      </w:r>
-      <w:r>
-        <w:rPr>
-          <w:rFonts w:ascii="Times New Roman" w:hAnsi="Times New Roman" w:cs="Times New Roman"/>
-          <w:sz w:val="28"/>
-          <w:szCs w:val="28"/>
+        <w:instrText xml:space="preserve"> REF _Ref223170994 \h </w:instrText>
+      </w:r>
+      <w:r>
+        <w:rPr>
+          <w:rFonts w:ascii="Times New Roman" w:hAnsi="Times New Roman" w:cs="Times New Roman"/>
+          <w:sz w:val="28"/>
+          <w:szCs w:val="28"/>
+          <w:lang w:val="en-US"/>
+        </w:rPr>
+      </w:r>
+      <w:r>
+        <w:rPr>
+          <w:rFonts w:ascii="Times New Roman" w:hAnsi="Times New Roman" w:cs="Times New Roman"/>
+          <w:sz w:val="28"/>
+          <w:szCs w:val="28"/>
+          <w:lang w:val="en-US"/>
+        </w:rPr>
+        <w:instrText xml:space="preserve"> \* MERGEFORMAT </w:instrText>
+      </w:r>
+      <w:r>
+        <w:rPr>
+          <w:rFonts w:ascii="Times New Roman" w:hAnsi="Times New Roman" w:cs="Times New Roman"/>
+          <w:sz w:val="28"/>
+          <w:szCs w:val="28"/>
+          <w:lang w:val="en-US"/>
         </w:rPr>
         <w:fldChar w:fldCharType="separate"/>
       </w:r>
       <w:r>
         <w:rPr>
-          <w:rFonts w:ascii="Times New Roman" w:hAnsi="Times New Roman" w:cs="Times New Roman"/>
-          <w:sz w:val="28"/>
-          <w:szCs w:val="28"/>
-        </w:rPr>
-        <w:t>р</w:t>
-      </w:r>
-      <w:r>
-        <w:rPr>
-          <w:rFonts w:ascii="Times New Roman" w:hAnsi="Times New Roman" w:cs="Times New Roman"/>
-          <w:sz w:val="28"/>
-          <w:szCs w:val="28"/>
-        </w:rPr>
-        <w:t>исун</w:t>
-      </w:r>
-      <w:r>
-        <w:rPr>
-          <w:rFonts w:ascii="Times New Roman" w:hAnsi="Times New Roman" w:cs="Times New Roman"/>
-          <w:sz w:val="28"/>
-          <w:szCs w:val="28"/>
-        </w:rPr>
-        <w:t>ке</w:t>
-      </w:r>
-      <w:r>
-        <w:rPr>
-          <w:rFonts w:ascii="Times New Roman" w:hAnsi="Times New Roman" w:cs="Times New Roman"/>
-          <w:sz w:val="28"/>
-          <w:szCs w:val="28"/>
-        </w:rPr>
-        <w:t xml:space="preserve"> 6</w:t>
-      </w:r>
-      <w:r>
-        <w:rPr>
-          <w:rFonts w:ascii="Times New Roman" w:hAnsi="Times New Roman" w:cs="Times New Roman"/>
-          <w:sz w:val="28"/>
-          <w:szCs w:val="28"/>
+          <w:rStyle w:val="20"/>
+          <w:rFonts w:ascii="Times New Roman" w:hAnsi="Times New Roman" w:cs="Times New Roman"/>
+          <w:color w:val="auto"/>
+          <w:sz w:val="28"/>
+          <w:szCs w:val="28"/>
+        </w:rPr>
+        <w:t>7</w:t>
+      </w:r>
+      <w:r>
+        <w:rPr>
+          <w:rFonts w:ascii="Times New Roman" w:hAnsi="Times New Roman" w:cs="Times New Roman"/>
+          <w:sz w:val="28"/>
+          <w:szCs w:val="28"/>
+          <w:lang w:val="en-US"/>
         </w:rPr>
         <w:fldChar w:fldCharType="end"/>
       </w:r>
@@ -11344,8 +11895,76 @@
           <w:sz w:val="28"/>
           <w:szCs w:val="28"/>
         </w:rPr>
-        <w:t xml:space="preserve"> приведен вид отправленного ответа на сообщение.</w:t>
-      </w:r>
+        <w:t xml:space="preserve"> </w:t>
+      </w:r>
+      <w:r>
+        <w:rPr>
+          <w:rFonts w:ascii="Times New Roman" w:hAnsi="Times New Roman" w:cs="Times New Roman"/>
+          <w:sz w:val="28"/>
+          <w:szCs w:val="28"/>
+        </w:rPr>
+        <w:t>приведен вид отправленного ответа на сообщение.</w:t>
+      </w:r>
+      <w:r>
+        <w:rPr>
+          <w:rFonts w:ascii="Times New Roman" w:hAnsi="Times New Roman" w:cs="Times New Roman"/>
+          <w:sz w:val="28"/>
+          <w:szCs w:val="28"/>
+        </w:rPr>
+        <w:t xml:space="preserve"> </w:t>
+      </w:r>
+      <w:r>
+        <w:rPr>
+          <w:rFonts w:ascii="Times New Roman" w:hAnsi="Times New Roman" w:cs="Times New Roman"/>
+          <w:sz w:val="28"/>
+          <w:szCs w:val="28"/>
+        </w:rPr>
+        <w:t>В этом этапе была разработана система ответов</w:t>
+      </w:r>
+      <w:r>
+        <w:rPr>
+          <w:rFonts w:ascii="Times New Roman" w:hAnsi="Times New Roman" w:cs="Times New Roman"/>
+          <w:sz w:val="28"/>
+          <w:szCs w:val="28"/>
+        </w:rPr>
+        <w:t>,</w:t>
+      </w:r>
+      <w:r>
+        <w:rPr>
+          <w:rFonts w:ascii="Times New Roman" w:hAnsi="Times New Roman" w:cs="Times New Roman"/>
+          <w:sz w:val="28"/>
+          <w:szCs w:val="28"/>
+        </w:rPr>
+        <w:t xml:space="preserve"> позволяющая повысить уровень общения между пользователями</w:t>
+      </w:r>
+      <w:r>
+        <w:rPr>
+          <w:rFonts w:ascii="Times New Roman" w:hAnsi="Times New Roman" w:cs="Times New Roman"/>
+          <w:sz w:val="28"/>
+          <w:szCs w:val="28"/>
+        </w:rPr>
+        <w:t>.</w:t>
+      </w:r>
+    </w:p>
+    <w:p>
+      <w:pPr>
+        <w:spacing w:after="0"/>
+        <w:rPr>
+          <w:rFonts w:ascii="Times New Roman" w:hAnsi="Times New Roman" w:cs="Times New Roman"/>
+          <w:sz w:val="28"/>
+          <w:szCs w:val="28"/>
+        </w:rPr>
+      </w:pPr>
+    </w:p>
+    <w:p>
+      <w:pPr>
+        <w:spacing w:after="0"/>
+        <w:rPr>
+          <w:rFonts w:ascii="Times New Roman" w:hAnsi="Times New Roman" w:cs="Times New Roman"/>
+          <w:sz w:val="28"/>
+          <w:szCs w:val="28"/>
+        </w:rPr>
+      </w:pPr>
     </w:p>
     <w:p>
       <w:pPr>
@@ -11363,9 +11982,7 @@
         <w:ind w:firstLine="709"/>
         <w:jc w:val="center"/>
         <w:rPr>
-          <w:rFonts w:ascii="Times New Roman" w:hAnsi="Times New Roman" w:cs="Times New Roman"/>
-          <w:sz w:val="28"/>
-          <w:szCs w:val="28"/>
+          <w:rStyle w:val="20"/>
         </w:rPr>
       </w:pPr>
       <w:r>
@@ -11375,6 +11992,7 @@
           <w:sz w:val="28"/>
           <w:szCs w:val="28"/>
         </w:rPr>
+        <w:lastRenderedPageBreak/>
         <w:drawing>
           <wp:inline distT="0" distB="0" distL="0" distR="0" wp14:anchorId="74A4F2E9" wp14:editId="7707DA8A">
             <wp:extent cx="981212" cy="1200318"/>
@@ -11391,7 +12009,7 @@
                     <pic:cNvPicPr/>
                   </pic:nvPicPr>
                   <pic:blipFill>
-                    <a:blip r:embed="rId13"/>
+                    <a:blip r:embed="rId16"/>
                     <a:stretch>
                       <a:fillRect/>
                     </a:stretch>
@@ -11414,7 +12032,6 @@
     </w:p>
     <w:p>
       <w:pPr>
-        <w:spacing w:after="0" w:line="360" w:lineRule="auto"/>
         <w:jc w:val="center"/>
         <w:rPr>
           <w:rFonts w:ascii="Times New Roman" w:hAnsi="Times New Roman" w:cs="Times New Roman"/>
@@ -11422,42 +12039,46 @@
           <w:szCs w:val="28"/>
         </w:rPr>
       </w:pPr>
-      <w:bookmarkStart w:id="36" w:name="_Hlk216196835"/>
-      <w:bookmarkStart w:id="37" w:name="_Ref220233225"/>
-      <w:r>
-        <w:rPr>
-          <w:rFonts w:ascii="Times New Roman" w:hAnsi="Times New Roman" w:cs="Times New Roman"/>
-          <w:sz w:val="28"/>
-          <w:szCs w:val="28"/>
-        </w:rPr>
-        <w:t xml:space="preserve">Рисунок </w:t>
-      </w:r>
-      <w:r>
-        <w:rPr>
-          <w:rFonts w:ascii="Times New Roman" w:hAnsi="Times New Roman" w:cs="Times New Roman"/>
-          <w:sz w:val="28"/>
-          <w:szCs w:val="28"/>
-        </w:rPr>
-        <w:t>6</w:t>
-      </w:r>
-      <w:r>
-        <w:rPr>
-          <w:rFonts w:ascii="Times New Roman" w:hAnsi="Times New Roman" w:cs="Times New Roman"/>
-          <w:sz w:val="28"/>
-          <w:szCs w:val="28"/>
-        </w:rPr>
-        <w:t xml:space="preserve"> — </w:t>
-      </w:r>
-      <w:bookmarkEnd w:id="36"/>
-      <w:r>
-        <w:rPr>
-          <w:rFonts w:ascii="Times New Roman" w:hAnsi="Times New Roman" w:cs="Times New Roman"/>
-          <w:sz w:val="28"/>
-          <w:szCs w:val="28"/>
-        </w:rPr>
-        <w:t>Вид отправленного ответа на сообщение</w:t>
-      </w:r>
-      <w:bookmarkEnd w:id="37"/>
+      <w:bookmarkStart w:id="46" w:name="_Ref223170994"/>
+      <w:r>
+        <w:rPr>
+          <w:rFonts w:ascii="Times New Roman" w:hAnsi="Times New Roman" w:cs="Times New Roman"/>
+          <w:sz w:val="28"/>
+          <w:szCs w:val="28"/>
+        </w:rPr>
+        <w:t>Рисунок</w:t>
+      </w:r>
+      <w:r>
+        <w:rPr>
+          <w:rStyle w:val="20"/>
+        </w:rPr>
+        <w:t xml:space="preserve"> </w:t>
+      </w:r>
+      <w:r>
+        <w:rPr>
+          <w:rStyle w:val="20"/>
+          <w:rFonts w:ascii="Times New Roman" w:hAnsi="Times New Roman" w:cs="Times New Roman"/>
+          <w:color w:val="auto"/>
+          <w:sz w:val="28"/>
+          <w:szCs w:val="28"/>
+        </w:rPr>
+        <w:t>7</w:t>
+      </w:r>
+      <w:bookmarkEnd w:id="46"/>
+      <w:r>
+        <w:rPr>
+          <w:rStyle w:val="20"/>
+        </w:rPr>
+        <w:t xml:space="preserve"> </w:t>
+      </w:r>
+      <w:r>
+        <w:rPr>
+          <w:rFonts w:ascii="Times New Roman" w:hAnsi="Times New Roman" w:cs="Times New Roman"/>
+          <w:sz w:val="28"/>
+          <w:szCs w:val="28"/>
+        </w:rPr>
+        <w:t>— Вид отправленного ответа на сообщение</w:t>
+      </w:r>
     </w:p>
     <w:p>
       <w:pPr>
@@ -11489,7 +12110,7 @@
           <w:szCs w:val="28"/>
         </w:rPr>
       </w:pPr>
-      <w:bookmarkStart w:id="38" w:name="_Toc221798294"/>
+      <w:bookmarkStart w:id="47" w:name="_Toc223172917"/>
       <w:r>
         <w:rPr>
           <w:rFonts w:ascii="Times New Roman" w:hAnsi="Times New Roman" w:cs="Times New Roman"/>
@@ -11500,7 +12121,7 @@
         </w:rPr>
         <w:t>Система последнего сообщения</w:t>
       </w:r>
-      <w:bookmarkEnd w:id="38"/>
+      <w:bookmarkEnd w:id="47"/>
     </w:p>
     <w:p>
       <w:pPr>
@@ -11567,13 +12188,30 @@
           <w:sz w:val="28"/>
           <w:szCs w:val="28"/>
         </w:rPr>
-        <w:t xml:space="preserve"> Вид отображения последнего сообщения представлена на </w:t>
-      </w:r>
-      <w:r>
-        <w:rPr>
-          <w:rFonts w:ascii="Times New Roman" w:hAnsi="Times New Roman" w:cs="Times New Roman"/>
-          <w:sz w:val="28"/>
-          <w:szCs w:val="28"/>
+        <w:t xml:space="preserve"> Вид отображения последнего сообщения представлена на</w:t>
+      </w:r>
+      <w:r>
+        <w:rPr>
+          <w:rFonts w:ascii="Times New Roman" w:hAnsi="Times New Roman" w:cs="Times New Roman"/>
+          <w:sz w:val="28"/>
+          <w:szCs w:val="28"/>
+        </w:rPr>
+        <w:t xml:space="preserve"> </w:t>
+      </w:r>
+      <w:r>
+        <w:rPr>
+          <w:rFonts w:ascii="Times New Roman" w:hAnsi="Times New Roman" w:cs="Times New Roman"/>
+          <w:sz w:val="28"/>
+          <w:szCs w:val="28"/>
+        </w:rPr>
+        <w:t xml:space="preserve">рисунке </w:t>
+      </w:r>
+      <w:r>
+        <w:rPr>
+          <w:rFonts w:ascii="Times New Roman" w:hAnsi="Times New Roman" w:cs="Times New Roman"/>
+          <w:sz w:val="28"/>
+          <w:szCs w:val="28"/>
+          <w:lang w:val="en-US"/>
         </w:rPr>
         <w:fldChar w:fldCharType="begin"/>
       </w:r>
@@ -11583,20 +12221,31 @@
           <w:sz w:val="28"/>
           <w:szCs w:val="28"/>
         </w:rPr>
-        <w:instrText xml:space="preserve"> REF _Ref220233283 \h  \* MERGEFORMAT </w:instrText>
-      </w:r>
-      <w:r>
-        <w:rPr>
-          <w:rFonts w:ascii="Times New Roman" w:hAnsi="Times New Roman" w:cs="Times New Roman"/>
-          <w:sz w:val="28"/>
-          <w:szCs w:val="28"/>
-        </w:rPr>
-      </w:r>
-      <w:r>
-        <w:rPr>
-          <w:rFonts w:ascii="Times New Roman" w:hAnsi="Times New Roman" w:cs="Times New Roman"/>
-          <w:sz w:val="28"/>
-          <w:szCs w:val="28"/>
+        <w:instrText xml:space="preserve"> REF _Ref223171092 \h </w:instrText>
+      </w:r>
+      <w:r>
+        <w:rPr>
+          <w:rFonts w:ascii="Times New Roman" w:hAnsi="Times New Roman" w:cs="Times New Roman"/>
+          <w:sz w:val="28"/>
+          <w:szCs w:val="28"/>
+          <w:lang w:val="en-US"/>
+        </w:rPr>
+      </w:r>
+      <w:r>
+        <w:rPr>
+          <w:rFonts w:ascii="Times New Roman" w:hAnsi="Times New Roman" w:cs="Times New Roman"/>
+          <w:sz w:val="28"/>
+          <w:szCs w:val="28"/>
+          <w:lang w:val="en-US"/>
+        </w:rPr>
+        <w:instrText xml:space="preserve"> \* MERGEFORMAT </w:instrText>
+      </w:r>
+      <w:r>
+        <w:rPr>
+          <w:rFonts w:ascii="Times New Roman" w:hAnsi="Times New Roman" w:cs="Times New Roman"/>
+          <w:sz w:val="28"/>
+          <w:szCs w:val="28"/>
+          <w:lang w:val="en-US"/>
         </w:rPr>
         <w:fldChar w:fldCharType="separate"/>
       </w:r>
@@ -11605,40 +12254,58 @@
           <w:rFonts w:ascii="Times New Roman" w:hAnsi="Times New Roman" w:cs="Times New Roman"/>
           <w:sz w:val="28"/>
           <w:szCs w:val="28"/>
-        </w:rPr>
-        <w:t>р</w:t>
-      </w:r>
-      <w:r>
-        <w:rPr>
-          <w:rFonts w:ascii="Times New Roman" w:hAnsi="Times New Roman" w:cs="Times New Roman"/>
-          <w:sz w:val="28"/>
-          <w:szCs w:val="28"/>
-        </w:rPr>
-        <w:t>исунк</w:t>
-      </w:r>
-      <w:r>
-        <w:rPr>
-          <w:rFonts w:ascii="Times New Roman" w:hAnsi="Times New Roman" w:cs="Times New Roman"/>
-          <w:sz w:val="28"/>
-          <w:szCs w:val="28"/>
-        </w:rPr>
-        <w:t>е</w:t>
-      </w:r>
-      <w:r>
-        <w:rPr>
-          <w:rFonts w:ascii="Times New Roman" w:hAnsi="Times New Roman" w:cs="Times New Roman"/>
-          <w:sz w:val="28"/>
-          <w:szCs w:val="28"/>
-        </w:rPr>
-        <w:t xml:space="preserve"> 7</w:t>
-      </w:r>
-      <w:r>
-        <w:rPr>
-          <w:rFonts w:ascii="Times New Roman" w:hAnsi="Times New Roman" w:cs="Times New Roman"/>
-          <w:sz w:val="28"/>
-          <w:szCs w:val="28"/>
+          <w:lang w:val="en-US"/>
+        </w:rPr>
+        <w:t>8</w:t>
+      </w:r>
+      <w:r>
+        <w:rPr>
+          <w:rFonts w:ascii="Times New Roman" w:hAnsi="Times New Roman" w:cs="Times New Roman"/>
+          <w:sz w:val="28"/>
+          <w:szCs w:val="28"/>
+          <w:lang w:val="en-US"/>
         </w:rPr>
         <w:fldChar w:fldCharType="end"/>
+      </w:r>
+      <w:r>
+        <w:rPr>
+          <w:rFonts w:ascii="Times New Roman" w:hAnsi="Times New Roman" w:cs="Times New Roman"/>
+          <w:sz w:val="28"/>
+          <w:szCs w:val="28"/>
+        </w:rPr>
+        <w:t>.</w:t>
+      </w:r>
+      <w:r>
+        <w:rPr>
+          <w:rFonts w:ascii="Times New Roman" w:hAnsi="Times New Roman" w:cs="Times New Roman"/>
+          <w:sz w:val="28"/>
+          <w:szCs w:val="28"/>
+        </w:rPr>
+        <w:t xml:space="preserve"> </w:t>
+      </w:r>
+      <w:r>
+        <w:rPr>
+          <w:rFonts w:ascii="Times New Roman" w:hAnsi="Times New Roman" w:cs="Times New Roman"/>
+          <w:sz w:val="28"/>
+          <w:szCs w:val="28"/>
+        </w:rPr>
+        <w:t>В этом этапе была разработана система последнего сообщения</w:t>
+      </w:r>
+      <w:r>
+        <w:rPr>
+          <w:rFonts w:ascii="Times New Roman" w:hAnsi="Times New Roman" w:cs="Times New Roman"/>
+          <w:sz w:val="28"/>
+          <w:szCs w:val="28"/>
+        </w:rPr>
+        <w:t>,</w:t>
+      </w:r>
+      <w:r>
+        <w:rPr>
+          <w:rFonts w:ascii="Times New Roman" w:hAnsi="Times New Roman" w:cs="Times New Roman"/>
+          <w:sz w:val="28"/>
+          <w:szCs w:val="28"/>
+        </w:rPr>
+        <w:t xml:space="preserve"> позволяющая повысить уровень общения между пользователями</w:t>
       </w:r>
       <w:r>
         <w:rPr>
@@ -11695,7 +12362,7 @@
                     <pic:cNvPicPr/>
                   </pic:nvPicPr>
                   <pic:blipFill>
-                    <a:blip r:embed="rId14"/>
+                    <a:blip r:embed="rId17"/>
                     <a:stretch>
                       <a:fillRect/>
                     </a:stretch>
@@ -11718,7 +12385,6 @@
     </w:p>
     <w:p>
       <w:pPr>
-        <w:spacing w:after="0" w:line="360" w:lineRule="auto"/>
         <w:jc w:val="center"/>
         <w:rPr>
           <w:rFonts w:ascii="Times New Roman" w:hAnsi="Times New Roman" w:cs="Times New Roman"/>
@@ -11726,44 +12392,57 @@
           <w:szCs w:val="28"/>
         </w:rPr>
       </w:pPr>
-      <w:bookmarkStart w:id="39" w:name="_Ref220233283"/>
-      <w:r>
-        <w:rPr>
-          <w:rFonts w:ascii="Times New Roman" w:hAnsi="Times New Roman" w:cs="Times New Roman"/>
-          <w:sz w:val="28"/>
-          <w:szCs w:val="28"/>
-        </w:rPr>
-        <w:lastRenderedPageBreak/>
-        <w:t xml:space="preserve">Рисунок </w:t>
-      </w:r>
-      <w:r>
-        <w:rPr>
-          <w:rFonts w:ascii="Times New Roman" w:hAnsi="Times New Roman" w:cs="Times New Roman"/>
-          <w:sz w:val="28"/>
-          <w:szCs w:val="28"/>
-        </w:rPr>
-        <w:t>7</w:t>
-      </w:r>
-      <w:r>
-        <w:rPr>
-          <w:rFonts w:ascii="Times New Roman" w:hAnsi="Times New Roman" w:cs="Times New Roman"/>
-          <w:sz w:val="28"/>
-          <w:szCs w:val="28"/>
-        </w:rPr>
-        <w:t xml:space="preserve"> — Вид отображения последнего сообщения</w:t>
-      </w:r>
-      <w:bookmarkEnd w:id="39"/>
+      <w:bookmarkStart w:id="48" w:name="_Ref220233283"/>
+      <w:bookmarkStart w:id="49" w:name="_Ref223171092"/>
+      <w:r>
+        <w:rPr>
+          <w:rFonts w:ascii="Times New Roman" w:hAnsi="Times New Roman" w:cs="Times New Roman"/>
+          <w:sz w:val="28"/>
+          <w:szCs w:val="28"/>
+        </w:rPr>
+        <w:t>Рисунок</w:t>
+      </w:r>
+      <w:r>
+        <w:t xml:space="preserve"> </w:t>
+      </w:r>
+      <w:r>
+        <w:rPr>
+          <w:rFonts w:ascii="Times New Roman" w:hAnsi="Times New Roman" w:cs="Times New Roman"/>
+          <w:sz w:val="28"/>
+          <w:szCs w:val="28"/>
+        </w:rPr>
+        <w:t>8</w:t>
+      </w:r>
+      <w:bookmarkEnd w:id="49"/>
+      <w:r>
+        <w:t xml:space="preserve"> </w:t>
+      </w:r>
+      <w:r>
+        <w:rPr>
+          <w:rFonts w:ascii="Times New Roman" w:hAnsi="Times New Roman" w:cs="Times New Roman"/>
+          <w:sz w:val="28"/>
+          <w:szCs w:val="28"/>
+        </w:rPr>
+        <w:t>— Вид отображения последнего сообщения</w:t>
+      </w:r>
     </w:p>
+    <w:bookmarkEnd w:id="48"/>
     <w:p>
       <w:pPr>
-        <w:spacing w:after="0" w:line="360" w:lineRule="auto"/>
-        <w:jc w:val="center"/>
-        <w:rPr>
-          <w:rFonts w:ascii="Times New Roman" w:hAnsi="Times New Roman" w:cs="Times New Roman"/>
-          <w:sz w:val="28"/>
-          <w:szCs w:val="28"/>
-        </w:rPr>
-      </w:pPr>
+        <w:rPr>
+          <w:rFonts w:ascii="Times New Roman" w:hAnsi="Times New Roman" w:cs="Times New Roman"/>
+          <w:sz w:val="28"/>
+          <w:szCs w:val="28"/>
+        </w:rPr>
+      </w:pPr>
+      <w:r>
+        <w:rPr>
+          <w:rFonts w:ascii="Times New Roman" w:hAnsi="Times New Roman" w:cs="Times New Roman"/>
+          <w:sz w:val="28"/>
+          <w:szCs w:val="28"/>
+        </w:rPr>
+        <w:br w:type="page"/>
+      </w:r>
     </w:p>
     <w:p>
       <w:pPr>
@@ -11784,7 +12463,7 @@
           <w:szCs w:val="28"/>
         </w:rPr>
       </w:pPr>
-      <w:bookmarkStart w:id="40" w:name="_Toc221798295"/>
+      <w:bookmarkStart w:id="50" w:name="_Toc223172918"/>
       <w:r>
         <w:rPr>
           <w:rFonts w:ascii="Times New Roman" w:hAnsi="Times New Roman" w:cs="Times New Roman"/>
@@ -11793,9 +12472,10 @@
           <w:sz w:val="28"/>
           <w:szCs w:val="28"/>
         </w:rPr>
+        <w:lastRenderedPageBreak/>
         <w:t>Система статусов прочтения сообщений</w:t>
       </w:r>
-      <w:bookmarkEnd w:id="40"/>
+      <w:bookmarkEnd w:id="50"/>
     </w:p>
     <w:p>
       <w:pPr>
@@ -11808,16 +12488,16 @@
           <w:szCs w:val="28"/>
         </w:rPr>
       </w:pPr>
-      <w:bookmarkStart w:id="41" w:name="_Toc216886339"/>
-      <w:bookmarkStart w:id="42" w:name="_Toc219316327"/>
-      <w:bookmarkStart w:id="43" w:name="_Toc219491578"/>
-      <w:bookmarkStart w:id="44" w:name="_Toc219491637"/>
-      <w:bookmarkStart w:id="45" w:name="_Toc219491857"/>
-      <w:bookmarkStart w:id="46" w:name="_Toc220230380"/>
-      <w:bookmarkStart w:id="47" w:name="_Toc220235185"/>
-      <w:bookmarkStart w:id="48" w:name="_Toc220239296"/>
-      <w:bookmarkStart w:id="49" w:name="_Toc220239452"/>
-      <w:bookmarkStart w:id="50" w:name="_Toc220691453"/>
+      <w:bookmarkStart w:id="51" w:name="_Toc216886339"/>
+      <w:bookmarkStart w:id="52" w:name="_Toc219316327"/>
+      <w:bookmarkStart w:id="53" w:name="_Toc219491578"/>
+      <w:bookmarkStart w:id="54" w:name="_Toc219491637"/>
+      <w:bookmarkStart w:id="55" w:name="_Toc219491857"/>
+      <w:bookmarkStart w:id="56" w:name="_Toc220230380"/>
+      <w:bookmarkStart w:id="57" w:name="_Toc220235185"/>
+      <w:bookmarkStart w:id="58" w:name="_Toc220239296"/>
+      <w:bookmarkStart w:id="59" w:name="_Toc220239452"/>
+      <w:bookmarkStart w:id="60" w:name="_Toc220691453"/>
       <w:r>
         <w:rPr>
           <w:rFonts w:ascii="Times New Roman" w:hAnsi="Times New Roman" w:cs="Times New Roman"/>
@@ -11933,6 +12613,15 @@
           <w:sz w:val="28"/>
           <w:szCs w:val="28"/>
         </w:rPr>
+        <w:t xml:space="preserve">рисунке </w:t>
+      </w:r>
+      <w:r>
+        <w:rPr>
+          <w:rFonts w:ascii="Times New Roman" w:hAnsi="Times New Roman" w:cs="Times New Roman"/>
+          <w:sz w:val="28"/>
+          <w:szCs w:val="28"/>
+          <w:lang w:val="en-US"/>
+        </w:rPr>
         <w:fldChar w:fldCharType="begin"/>
       </w:r>
       <w:r>
@@ -11941,20 +12630,31 @@
           <w:sz w:val="28"/>
           <w:szCs w:val="28"/>
         </w:rPr>
-        <w:instrText xml:space="preserve"> REF _Ref220233328 \h  \* MERGEFORMAT </w:instrText>
-      </w:r>
-      <w:r>
-        <w:rPr>
-          <w:rFonts w:ascii="Times New Roman" w:hAnsi="Times New Roman" w:cs="Times New Roman"/>
-          <w:sz w:val="28"/>
-          <w:szCs w:val="28"/>
-        </w:rPr>
-      </w:r>
-      <w:r>
-        <w:rPr>
-          <w:rFonts w:ascii="Times New Roman" w:hAnsi="Times New Roman" w:cs="Times New Roman"/>
-          <w:sz w:val="28"/>
-          <w:szCs w:val="28"/>
+        <w:instrText xml:space="preserve"> REF _Ref223171176 \h </w:instrText>
+      </w:r>
+      <w:r>
+        <w:rPr>
+          <w:rFonts w:ascii="Times New Roman" w:hAnsi="Times New Roman" w:cs="Times New Roman"/>
+          <w:sz w:val="28"/>
+          <w:szCs w:val="28"/>
+          <w:lang w:val="en-US"/>
+        </w:rPr>
+      </w:r>
+      <w:r>
+        <w:rPr>
+          <w:rFonts w:ascii="Times New Roman" w:hAnsi="Times New Roman" w:cs="Times New Roman"/>
+          <w:sz w:val="28"/>
+          <w:szCs w:val="28"/>
+          <w:lang w:val="en-US"/>
+        </w:rPr>
+        <w:instrText xml:space="preserve"> \* MERGEFORMAT </w:instrText>
+      </w:r>
+      <w:r>
+        <w:rPr>
+          <w:rFonts w:ascii="Times New Roman" w:hAnsi="Times New Roman" w:cs="Times New Roman"/>
+          <w:sz w:val="28"/>
+          <w:szCs w:val="28"/>
+          <w:lang w:val="en-US"/>
         </w:rPr>
         <w:fldChar w:fldCharType="separate"/>
       </w:r>
@@ -11964,37 +12664,14 @@
           <w:sz w:val="28"/>
           <w:szCs w:val="28"/>
         </w:rPr>
-        <w:t>р</w:t>
-      </w:r>
-      <w:r>
-        <w:rPr>
-          <w:rFonts w:ascii="Times New Roman" w:hAnsi="Times New Roman" w:cs="Times New Roman"/>
-          <w:sz w:val="28"/>
-          <w:szCs w:val="28"/>
-        </w:rPr>
-        <w:t>ису</w:t>
-      </w:r>
-      <w:r>
-        <w:rPr>
-          <w:rFonts w:ascii="Times New Roman" w:hAnsi="Times New Roman" w:cs="Times New Roman"/>
-          <w:sz w:val="28"/>
-          <w:szCs w:val="28"/>
-        </w:rPr>
-        <w:t>нке</w:t>
-      </w:r>
-      <w:r>
-        <w:rPr>
-          <w:rFonts w:ascii="Times New Roman" w:hAnsi="Times New Roman" w:cs="Times New Roman"/>
-          <w:sz w:val="28"/>
-          <w:szCs w:val="28"/>
-        </w:rPr>
-        <w:t xml:space="preserve"> 8</w:t>
-      </w:r>
-      <w:r>
-        <w:rPr>
-          <w:rFonts w:ascii="Times New Roman" w:hAnsi="Times New Roman" w:cs="Times New Roman"/>
-          <w:sz w:val="28"/>
-          <w:szCs w:val="28"/>
+        <w:t>9</w:t>
+      </w:r>
+      <w:r>
+        <w:rPr>
+          <w:rFonts w:ascii="Times New Roman" w:hAnsi="Times New Roman" w:cs="Times New Roman"/>
+          <w:sz w:val="28"/>
+          <w:szCs w:val="28"/>
+          <w:lang w:val="en-US"/>
         </w:rPr>
         <w:fldChar w:fldCharType="end"/>
       </w:r>
@@ -12030,16 +12707,16 @@
         </w:rPr>
         <w:t xml:space="preserve"> как выглядит прочитанное сообщение.</w:t>
       </w:r>
-      <w:bookmarkEnd w:id="41"/>
-      <w:bookmarkEnd w:id="42"/>
-      <w:bookmarkEnd w:id="43"/>
-      <w:bookmarkEnd w:id="44"/>
-      <w:bookmarkEnd w:id="45"/>
-      <w:bookmarkEnd w:id="46"/>
-      <w:bookmarkEnd w:id="47"/>
-      <w:bookmarkEnd w:id="48"/>
-      <w:bookmarkEnd w:id="49"/>
-      <w:bookmarkEnd w:id="50"/>
+      <w:bookmarkEnd w:id="51"/>
+      <w:bookmarkEnd w:id="52"/>
+      <w:bookmarkEnd w:id="53"/>
+      <w:bookmarkEnd w:id="54"/>
+      <w:bookmarkEnd w:id="55"/>
+      <w:bookmarkEnd w:id="56"/>
+      <w:bookmarkEnd w:id="57"/>
+      <w:bookmarkEnd w:id="58"/>
+      <w:bookmarkEnd w:id="59"/>
+      <w:bookmarkEnd w:id="60"/>
       <w:r>
         <w:rPr>
           <w:rFonts w:ascii="Times New Roman" w:hAnsi="Times New Roman" w:cs="Times New Roman"/>
@@ -12047,6 +12724,38 @@
           <w:szCs w:val="28"/>
         </w:rPr>
         <w:t xml:space="preserve"> </w:t>
+      </w:r>
+      <w:r>
+        <w:rPr>
+          <w:rFonts w:ascii="Times New Roman" w:hAnsi="Times New Roman" w:cs="Times New Roman"/>
+          <w:sz w:val="28"/>
+          <w:szCs w:val="28"/>
+        </w:rPr>
+        <w:t>В этом этапе была разработана система прочтения сообщений</w:t>
+      </w:r>
+      <w:r>
+        <w:rPr>
+          <w:rFonts w:ascii="Times New Roman" w:hAnsi="Times New Roman" w:cs="Times New Roman"/>
+          <w:sz w:val="28"/>
+          <w:szCs w:val="28"/>
+        </w:rPr>
+        <w:t>,</w:t>
+      </w:r>
+      <w:r>
+        <w:rPr>
+          <w:rFonts w:ascii="Times New Roman" w:hAnsi="Times New Roman" w:cs="Times New Roman"/>
+          <w:sz w:val="28"/>
+          <w:szCs w:val="28"/>
+        </w:rPr>
+        <w:t xml:space="preserve"> позволяющая повысить уровень общения между пользователями</w:t>
+      </w:r>
+      <w:r>
+        <w:rPr>
+          <w:rFonts w:ascii="Times New Roman" w:hAnsi="Times New Roman" w:cs="Times New Roman"/>
+          <w:sz w:val="28"/>
+          <w:szCs w:val="28"/>
+        </w:rPr>
+        <w:t>.</w:t>
       </w:r>
     </w:p>
     <w:p>
@@ -12069,16 +12778,16 @@
           <w:szCs w:val="28"/>
         </w:rPr>
       </w:pPr>
-      <w:bookmarkStart w:id="51" w:name="_Toc216886340"/>
-      <w:bookmarkStart w:id="52" w:name="_Toc219316328"/>
-      <w:bookmarkStart w:id="53" w:name="_Toc219491579"/>
-      <w:bookmarkStart w:id="54" w:name="_Toc219491638"/>
-      <w:bookmarkStart w:id="55" w:name="_Toc219491858"/>
-      <w:bookmarkStart w:id="56" w:name="_Toc220230381"/>
-      <w:bookmarkStart w:id="57" w:name="_Toc220235186"/>
-      <w:bookmarkStart w:id="58" w:name="_Toc220239297"/>
-      <w:bookmarkStart w:id="59" w:name="_Toc220239453"/>
-      <w:bookmarkStart w:id="60" w:name="_Toc220691454"/>
+      <w:bookmarkStart w:id="61" w:name="_Toc216886340"/>
+      <w:bookmarkStart w:id="62" w:name="_Toc219316328"/>
+      <w:bookmarkStart w:id="63" w:name="_Toc219491579"/>
+      <w:bookmarkStart w:id="64" w:name="_Toc219491638"/>
+      <w:bookmarkStart w:id="65" w:name="_Toc219491858"/>
+      <w:bookmarkStart w:id="66" w:name="_Toc220230381"/>
+      <w:bookmarkStart w:id="67" w:name="_Toc220235186"/>
+      <w:bookmarkStart w:id="68" w:name="_Toc220239297"/>
+      <w:bookmarkStart w:id="69" w:name="_Toc220239453"/>
+      <w:bookmarkStart w:id="70" w:name="_Toc220691454"/>
       <w:r>
         <w:rPr>
           <w:rFonts w:ascii="Times New Roman" w:hAnsi="Times New Roman" w:cs="Times New Roman"/>
@@ -12102,7 +12811,7 @@
                     <pic:cNvPicPr/>
                   </pic:nvPicPr>
                   <pic:blipFill>
-                    <a:blip r:embed="rId15"/>
+                    <a:blip r:embed="rId18"/>
                     <a:stretch>
                       <a:fillRect/>
                     </a:stretch>
@@ -12122,20 +12831,20 @@
           </wp:inline>
         </w:drawing>
       </w:r>
-      <w:bookmarkEnd w:id="51"/>
-      <w:bookmarkEnd w:id="52"/>
-      <w:bookmarkEnd w:id="53"/>
-      <w:bookmarkEnd w:id="54"/>
-      <w:bookmarkEnd w:id="55"/>
-      <w:bookmarkEnd w:id="56"/>
-      <w:bookmarkEnd w:id="57"/>
-      <w:bookmarkEnd w:id="58"/>
-      <w:bookmarkEnd w:id="59"/>
-      <w:bookmarkEnd w:id="60"/>
+      <w:bookmarkStart w:id="71" w:name="_Ref220233328"/>
+      <w:bookmarkEnd w:id="61"/>
+      <w:bookmarkEnd w:id="62"/>
+      <w:bookmarkEnd w:id="63"/>
+      <w:bookmarkEnd w:id="64"/>
+      <w:bookmarkEnd w:id="65"/>
+      <w:bookmarkEnd w:id="66"/>
+      <w:bookmarkEnd w:id="67"/>
+      <w:bookmarkEnd w:id="68"/>
+      <w:bookmarkEnd w:id="69"/>
+      <w:bookmarkEnd w:id="70"/>
     </w:p>
     <w:p>
       <w:pPr>
-        <w:spacing w:after="0" w:line="360" w:lineRule="auto"/>
         <w:jc w:val="center"/>
         <w:rPr>
           <w:rFonts w:ascii="Times New Roman" w:hAnsi="Times New Roman" w:cs="Times New Roman"/>
@@ -12143,36 +12852,46 @@
           <w:szCs w:val="28"/>
         </w:rPr>
       </w:pPr>
-      <w:bookmarkStart w:id="61" w:name="_Ref220233328"/>
-      <w:r>
-        <w:rPr>
-          <w:rFonts w:ascii="Times New Roman" w:hAnsi="Times New Roman" w:cs="Times New Roman"/>
-          <w:sz w:val="28"/>
-          <w:szCs w:val="28"/>
-        </w:rPr>
-        <w:t xml:space="preserve">Рисунок </w:t>
-      </w:r>
-      <w:r>
-        <w:rPr>
-          <w:rFonts w:ascii="Times New Roman" w:hAnsi="Times New Roman" w:cs="Times New Roman"/>
-          <w:sz w:val="28"/>
-          <w:szCs w:val="28"/>
-        </w:rPr>
-        <w:t>8</w:t>
-      </w:r>
-      <w:r>
-        <w:rPr>
-          <w:rFonts w:ascii="Times New Roman" w:hAnsi="Times New Roman" w:cs="Times New Roman"/>
-          <w:sz w:val="28"/>
-          <w:szCs w:val="28"/>
-        </w:rPr>
-        <w:t xml:space="preserve"> — Вид отображения последнего сообщения</w:t>
-      </w:r>
-      <w:bookmarkEnd w:id="61"/>
+      <w:bookmarkStart w:id="72" w:name="_Ref223171176"/>
+      <w:r>
+        <w:rPr>
+          <w:rFonts w:ascii="Times New Roman" w:hAnsi="Times New Roman" w:cs="Times New Roman"/>
+          <w:sz w:val="28"/>
+          <w:szCs w:val="28"/>
+        </w:rPr>
+        <w:t>Рисунок</w:t>
+      </w:r>
+      <w:r>
+        <w:rPr>
+          <w:rFonts w:ascii="Times New Roman" w:hAnsi="Times New Roman" w:cs="Times New Roman"/>
+          <w:sz w:val="28"/>
+          <w:szCs w:val="28"/>
+        </w:rPr>
+        <w:t xml:space="preserve"> 9</w:t>
+      </w:r>
+      <w:bookmarkEnd w:id="72"/>
+      <w:r>
+        <w:rPr>
+          <w:rFonts w:ascii="Times New Roman" w:hAnsi="Times New Roman" w:cs="Times New Roman"/>
+          <w:sz w:val="28"/>
+          <w:szCs w:val="28"/>
+          <w:lang w:val="en-US"/>
+        </w:rPr>
+        <w:t xml:space="preserve"> </w:t>
+      </w:r>
+      <w:r>
+        <w:rPr>
+          <w:rFonts w:ascii="Times New Roman" w:hAnsi="Times New Roman" w:cs="Times New Roman"/>
+          <w:sz w:val="28"/>
+          <w:szCs w:val="28"/>
+        </w:rPr>
+        <w:t>— Вид отображения последнего сообщения</w:t>
+      </w:r>
+      <w:bookmarkEnd w:id="71"/>
     </w:p>
     <w:p>
       <w:pPr>
-        <w:spacing w:after="0" w:line="360" w:lineRule="auto"/>
+        <w:jc w:val="center"/>
         <w:rPr>
           <w:rFonts w:ascii="Times New Roman" w:hAnsi="Times New Roman" w:cs="Times New Roman"/>
           <w:sz w:val="28"/>
@@ -12198,7 +12917,7 @@
           <w:szCs w:val="28"/>
         </w:rPr>
       </w:pPr>
-      <w:bookmarkStart w:id="62" w:name="_Toc221798296"/>
+      <w:bookmarkStart w:id="73" w:name="_Toc223172919"/>
       <w:r>
         <w:rPr>
           <w:rFonts w:ascii="Times New Roman" w:hAnsi="Times New Roman" w:cs="Times New Roman"/>
@@ -12209,7 +12928,7 @@
         </w:rPr>
         <w:t>Система удаления сообщения</w:t>
       </w:r>
-      <w:bookmarkEnd w:id="62"/>
+      <w:bookmarkEnd w:id="73"/>
     </w:p>
     <w:p>
       <w:pPr>
@@ -12269,7 +12988,7 @@
           <w:sz w:val="28"/>
           <w:szCs w:val="28"/>
         </w:rPr>
-        <w:t xml:space="preserve">, а также идентификатор пользователя. После этого запрашивается подтверждение у человека. Если тот согласился, то формулируется запрос к серверу. Этот запрос содержит идентификатор </w:t>
+        <w:t xml:space="preserve">, а также идентификатор пользователя. После этого запрашивается подтверждение у человека. Если тот согласился, то формулируется запрос к серверу. Этот запрос содержит идентификатор сообщения, который нужно удалить. Как только сервер получил запрос, он </w:t>
       </w:r>
       <w:r>
         <w:rPr>
@@ -12278,7 +12997,7 @@
           <w:szCs w:val="28"/>
         </w:rPr>
         <w:lastRenderedPageBreak/>
-        <w:t xml:space="preserve">сообщения, который нужно удалить. Как только сервер получил запрос, он находит сообщение по идентификатору в базе данных, а также проверяет является ли текущий пользователь отправителем сообщения. </w:t>
+        <w:t xml:space="preserve">находит сообщение по идентификатору в базе данных, а также проверяет является ли текущий пользователь отправителем сообщения. </w:t>
       </w:r>
       <w:r>
         <w:rPr>
@@ -12309,7 +13028,6 @@
           <w:rFonts w:ascii="Times New Roman" w:hAnsi="Times New Roman" w:cs="Times New Roman"/>
           <w:sz w:val="28"/>
           <w:szCs w:val="28"/>
-          <w:lang w:val="en-US"/>
         </w:rPr>
         <w:t>.</w:t>
       </w:r>
@@ -12320,6 +13038,38 @@
           <w:szCs w:val="28"/>
         </w:rPr>
         <w:t xml:space="preserve"> </w:t>
+      </w:r>
+      <w:r>
+        <w:rPr>
+          <w:rFonts w:ascii="Times New Roman" w:hAnsi="Times New Roman" w:cs="Times New Roman"/>
+          <w:sz w:val="28"/>
+          <w:szCs w:val="28"/>
+        </w:rPr>
+        <w:t>В этом этапе была разработана система удаления сообщений</w:t>
+      </w:r>
+      <w:r>
+        <w:rPr>
+          <w:rFonts w:ascii="Times New Roman" w:hAnsi="Times New Roman" w:cs="Times New Roman"/>
+          <w:sz w:val="28"/>
+          <w:szCs w:val="28"/>
+        </w:rPr>
+        <w:t>,</w:t>
+      </w:r>
+      <w:r>
+        <w:rPr>
+          <w:rFonts w:ascii="Times New Roman" w:hAnsi="Times New Roman" w:cs="Times New Roman"/>
+          <w:sz w:val="28"/>
+          <w:szCs w:val="28"/>
+        </w:rPr>
+        <w:t xml:space="preserve"> позволяющая повысить уровень общения между пользователями</w:t>
+      </w:r>
+      <w:r>
+        <w:rPr>
+          <w:rFonts w:ascii="Times New Roman" w:hAnsi="Times New Roman" w:cs="Times New Roman"/>
+          <w:sz w:val="28"/>
+          <w:szCs w:val="28"/>
+        </w:rPr>
+        <w:t>.</w:t>
       </w:r>
     </w:p>
     <w:p>
@@ -12351,7 +13101,7 @@
           <w:szCs w:val="28"/>
         </w:rPr>
       </w:pPr>
-      <w:bookmarkStart w:id="63" w:name="_Toc221798297"/>
+      <w:bookmarkStart w:id="74" w:name="_Toc223172920"/>
       <w:r>
         <w:rPr>
           <w:rFonts w:ascii="Times New Roman" w:hAnsi="Times New Roman" w:cs="Times New Roman"/>
@@ -12392,7 +13142,7 @@
         </w:rPr>
         <w:t xml:space="preserve"> сообщений в реальном времени</w:t>
       </w:r>
-      <w:bookmarkEnd w:id="63"/>
+      <w:bookmarkEnd w:id="74"/>
     </w:p>
     <w:p>
       <w:pPr>
@@ -12444,6 +13194,38 @@
           <w:szCs w:val="28"/>
         </w:rPr>
         <w:t xml:space="preserve">Сервер, получив запрос, обращается к базе данных и ищет все сообщения между двумя пользователями. Если новые сообщения найдены, то сервер возвращает все новые сообщения сразу. Когда клиент получает список с данными, то он начинает их проверять на дубликаты, затем расшифровывает и отображает у пользователя в чате. </w:t>
+      </w:r>
+      <w:r>
+        <w:rPr>
+          <w:rFonts w:ascii="Times New Roman" w:hAnsi="Times New Roman" w:cs="Times New Roman"/>
+          <w:sz w:val="28"/>
+          <w:szCs w:val="28"/>
+        </w:rPr>
+        <w:t>В этом этапе была создана система обновления сообщений в реальном времени</w:t>
+      </w:r>
+      <w:r>
+        <w:rPr>
+          <w:rFonts w:ascii="Times New Roman" w:hAnsi="Times New Roman" w:cs="Times New Roman"/>
+          <w:sz w:val="28"/>
+          <w:szCs w:val="28"/>
+        </w:rPr>
+        <w:t>,</w:t>
+      </w:r>
+      <w:r>
+        <w:rPr>
+          <w:rFonts w:ascii="Times New Roman" w:hAnsi="Times New Roman" w:cs="Times New Roman"/>
+          <w:sz w:val="28"/>
+          <w:szCs w:val="28"/>
+        </w:rPr>
+        <w:t xml:space="preserve"> позволяющая общаться двум пользователям одновременно</w:t>
+      </w:r>
+      <w:r>
+        <w:rPr>
+          <w:rFonts w:ascii="Times New Roman" w:hAnsi="Times New Roman" w:cs="Times New Roman"/>
+          <w:sz w:val="28"/>
+          <w:szCs w:val="28"/>
+        </w:rPr>
+        <w:t>.</w:t>
       </w:r>
     </w:p>
     <w:p>
@@ -12476,7 +13258,7 @@
           <w:szCs w:val="28"/>
         </w:rPr>
       </w:pPr>
-      <w:bookmarkStart w:id="64" w:name="_Toc221798298"/>
+      <w:bookmarkStart w:id="75" w:name="_Toc223172921"/>
       <w:r>
         <w:rPr>
           <w:rFonts w:ascii="Times New Roman" w:hAnsi="Times New Roman" w:cs="Times New Roman"/>
@@ -12485,9 +13267,415 @@
           <w:sz w:val="28"/>
           <w:szCs w:val="28"/>
         </w:rPr>
+        <w:t>Система друзей</w:t>
+      </w:r>
+      <w:bookmarkEnd w:id="75"/>
+    </w:p>
+    <w:p>
+      <w:pPr>
+        <w:pStyle w:val="a4"/>
+        <w:spacing w:after="0" w:line="360" w:lineRule="auto"/>
+        <w:ind w:left="708"/>
+        <w:jc w:val="both"/>
+        <w:rPr>
+          <w:rFonts w:ascii="Times New Roman" w:hAnsi="Times New Roman" w:cs="Times New Roman"/>
+          <w:sz w:val="28"/>
+          <w:szCs w:val="28"/>
+        </w:rPr>
+      </w:pPr>
+      <w:r>
+        <w:rPr>
+          <w:rFonts w:ascii="Times New Roman" w:hAnsi="Times New Roman" w:cs="Times New Roman"/>
+          <w:sz w:val="28"/>
+          <w:szCs w:val="28"/>
+        </w:rPr>
+        <w:t>Эт</w:t>
+      </w:r>
+      <w:r>
+        <w:rPr>
+          <w:rFonts w:ascii="Times New Roman" w:hAnsi="Times New Roman" w:cs="Times New Roman"/>
+          <w:sz w:val="28"/>
+          <w:szCs w:val="28"/>
+        </w:rPr>
+        <w:t>от этап разрабатывался половину февраля 2026 года</w:t>
+      </w:r>
+      <w:r>
+        <w:rPr>
+          <w:rFonts w:ascii="Times New Roman" w:hAnsi="Times New Roman" w:cs="Times New Roman"/>
+          <w:sz w:val="28"/>
+          <w:szCs w:val="28"/>
+        </w:rPr>
+        <w:t>.</w:t>
+      </w:r>
+      <w:r>
+        <w:rPr>
+          <w:rFonts w:ascii="Times New Roman" w:hAnsi="Times New Roman" w:cs="Times New Roman"/>
+          <w:sz w:val="28"/>
+          <w:szCs w:val="28"/>
+        </w:rPr>
+        <w:t xml:space="preserve"> При загрузке главной страницы клиент запрашивает у сервера список друзей</w:t>
+      </w:r>
+      <w:r>
+        <w:rPr>
+          <w:rFonts w:ascii="Times New Roman" w:hAnsi="Times New Roman" w:cs="Times New Roman"/>
+          <w:sz w:val="28"/>
+          <w:szCs w:val="28"/>
+        </w:rPr>
+        <w:t>.</w:t>
+      </w:r>
+      <w:r>
+        <w:rPr>
+          <w:rFonts w:ascii="Times New Roman" w:hAnsi="Times New Roman" w:cs="Times New Roman"/>
+          <w:sz w:val="28"/>
+          <w:szCs w:val="28"/>
+        </w:rPr>
+        <w:t xml:space="preserve"> После этого создаются карточки с пользователями в интерфейсе</w:t>
+      </w:r>
+      <w:r>
+        <w:rPr>
+          <w:rFonts w:ascii="Times New Roman" w:hAnsi="Times New Roman" w:cs="Times New Roman"/>
+          <w:sz w:val="28"/>
+          <w:szCs w:val="28"/>
+        </w:rPr>
+        <w:t>.</w:t>
+      </w:r>
+      <w:r>
+        <w:rPr>
+          <w:rFonts w:ascii="Times New Roman" w:hAnsi="Times New Roman" w:cs="Times New Roman"/>
+          <w:sz w:val="28"/>
+          <w:szCs w:val="28"/>
+        </w:rPr>
+        <w:t xml:space="preserve"> </w:t>
+      </w:r>
+      <w:r>
+        <w:rPr>
+          <w:rFonts w:ascii="Times New Roman" w:hAnsi="Times New Roman" w:cs="Times New Roman"/>
+          <w:sz w:val="28"/>
+          <w:szCs w:val="28"/>
+        </w:rPr>
+        <w:t>При нажатии правой клавише</w:t>
+      </w:r>
+      <w:r>
+        <w:rPr>
+          <w:rFonts w:ascii="Times New Roman" w:hAnsi="Times New Roman" w:cs="Times New Roman"/>
+          <w:sz w:val="28"/>
+          <w:szCs w:val="28"/>
+        </w:rPr>
+        <w:t>й</w:t>
+      </w:r>
+      <w:r>
+        <w:rPr>
+          <w:rFonts w:ascii="Times New Roman" w:hAnsi="Times New Roman" w:cs="Times New Roman"/>
+          <w:sz w:val="28"/>
+          <w:szCs w:val="28"/>
+        </w:rPr>
+        <w:t xml:space="preserve"> по карточке пользователя появляется кнопка</w:t>
+      </w:r>
+      <w:r>
+        <w:rPr>
+          <w:rFonts w:ascii="Times New Roman" w:hAnsi="Times New Roman" w:cs="Times New Roman"/>
+          <w:sz w:val="28"/>
+          <w:szCs w:val="28"/>
+        </w:rPr>
+        <w:t xml:space="preserve"> ‘</w:t>
+      </w:r>
+      <w:r>
+        <w:rPr>
+          <w:rFonts w:ascii="Times New Roman" w:hAnsi="Times New Roman" w:cs="Times New Roman"/>
+          <w:sz w:val="28"/>
+          <w:szCs w:val="28"/>
+        </w:rPr>
+        <w:t>Добавить в друзья</w:t>
+      </w:r>
+      <w:r>
+        <w:rPr>
+          <w:rFonts w:ascii="Times New Roman" w:hAnsi="Times New Roman" w:cs="Times New Roman"/>
+          <w:sz w:val="28"/>
+          <w:szCs w:val="28"/>
+        </w:rPr>
+        <w:t>’</w:t>
+      </w:r>
+      <w:r>
+        <w:rPr>
+          <w:rFonts w:ascii="Times New Roman" w:hAnsi="Times New Roman" w:cs="Times New Roman"/>
+          <w:sz w:val="28"/>
+          <w:szCs w:val="28"/>
+        </w:rPr>
+        <w:t>.</w:t>
+      </w:r>
+      <w:r>
+        <w:rPr>
+          <w:rFonts w:ascii="Times New Roman" w:hAnsi="Times New Roman" w:cs="Times New Roman"/>
+          <w:sz w:val="28"/>
+          <w:szCs w:val="28"/>
+        </w:rPr>
+        <w:t xml:space="preserve"> Как только пользователь нажимает на кнопку</w:t>
+      </w:r>
+      <w:r>
+        <w:rPr>
+          <w:rFonts w:ascii="Times New Roman" w:hAnsi="Times New Roman" w:cs="Times New Roman"/>
+          <w:sz w:val="28"/>
+          <w:szCs w:val="28"/>
+        </w:rPr>
+        <w:t>,</w:t>
+      </w:r>
+      <w:r>
+        <w:rPr>
+          <w:rFonts w:ascii="Times New Roman" w:hAnsi="Times New Roman" w:cs="Times New Roman"/>
+          <w:sz w:val="28"/>
+          <w:szCs w:val="28"/>
+        </w:rPr>
+        <w:t xml:space="preserve"> то клиент отправляет </w:t>
+      </w:r>
+      <w:r>
+        <w:rPr>
+          <w:rFonts w:ascii="Times New Roman" w:hAnsi="Times New Roman" w:cs="Times New Roman"/>
+          <w:sz w:val="28"/>
+          <w:szCs w:val="28"/>
+        </w:rPr>
+        <w:lastRenderedPageBreak/>
+        <w:t>запрос на сервер</w:t>
+      </w:r>
+      <w:r>
+        <w:rPr>
+          <w:rFonts w:ascii="Times New Roman" w:hAnsi="Times New Roman" w:cs="Times New Roman"/>
+          <w:sz w:val="28"/>
+          <w:szCs w:val="28"/>
+        </w:rPr>
+        <w:t>.</w:t>
+      </w:r>
+      <w:r>
+        <w:rPr>
+          <w:rFonts w:ascii="Times New Roman" w:hAnsi="Times New Roman" w:cs="Times New Roman"/>
+          <w:sz w:val="28"/>
+          <w:szCs w:val="28"/>
+        </w:rPr>
+        <w:t xml:space="preserve"> Сервер проверяет</w:t>
+      </w:r>
+      <w:r>
+        <w:rPr>
+          <w:rFonts w:ascii="Times New Roman" w:hAnsi="Times New Roman" w:cs="Times New Roman"/>
+          <w:sz w:val="28"/>
+          <w:szCs w:val="28"/>
+        </w:rPr>
+        <w:t xml:space="preserve">: </w:t>
+      </w:r>
+      <w:r>
+        <w:rPr>
+          <w:rFonts w:ascii="Times New Roman" w:hAnsi="Times New Roman" w:cs="Times New Roman"/>
+          <w:sz w:val="28"/>
+          <w:szCs w:val="28"/>
+        </w:rPr>
+        <w:t>существование обоих пользователей</w:t>
+      </w:r>
+      <w:r>
+        <w:rPr>
+          <w:rFonts w:ascii="Times New Roman" w:hAnsi="Times New Roman" w:cs="Times New Roman"/>
+          <w:sz w:val="28"/>
+          <w:szCs w:val="28"/>
+        </w:rPr>
+        <w:t>,</w:t>
+      </w:r>
+      <w:r>
+        <w:rPr>
+          <w:rFonts w:ascii="Times New Roman" w:hAnsi="Times New Roman" w:cs="Times New Roman"/>
+          <w:sz w:val="28"/>
+          <w:szCs w:val="28"/>
+        </w:rPr>
+        <w:t xml:space="preserve"> не хочет ли пользователь добавить самого себя и не являются они друзьями</w:t>
+      </w:r>
+      <w:r>
+        <w:rPr>
+          <w:rFonts w:ascii="Times New Roman" w:hAnsi="Times New Roman" w:cs="Times New Roman"/>
+          <w:sz w:val="28"/>
+          <w:szCs w:val="28"/>
+        </w:rPr>
+        <w:t>.</w:t>
+      </w:r>
+      <w:r>
+        <w:rPr>
+          <w:rFonts w:ascii="Times New Roman" w:hAnsi="Times New Roman" w:cs="Times New Roman"/>
+          <w:sz w:val="28"/>
+          <w:szCs w:val="28"/>
+        </w:rPr>
+        <w:t xml:space="preserve"> После этого в базе данных добавляются </w:t>
+      </w:r>
+      <w:r>
+        <w:rPr>
+          <w:rFonts w:ascii="Times New Roman" w:hAnsi="Times New Roman" w:cs="Times New Roman"/>
+          <w:sz w:val="28"/>
+          <w:szCs w:val="28"/>
+          <w:lang w:val="en-US"/>
+        </w:rPr>
+        <w:t>id</w:t>
+      </w:r>
+      <w:r>
+        <w:rPr>
+          <w:rFonts w:ascii="Times New Roman" w:hAnsi="Times New Roman" w:cs="Times New Roman"/>
+          <w:sz w:val="28"/>
+          <w:szCs w:val="28"/>
+        </w:rPr>
+        <w:t xml:space="preserve"> </w:t>
+      </w:r>
+      <w:r>
+        <w:rPr>
+          <w:rFonts w:ascii="Times New Roman" w:hAnsi="Times New Roman" w:cs="Times New Roman"/>
+          <w:sz w:val="28"/>
+          <w:szCs w:val="28"/>
+        </w:rPr>
+        <w:t>друзей у каждого пользователя</w:t>
+      </w:r>
+      <w:r>
+        <w:rPr>
+          <w:rFonts w:ascii="Times New Roman" w:hAnsi="Times New Roman" w:cs="Times New Roman"/>
+          <w:sz w:val="28"/>
+          <w:szCs w:val="28"/>
+        </w:rPr>
+        <w:t>.</w:t>
+      </w:r>
+      <w:r>
+        <w:rPr>
+          <w:rFonts w:ascii="Times New Roman" w:hAnsi="Times New Roman" w:cs="Times New Roman"/>
+          <w:sz w:val="28"/>
+          <w:szCs w:val="28"/>
+        </w:rPr>
+        <w:t xml:space="preserve"> Далее список друзей автоматически обновляется, и добавленный пользователь заново отображается</w:t>
+      </w:r>
+      <w:r>
+        <w:rPr>
+          <w:rFonts w:ascii="Times New Roman" w:hAnsi="Times New Roman" w:cs="Times New Roman"/>
+          <w:sz w:val="28"/>
+          <w:szCs w:val="28"/>
+        </w:rPr>
+        <w:t>.</w:t>
+      </w:r>
+      <w:r>
+        <w:rPr>
+          <w:rFonts w:ascii="Times New Roman" w:hAnsi="Times New Roman" w:cs="Times New Roman"/>
+          <w:sz w:val="28"/>
+          <w:szCs w:val="28"/>
+        </w:rPr>
+        <w:t xml:space="preserve"> Аналогично происходит и с удалением друзей</w:t>
+      </w:r>
+      <w:r>
+        <w:rPr>
+          <w:rFonts w:ascii="Times New Roman" w:hAnsi="Times New Roman" w:cs="Times New Roman"/>
+          <w:sz w:val="28"/>
+          <w:szCs w:val="28"/>
+        </w:rPr>
+        <w:t>.</w:t>
+      </w:r>
+      <w:r>
+        <w:rPr>
+          <w:rFonts w:ascii="Times New Roman" w:hAnsi="Times New Roman" w:cs="Times New Roman"/>
+          <w:sz w:val="28"/>
+          <w:szCs w:val="28"/>
+        </w:rPr>
+        <w:t xml:space="preserve"> Сервер делает те же самые проверки</w:t>
+      </w:r>
+      <w:r>
+        <w:rPr>
+          <w:rFonts w:ascii="Times New Roman" w:hAnsi="Times New Roman" w:cs="Times New Roman"/>
+          <w:sz w:val="28"/>
+          <w:szCs w:val="28"/>
+        </w:rPr>
+        <w:t>,</w:t>
+      </w:r>
+      <w:r>
+        <w:rPr>
+          <w:rFonts w:ascii="Times New Roman" w:hAnsi="Times New Roman" w:cs="Times New Roman"/>
+          <w:sz w:val="28"/>
+          <w:szCs w:val="28"/>
+        </w:rPr>
+        <w:t xml:space="preserve"> а после удаляет </w:t>
+      </w:r>
+      <w:r>
+        <w:rPr>
+          <w:rFonts w:ascii="Times New Roman" w:hAnsi="Times New Roman" w:cs="Times New Roman"/>
+          <w:sz w:val="28"/>
+          <w:szCs w:val="28"/>
+          <w:lang w:val="en-US"/>
+        </w:rPr>
+        <w:t>id</w:t>
+      </w:r>
+      <w:r>
+        <w:rPr>
+          <w:rFonts w:ascii="Times New Roman" w:hAnsi="Times New Roman" w:cs="Times New Roman"/>
+          <w:sz w:val="28"/>
+          <w:szCs w:val="28"/>
+        </w:rPr>
+        <w:t xml:space="preserve"> </w:t>
+      </w:r>
+      <w:r>
+        <w:rPr>
+          <w:rFonts w:ascii="Times New Roman" w:hAnsi="Times New Roman" w:cs="Times New Roman"/>
+          <w:sz w:val="28"/>
+          <w:szCs w:val="28"/>
+        </w:rPr>
+        <w:t>из базы данных</w:t>
+      </w:r>
+      <w:r>
+        <w:rPr>
+          <w:rFonts w:ascii="Times New Roman" w:hAnsi="Times New Roman" w:cs="Times New Roman"/>
+          <w:sz w:val="28"/>
+          <w:szCs w:val="28"/>
+        </w:rPr>
+        <w:t>.</w:t>
+      </w:r>
+      <w:r>
+        <w:rPr>
+          <w:rFonts w:ascii="Times New Roman" w:hAnsi="Times New Roman" w:cs="Times New Roman"/>
+          <w:sz w:val="28"/>
+          <w:szCs w:val="28"/>
+        </w:rPr>
+        <w:t xml:space="preserve">  </w:t>
+      </w:r>
+    </w:p>
+    <w:p>
+      <w:pPr>
+        <w:pStyle w:val="a4"/>
+        <w:spacing w:after="0" w:line="360" w:lineRule="auto"/>
+        <w:ind w:left="708"/>
+        <w:jc w:val="both"/>
+        <w:outlineLvl w:val="1"/>
+        <w:rPr>
+          <w:rFonts w:ascii="Times New Roman" w:hAnsi="Times New Roman" w:cs="Times New Roman"/>
+          <w:sz w:val="28"/>
+          <w:szCs w:val="28"/>
+        </w:rPr>
+      </w:pPr>
+    </w:p>
+    <w:p>
+      <w:pPr>
+        <w:pStyle w:val="a4"/>
+        <w:numPr>
+          <w:ilvl w:val="0"/>
+          <w:numId w:val="20"/>
+        </w:numPr>
+        <w:spacing w:after="0" w:line="360" w:lineRule="auto"/>
+        <w:ind w:left="0" w:firstLine="0"/>
+        <w:jc w:val="both"/>
+        <w:outlineLvl w:val="1"/>
+        <w:rPr>
+          <w:rFonts w:ascii="Times New Roman" w:hAnsi="Times New Roman" w:cs="Times New Roman"/>
+          <w:b/>
+          <w:bCs/>
+          <w:sz w:val="28"/>
+          <w:szCs w:val="28"/>
+        </w:rPr>
+      </w:pPr>
+      <w:bookmarkStart w:id="76" w:name="_Toc223172922"/>
+      <w:r>
+        <w:rPr>
+          <w:rFonts w:ascii="Times New Roman" w:hAnsi="Times New Roman" w:cs="Times New Roman"/>
+          <w:b/>
+          <w:bCs/>
+          <w:sz w:val="28"/>
+          <w:szCs w:val="28"/>
+        </w:rPr>
         <w:t>Измерение производительности</w:t>
       </w:r>
-      <w:bookmarkEnd w:id="64"/>
+      <w:bookmarkEnd w:id="76"/>
     </w:p>
     <w:p>
       <w:pPr>
@@ -12515,13 +13703,30 @@
           <w:sz w:val="28"/>
           <w:szCs w:val="28"/>
         </w:rPr>
-        <w:t xml:space="preserve">При завершении работы над проектом была проведена зависимость скорости шифрования и дешифрования от длины сообщений. Результат приведен на </w:t>
-      </w:r>
-      <w:r>
-        <w:rPr>
-          <w:rFonts w:ascii="Times New Roman" w:hAnsi="Times New Roman" w:cs="Times New Roman"/>
-          <w:sz w:val="28"/>
-          <w:szCs w:val="28"/>
+        <w:t>При завершении работы над проектом была проведена зависимость скорости шифрования и дешифрования от длины сообщений. Результат приведен на</w:t>
+      </w:r>
+      <w:r>
+        <w:rPr>
+          <w:rFonts w:ascii="Times New Roman" w:hAnsi="Times New Roman" w:cs="Times New Roman"/>
+          <w:sz w:val="28"/>
+          <w:szCs w:val="28"/>
+        </w:rPr>
+        <w:t xml:space="preserve"> </w:t>
+      </w:r>
+      <w:r>
+        <w:rPr>
+          <w:rFonts w:ascii="Times New Roman" w:hAnsi="Times New Roman" w:cs="Times New Roman"/>
+          <w:sz w:val="28"/>
+          <w:szCs w:val="28"/>
+        </w:rPr>
+        <w:t xml:space="preserve">рисунке </w:t>
+      </w:r>
+      <w:r>
+        <w:rPr>
+          <w:rFonts w:ascii="Times New Roman" w:hAnsi="Times New Roman" w:cs="Times New Roman"/>
+          <w:sz w:val="28"/>
+          <w:szCs w:val="28"/>
+          <w:lang w:val="en-US"/>
         </w:rPr>
         <w:fldChar w:fldCharType="begin"/>
       </w:r>
@@ -12531,20 +13736,31 @@
           <w:sz w:val="28"/>
           <w:szCs w:val="28"/>
         </w:rPr>
-        <w:instrText xml:space="preserve"> REF _Ref220233439 \h  \* MERGEFORMAT </w:instrText>
-      </w:r>
-      <w:r>
-        <w:rPr>
-          <w:rFonts w:ascii="Times New Roman" w:hAnsi="Times New Roman" w:cs="Times New Roman"/>
-          <w:sz w:val="28"/>
-          <w:szCs w:val="28"/>
-        </w:rPr>
-      </w:r>
-      <w:r>
-        <w:rPr>
-          <w:rFonts w:ascii="Times New Roman" w:hAnsi="Times New Roman" w:cs="Times New Roman"/>
-          <w:sz w:val="28"/>
-          <w:szCs w:val="28"/>
+        <w:instrText xml:space="preserve"> REF _Ref223171245 \h </w:instrText>
+      </w:r>
+      <w:r>
+        <w:rPr>
+          <w:rFonts w:ascii="Times New Roman" w:hAnsi="Times New Roman" w:cs="Times New Roman"/>
+          <w:sz w:val="28"/>
+          <w:szCs w:val="28"/>
+          <w:lang w:val="en-US"/>
+        </w:rPr>
+      </w:r>
+      <w:r>
+        <w:rPr>
+          <w:rFonts w:ascii="Times New Roman" w:hAnsi="Times New Roman" w:cs="Times New Roman"/>
+          <w:sz w:val="28"/>
+          <w:szCs w:val="28"/>
+          <w:lang w:val="en-US"/>
+        </w:rPr>
+        <w:instrText xml:space="preserve"> \* MERGEFORMAT </w:instrText>
+      </w:r>
+      <w:r>
+        <w:rPr>
+          <w:rFonts w:ascii="Times New Roman" w:hAnsi="Times New Roman" w:cs="Times New Roman"/>
+          <w:sz w:val="28"/>
+          <w:szCs w:val="28"/>
+          <w:lang w:val="en-US"/>
         </w:rPr>
         <w:fldChar w:fldCharType="separate"/>
       </w:r>
@@ -12554,37 +13770,22 @@
           <w:sz w:val="28"/>
           <w:szCs w:val="28"/>
         </w:rPr>
-        <w:t>р</w:t>
-      </w:r>
-      <w:r>
-        <w:rPr>
-          <w:rFonts w:ascii="Times New Roman" w:hAnsi="Times New Roman" w:cs="Times New Roman"/>
-          <w:sz w:val="28"/>
-          <w:szCs w:val="28"/>
-        </w:rPr>
-        <w:t>исунк</w:t>
-      </w:r>
-      <w:r>
-        <w:rPr>
-          <w:rFonts w:ascii="Times New Roman" w:hAnsi="Times New Roman" w:cs="Times New Roman"/>
-          <w:sz w:val="28"/>
-          <w:szCs w:val="28"/>
-        </w:rPr>
-        <w:t>е</w:t>
-      </w:r>
-      <w:r>
-        <w:rPr>
-          <w:rFonts w:ascii="Times New Roman" w:hAnsi="Times New Roman" w:cs="Times New Roman"/>
-          <w:sz w:val="28"/>
-          <w:szCs w:val="28"/>
-        </w:rPr>
-        <w:t xml:space="preserve"> 9 </w:t>
-      </w:r>
-      <w:r>
-        <w:rPr>
-          <w:rFonts w:ascii="Times New Roman" w:hAnsi="Times New Roman" w:cs="Times New Roman"/>
-          <w:sz w:val="28"/>
-          <w:szCs w:val="28"/>
+        <w:t>1</w:t>
+      </w:r>
+      <w:r>
+        <w:rPr>
+          <w:rFonts w:ascii="Times New Roman" w:hAnsi="Times New Roman" w:cs="Times New Roman"/>
+          <w:sz w:val="28"/>
+          <w:szCs w:val="28"/>
+        </w:rPr>
+        <w:t>0</w:t>
+      </w:r>
+      <w:r>
+        <w:rPr>
+          <w:rFonts w:ascii="Times New Roman" w:hAnsi="Times New Roman" w:cs="Times New Roman"/>
+          <w:sz w:val="28"/>
+          <w:szCs w:val="28"/>
+          <w:lang w:val="en-US"/>
         </w:rPr>
         <w:fldChar w:fldCharType="end"/>
       </w:r>
@@ -12612,6 +13813,19 @@
         </w:rPr>
         <w:t xml:space="preserve"> </w:t>
       </w:r>
+    </w:p>
+    <w:p>
+      <w:pPr>
+        <w:pStyle w:val="a4"/>
+        <w:spacing w:after="0" w:line="360" w:lineRule="auto"/>
+        <w:ind w:left="0" w:firstLine="851"/>
+        <w:jc w:val="both"/>
+        <w:rPr>
+          <w:rFonts w:ascii="Times New Roman" w:hAnsi="Times New Roman" w:cs="Times New Roman"/>
+          <w:sz w:val="28"/>
+          <w:szCs w:val="28"/>
+        </w:rPr>
+      </w:pPr>
     </w:p>
     <w:p>
       <w:pPr>
@@ -12630,7 +13844,6 @@
           <w:rFonts w:ascii="Times New Roman" w:hAnsi="Times New Roman" w:cs="Times New Roman"/>
           <w:noProof/>
         </w:rPr>
-        <w:lastRenderedPageBreak/>
         <w:drawing>
           <wp:inline distT="0" distB="0" distL="0" distR="0" wp14:anchorId="5CC4270B" wp14:editId="4A47CBB8">
             <wp:extent cx="5524500" cy="3019425"/>
@@ -12649,7 +13862,7 @@
                     </pic:cNvPicPr>
                   </pic:nvPicPr>
                   <pic:blipFill rotWithShape="1">
-                    <a:blip r:embed="rId16">
+                    <a:blip r:embed="rId19">
                       <a:extLst>
                         <a:ext uri="{28A0092B-C50C-407E-A947-70E740481C1C}">
                           <a14:useLocalDpi xmlns:a14="http://schemas.microsoft.com/office/drawing/2010/main" val="0"/>
@@ -12683,24 +13896,63 @@
           </wp:inline>
         </w:drawing>
       </w:r>
-      <w:bookmarkStart w:id="65" w:name="_Ref220233439"/>
-      <w:r>
-        <w:rPr>
-          <w:rFonts w:ascii="Times New Roman" w:hAnsi="Times New Roman" w:cs="Times New Roman"/>
-          <w:sz w:val="28"/>
-          <w:szCs w:val="28"/>
-        </w:rPr>
-        <w:t xml:space="preserve">Рисунок 9 </w:t>
-      </w:r>
-      <w:bookmarkEnd w:id="65"/>
-      <w:r>
-        <w:rPr>
-          <w:rFonts w:ascii="Times New Roman" w:hAnsi="Times New Roman" w:cs="Times New Roman"/>
-          <w:sz w:val="28"/>
-          <w:szCs w:val="28"/>
-        </w:rPr>
-        <w:t>— График зависимости скорости шифрования/дешифрования от размера сообщения</w:t>
-      </w:r>
+      <w:bookmarkStart w:id="77" w:name="_Ref220233439"/>
+    </w:p>
+    <w:p>
+      <w:pPr>
+        <w:jc w:val="center"/>
+        <w:rPr>
+          <w:rFonts w:ascii="Times New Roman" w:hAnsi="Times New Roman" w:cs="Times New Roman"/>
+          <w:sz w:val="28"/>
+          <w:szCs w:val="28"/>
+        </w:rPr>
+      </w:pPr>
+    </w:p>
+    <w:p>
+      <w:pPr>
+        <w:jc w:val="center"/>
+        <w:rPr>
+          <w:rFonts w:ascii="Times New Roman" w:hAnsi="Times New Roman" w:cs="Times New Roman"/>
+          <w:sz w:val="28"/>
+          <w:szCs w:val="28"/>
+        </w:rPr>
+      </w:pPr>
+      <w:bookmarkStart w:id="78" w:name="_Ref223171245"/>
+      <w:r>
+        <w:rPr>
+          <w:rFonts w:ascii="Times New Roman" w:hAnsi="Times New Roman" w:cs="Times New Roman"/>
+          <w:sz w:val="28"/>
+          <w:szCs w:val="28"/>
+        </w:rPr>
+        <w:t>Рисунок</w:t>
+      </w:r>
+      <w:r>
+        <w:rPr>
+          <w:rFonts w:ascii="Times New Roman" w:hAnsi="Times New Roman" w:cs="Times New Roman"/>
+          <w:sz w:val="28"/>
+          <w:szCs w:val="28"/>
+        </w:rPr>
+        <w:t xml:space="preserve"> 10</w:t>
+      </w:r>
+      <w:bookmarkEnd w:id="78"/>
+      <w:r>
+        <w:rPr>
+          <w:rFonts w:ascii="Times New Roman" w:hAnsi="Times New Roman" w:cs="Times New Roman"/>
+          <w:sz w:val="28"/>
+          <w:szCs w:val="28"/>
+        </w:rPr>
+        <w:t xml:space="preserve"> — График зависимости скорости шифрования/дешифрования от размера сообщения</w:t>
+      </w:r>
+    </w:p>
+    <w:bookmarkEnd w:id="77"/>
+    <w:p>
+      <w:pPr>
+        <w:rPr>
+          <w:rFonts w:ascii="Times New Roman" w:hAnsi="Times New Roman" w:cs="Times New Roman"/>
+          <w:sz w:val="28"/>
+          <w:szCs w:val="28"/>
+        </w:rPr>
+      </w:pPr>
     </w:p>
     <w:p>
       <w:pPr>
@@ -12712,7 +13964,7 @@
           <w:szCs w:val="28"/>
         </w:rPr>
       </w:pPr>
-      <w:bookmarkStart w:id="66" w:name="_Toc219491860"/>
+      <w:bookmarkStart w:id="79" w:name="_Toc219491860"/>
       <w:r>
         <w:rPr>
           <w:rFonts w:ascii="Times New Roman" w:hAnsi="Times New Roman" w:cs="Times New Roman"/>
@@ -12738,7 +13990,7 @@
           <w:szCs w:val="28"/>
         </w:rPr>
       </w:pPr>
-      <w:bookmarkStart w:id="67" w:name="_Toc221798299"/>
+      <w:bookmarkStart w:id="80" w:name="_Toc223172923"/>
       <w:r>
         <w:rPr>
           <w:rFonts w:ascii="Times New Roman" w:hAnsi="Times New Roman" w:cs="Times New Roman"/>
@@ -12751,8 +14003,8 @@
         <w:lastRenderedPageBreak/>
         <w:t>Заключение</w:t>
       </w:r>
-      <w:bookmarkEnd w:id="66"/>
-      <w:bookmarkEnd w:id="67"/>
+      <w:bookmarkEnd w:id="79"/>
+      <w:bookmarkEnd w:id="80"/>
     </w:p>
     <w:p>
       <w:pPr>
@@ -12831,7 +14083,43 @@
           <w:sz w:val="28"/>
           <w:szCs w:val="28"/>
         </w:rPr>
-        <w:t>Перспективы развития проекта включают внедрение групповых чатов для коллективного общения, реализацию видеозвонков для индивидуальных и групповых бесед, создание мобильных версий для iOS и Android с публикацией в официальных магазинах приложений. Также планируется обеспечить кроссплатформенность для работы на различных операционных системах и добавить функции обмена медиафайлами при сохранении высокого уровня безопасности.</w:t>
+        <w:t xml:space="preserve">Перспективы развития проекта включают внедрение групповых чатов для коллективного общения, реализацию видеозвонков для индивидуальных и групповых бесед, создание мобильных версий для </w:t>
+      </w:r>
+      <w:proofErr w:type="spellStart"/>
+      <w:r>
+        <w:rPr>
+          <w:rFonts w:ascii="Times New Roman" w:hAnsi="Times New Roman" w:cs="Times New Roman"/>
+          <w:sz w:val="28"/>
+          <w:szCs w:val="28"/>
+        </w:rPr>
+        <w:t>iOS</w:t>
+      </w:r>
+      <w:proofErr w:type="spellEnd"/>
+      <w:r>
+        <w:rPr>
+          <w:rFonts w:ascii="Times New Roman" w:hAnsi="Times New Roman" w:cs="Times New Roman"/>
+          <w:sz w:val="28"/>
+          <w:szCs w:val="28"/>
+        </w:rPr>
+        <w:t xml:space="preserve"> и </w:t>
+      </w:r>
+      <w:proofErr w:type="spellStart"/>
+      <w:r>
+        <w:rPr>
+          <w:rFonts w:ascii="Times New Roman" w:hAnsi="Times New Roman" w:cs="Times New Roman"/>
+          <w:sz w:val="28"/>
+          <w:szCs w:val="28"/>
+        </w:rPr>
+        <w:t>Android</w:t>
+      </w:r>
+      <w:proofErr w:type="spellEnd"/>
+      <w:r>
+        <w:rPr>
+          <w:rFonts w:ascii="Times New Roman" w:hAnsi="Times New Roman" w:cs="Times New Roman"/>
+          <w:sz w:val="28"/>
+          <w:szCs w:val="28"/>
+        </w:rPr>
+        <w:t xml:space="preserve"> с публикацией в официальных магазинах приложений. Также планируется обеспечить кроссплатформенность для работы на различных операционных системах и добавить функции обмена медиафайлами при сохранении высокого уровня безопасности.</w:t>
       </w:r>
     </w:p>
     <w:p>
@@ -12874,7 +14162,7 @@
           <w:szCs w:val="28"/>
         </w:rPr>
       </w:pPr>
-      <w:bookmarkStart w:id="68" w:name="_Toc221798300"/>
+      <w:bookmarkStart w:id="81" w:name="_Toc223172924"/>
       <w:r>
         <w:rPr>
           <w:rFonts w:ascii="Times New Roman" w:hAnsi="Times New Roman" w:cs="Times New Roman"/>
@@ -12887,7 +14175,7 @@
         <w:lastRenderedPageBreak/>
         <w:t>Используемые библиотеки</w:t>
       </w:r>
-      <w:bookmarkEnd w:id="68"/>
+      <w:bookmarkEnd w:id="81"/>
     </w:p>
     <w:p>
       <w:pPr>
@@ -13314,7 +14602,27 @@
                 <w:sz w:val="28"/>
                 <w:szCs w:val="28"/>
               </w:rPr>
-              <w:t>Криптографические операции. Шифрование, дешифрование. Управление публичным/приватным ключем.</w:t>
+              <w:t xml:space="preserve">Криптографические операции. Шифрование, дешифрование. Управление публичным/приватным </w:t>
+            </w:r>
+            <w:proofErr w:type="spellStart"/>
+            <w:r>
+              <w:rPr>
+                <w:rFonts w:ascii="Times New Roman" w:hAnsi="Times New Roman" w:cs="Times New Roman"/>
+                <w:spacing w:val="2"/>
+                <w:sz w:val="28"/>
+                <w:szCs w:val="28"/>
+              </w:rPr>
+              <w:t>ключем</w:t>
+            </w:r>
+            <w:proofErr w:type="spellEnd"/>
+            <w:r>
+              <w:rPr>
+                <w:rFonts w:ascii="Times New Roman" w:hAnsi="Times New Roman" w:cs="Times New Roman"/>
+                <w:spacing w:val="2"/>
+                <w:sz w:val="28"/>
+                <w:szCs w:val="28"/>
+              </w:rPr>
+              <w:t>.</w:t>
             </w:r>
           </w:p>
         </w:tc>
@@ -13339,6 +14647,7 @@
                 <w:lang w:val="en-US"/>
               </w:rPr>
             </w:pPr>
+            <w:proofErr w:type="spellStart"/>
             <w:r>
               <w:rPr>
                 <w:rFonts w:ascii="Times New Roman" w:hAnsi="Times New Roman" w:cs="Times New Roman"/>
@@ -13349,6 +14658,7 @@
               </w:rPr>
               <w:t>hashlib</w:t>
             </w:r>
+            <w:proofErr w:type="spellEnd"/>
           </w:p>
         </w:tc>
         <w:tc>
@@ -13509,6 +14819,7 @@
                 <w:lang w:val="en-US"/>
               </w:rPr>
             </w:pPr>
+            <w:proofErr w:type="spellStart"/>
             <w:r>
               <w:rPr>
                 <w:rFonts w:ascii="Times New Roman" w:hAnsi="Times New Roman" w:cs="Times New Roman"/>
@@ -13519,6 +14830,7 @@
               </w:rPr>
               <w:t>datatime</w:t>
             </w:r>
+            <w:proofErr w:type="spellEnd"/>
           </w:p>
         </w:tc>
         <w:tc>
@@ -13594,6 +14906,7 @@
                 <w:lang w:val="en-US"/>
               </w:rPr>
             </w:pPr>
+            <w:proofErr w:type="spellStart"/>
             <w:r>
               <w:rPr>
                 <w:rFonts w:ascii="Times New Roman" w:hAnsi="Times New Roman" w:cs="Times New Roman"/>
@@ -13604,6 +14917,7 @@
               </w:rPr>
               <w:t>os</w:t>
             </w:r>
+            <w:proofErr w:type="spellEnd"/>
           </w:p>
         </w:tc>
         <w:tc>
@@ -13935,6 +15249,7 @@
                 <w:lang w:val="en-US"/>
               </w:rPr>
             </w:pPr>
+            <w:proofErr w:type="spellStart"/>
             <w:r>
               <w:rPr>
                 <w:rFonts w:ascii="Times New Roman" w:hAnsi="Times New Roman" w:cs="Times New Roman"/>
@@ -13945,6 +15260,7 @@
               </w:rPr>
               <w:t>pathlib</w:t>
             </w:r>
+            <w:proofErr w:type="spellEnd"/>
           </w:p>
         </w:tc>
         <w:tc>
@@ -14324,6 +15640,7 @@
                 <w:lang w:val="en-US"/>
               </w:rPr>
             </w:pPr>
+            <w:proofErr w:type="spellStart"/>
             <w:r>
               <w:rPr>
                 <w:rFonts w:ascii="Times New Roman" w:hAnsi="Times New Roman" w:cs="Times New Roman"/>
@@ -14334,6 +15651,7 @@
               </w:rPr>
               <w:t>localStorage</w:t>
             </w:r>
+            <w:proofErr w:type="spellEnd"/>
           </w:p>
         </w:tc>
         <w:tc>
@@ -14592,6 +15910,7 @@
                 <w:szCs w:val="28"/>
               </w:rPr>
             </w:pPr>
+            <w:proofErr w:type="spellStart"/>
             <w:r>
               <w:rPr>
                 <w:rFonts w:ascii="Times New Roman" w:hAnsi="Times New Roman" w:cs="Times New Roman"/>
@@ -14601,6 +15920,7 @@
               <w:lastRenderedPageBreak/>
               <w:t>MutationObserver</w:t>
             </w:r>
+            <w:proofErr w:type="spellEnd"/>
           </w:p>
         </w:tc>
         <w:tc>
@@ -14653,8 +15973,19 @@
                 <w:sz w:val="28"/>
                 <w:szCs w:val="28"/>
               </w:rPr>
-              <w:t>Отслеживание изменений в чате для обновления скроллбара</w:t>
-            </w:r>
+              <w:t xml:space="preserve">Отслеживание изменений в чате для обновления </w:t>
+            </w:r>
+            <w:proofErr w:type="spellStart"/>
+            <w:r>
+              <w:rPr>
+                <w:rFonts w:ascii="Times New Roman" w:hAnsi="Times New Roman" w:cs="Times New Roman"/>
+                <w:spacing w:val="2"/>
+                <w:sz w:val="28"/>
+                <w:szCs w:val="28"/>
+              </w:rPr>
+              <w:t>скроллбара</w:t>
+            </w:r>
+            <w:proofErr w:type="spellEnd"/>
           </w:p>
         </w:tc>
       </w:tr>
@@ -14714,7 +16045,7 @@
           <w:szCs w:val="28"/>
         </w:rPr>
       </w:pPr>
-      <w:bookmarkStart w:id="69" w:name="_Toc221798301"/>
+      <w:bookmarkStart w:id="82" w:name="_Toc223172925"/>
       <w:r>
         <w:rPr>
           <w:rFonts w:ascii="Times New Roman" w:hAnsi="Times New Roman" w:cs="Times New Roman"/>
@@ -14727,7 +16058,7 @@
         <w:lastRenderedPageBreak/>
         <w:t>Список литературы</w:t>
       </w:r>
-      <w:bookmarkEnd w:id="69"/>
+      <w:bookmarkEnd w:id="82"/>
     </w:p>
     <w:p>
       <w:pPr>
@@ -14805,7 +16136,7 @@
         </w:rPr>
         <w:t>]. - URL: </w:t>
       </w:r>
-      <w:hyperlink r:id="rId17" w:tgtFrame="_blank" w:history="1">
+      <w:hyperlink r:id="rId20" w:tgtFrame="_blank" w:history="1">
         <w:r>
           <w:rPr>
             <w:rStyle w:val="af"/>
@@ -14884,9 +16215,27 @@
           <w:sz w:val="28"/>
           <w:szCs w:val="28"/>
         </w:rPr>
-        <w:t>Создание мессенджера с нуля: как это сделать [Электронный ресурс] // Purrweb: [сайт]. – URL: </w:t>
-      </w:r>
-      <w:hyperlink r:id="rId18" w:tgtFrame="_blank" w:history="1">
+        <w:t xml:space="preserve">Создание мессенджера с нуля: как это сделать [Электронный ресурс] // </w:t>
+      </w:r>
+      <w:proofErr w:type="spellStart"/>
+      <w:r>
+        <w:rPr>
+          <w:rFonts w:ascii="Times New Roman" w:hAnsi="Times New Roman" w:cs="Times New Roman"/>
+          <w:sz w:val="28"/>
+          <w:szCs w:val="28"/>
+        </w:rPr>
+        <w:t>Purrweb</w:t>
+      </w:r>
+      <w:proofErr w:type="spellEnd"/>
+      <w:r>
+        <w:rPr>
+          <w:rFonts w:ascii="Times New Roman" w:hAnsi="Times New Roman" w:cs="Times New Roman"/>
+          <w:sz w:val="28"/>
+          <w:szCs w:val="28"/>
+        </w:rPr>
+        <w:t>: [сайт]. – URL: </w:t>
+      </w:r>
+      <w:hyperlink r:id="rId21" w:tgtFrame="_blank" w:history="1">
         <w:r>
           <w:rPr>
             <w:rStyle w:val="af"/>
@@ -14929,9 +16278,27 @@
           <w:sz w:val="28"/>
           <w:szCs w:val="28"/>
         </w:rPr>
-        <w:t>Как создать свой мессенджер: ответы на популярные вопросы [Электронный ресурс] // Purrweb: [сайт]. – URL: </w:t>
-      </w:r>
-      <w:hyperlink r:id="rId19" w:tgtFrame="_blank" w:history="1">
+        <w:t xml:space="preserve">Как создать свой мессенджер: ответы на популярные вопросы [Электронный ресурс] // </w:t>
+      </w:r>
+      <w:proofErr w:type="spellStart"/>
+      <w:r>
+        <w:rPr>
+          <w:rFonts w:ascii="Times New Roman" w:hAnsi="Times New Roman" w:cs="Times New Roman"/>
+          <w:sz w:val="28"/>
+          <w:szCs w:val="28"/>
+        </w:rPr>
+        <w:t>Purrweb</w:t>
+      </w:r>
+      <w:proofErr w:type="spellEnd"/>
+      <w:r>
+        <w:rPr>
+          <w:rFonts w:ascii="Times New Roman" w:hAnsi="Times New Roman" w:cs="Times New Roman"/>
+          <w:sz w:val="28"/>
+          <w:szCs w:val="28"/>
+        </w:rPr>
+        <w:t>: [сайт]. – URL: </w:t>
+      </w:r>
+      <w:hyperlink r:id="rId22" w:tgtFrame="_blank" w:history="1">
         <w:r>
           <w:rPr>
             <w:rStyle w:val="af"/>
@@ -14974,9 +16341,27 @@
           <w:sz w:val="28"/>
           <w:szCs w:val="28"/>
         </w:rPr>
-        <w:t>Защищённый мессенджер на Python: реализация E2EE шифрования [Электронный ресурс] // Habr: [сайт]. – URL: </w:t>
-      </w:r>
-      <w:hyperlink r:id="rId20" w:tgtFrame="_blank" w:history="1">
+        <w:t xml:space="preserve">Защищённый мессенджер на Python: реализация E2EE шифрования [Электронный ресурс] // </w:t>
+      </w:r>
+      <w:proofErr w:type="spellStart"/>
+      <w:r>
+        <w:rPr>
+          <w:rFonts w:ascii="Times New Roman" w:hAnsi="Times New Roman" w:cs="Times New Roman"/>
+          <w:sz w:val="28"/>
+          <w:szCs w:val="28"/>
+        </w:rPr>
+        <w:t>Habr</w:t>
+      </w:r>
+      <w:proofErr w:type="spellEnd"/>
+      <w:r>
+        <w:rPr>
+          <w:rFonts w:ascii="Times New Roman" w:hAnsi="Times New Roman" w:cs="Times New Roman"/>
+          <w:sz w:val="28"/>
+          <w:szCs w:val="28"/>
+        </w:rPr>
+        <w:t>: [сайт]. – URL: </w:t>
+      </w:r>
+      <w:hyperlink r:id="rId23" w:tgtFrame="_blank" w:history="1">
         <w:r>
           <w:rPr>
             <w:rStyle w:val="af"/>
@@ -15013,15 +16398,61 @@
           <w:szCs w:val="28"/>
         </w:rPr>
       </w:pPr>
-      <w:r>
-        <w:rPr>
-          <w:rFonts w:ascii="Times New Roman" w:hAnsi="Times New Roman" w:cs="Times New Roman"/>
-          <w:sz w:val="28"/>
-          <w:szCs w:val="28"/>
-        </w:rPr>
-        <w:t>DeepSeek AI assistant [Электронный ресурс] // DeepSeek: [сайт]. – URL: </w:t>
-      </w:r>
-      <w:hyperlink r:id="rId21" w:tgtFrame="_blank" w:history="1">
+      <w:proofErr w:type="spellStart"/>
+      <w:r>
+        <w:rPr>
+          <w:rFonts w:ascii="Times New Roman" w:hAnsi="Times New Roman" w:cs="Times New Roman"/>
+          <w:sz w:val="28"/>
+          <w:szCs w:val="28"/>
+        </w:rPr>
+        <w:t>DeepSeek</w:t>
+      </w:r>
+      <w:proofErr w:type="spellEnd"/>
+      <w:r>
+        <w:rPr>
+          <w:rFonts w:ascii="Times New Roman" w:hAnsi="Times New Roman" w:cs="Times New Roman"/>
+          <w:sz w:val="28"/>
+          <w:szCs w:val="28"/>
+        </w:rPr>
+        <w:t xml:space="preserve"> AI </w:t>
+      </w:r>
+      <w:proofErr w:type="spellStart"/>
+      <w:r>
+        <w:rPr>
+          <w:rFonts w:ascii="Times New Roman" w:hAnsi="Times New Roman" w:cs="Times New Roman"/>
+          <w:sz w:val="28"/>
+          <w:szCs w:val="28"/>
+        </w:rPr>
+        <w:t>assistant</w:t>
+      </w:r>
+      <w:proofErr w:type="spellEnd"/>
+      <w:r>
+        <w:rPr>
+          <w:rFonts w:ascii="Times New Roman" w:hAnsi="Times New Roman" w:cs="Times New Roman"/>
+          <w:sz w:val="28"/>
+          <w:szCs w:val="28"/>
+        </w:rPr>
+        <w:t xml:space="preserve"> [Электронный ресурс] // </w:t>
+      </w:r>
+      <w:proofErr w:type="spellStart"/>
+      <w:r>
+        <w:rPr>
+          <w:rFonts w:ascii="Times New Roman" w:hAnsi="Times New Roman" w:cs="Times New Roman"/>
+          <w:sz w:val="28"/>
+          <w:szCs w:val="28"/>
+        </w:rPr>
+        <w:t>DeepSeek</w:t>
+      </w:r>
+      <w:proofErr w:type="spellEnd"/>
+      <w:r>
+        <w:rPr>
+          <w:rFonts w:ascii="Times New Roman" w:hAnsi="Times New Roman" w:cs="Times New Roman"/>
+          <w:sz w:val="28"/>
+          <w:szCs w:val="28"/>
+        </w:rPr>
+        <w:t>: [сайт]. – URL: </w:t>
+      </w:r>
+      <w:hyperlink r:id="rId24" w:tgtFrame="_blank" w:history="1">
         <w:r>
           <w:rPr>
             <w:rStyle w:val="af"/>
@@ -15064,9 +16495,27 @@
           <w:sz w:val="28"/>
           <w:szCs w:val="28"/>
         </w:rPr>
-        <w:t>Google Gemini AI [Электронный ресурс] // Google AI: [сайт]. – URL: </w:t>
-      </w:r>
-      <w:hyperlink r:id="rId22" w:tgtFrame="_blank" w:history="1">
+        <w:t xml:space="preserve">Google </w:t>
+      </w:r>
+      <w:proofErr w:type="spellStart"/>
+      <w:r>
+        <w:rPr>
+          <w:rFonts w:ascii="Times New Roman" w:hAnsi="Times New Roman" w:cs="Times New Roman"/>
+          <w:sz w:val="28"/>
+          <w:szCs w:val="28"/>
+        </w:rPr>
+        <w:t>Gemini</w:t>
+      </w:r>
+      <w:proofErr w:type="spellEnd"/>
+      <w:r>
+        <w:rPr>
+          <w:rFonts w:ascii="Times New Roman" w:hAnsi="Times New Roman" w:cs="Times New Roman"/>
+          <w:sz w:val="28"/>
+          <w:szCs w:val="28"/>
+        </w:rPr>
+        <w:t xml:space="preserve"> AI [Электронный ресурс] // Google AI: [сайт]. – URL: </w:t>
+      </w:r>
+      <w:hyperlink r:id="rId25" w:tgtFrame="_blank" w:history="1">
         <w:r>
           <w:rPr>
             <w:rStyle w:val="af"/>
@@ -15109,9 +16558,27 @@
           <w:sz w:val="28"/>
           <w:szCs w:val="28"/>
         </w:rPr>
-        <w:t>Web Cryptography API [Электронный ресурс] // W3C: [сайт]. – URL: </w:t>
-      </w:r>
-      <w:hyperlink r:id="rId23" w:tgtFrame="_blank" w:history="1">
+        <w:t xml:space="preserve">Web </w:t>
+      </w:r>
+      <w:proofErr w:type="spellStart"/>
+      <w:r>
+        <w:rPr>
+          <w:rFonts w:ascii="Times New Roman" w:hAnsi="Times New Roman" w:cs="Times New Roman"/>
+          <w:sz w:val="28"/>
+          <w:szCs w:val="28"/>
+        </w:rPr>
+        <w:t>Cryptography</w:t>
+      </w:r>
+      <w:proofErr w:type="spellEnd"/>
+      <w:r>
+        <w:rPr>
+          <w:rFonts w:ascii="Times New Roman" w:hAnsi="Times New Roman" w:cs="Times New Roman"/>
+          <w:sz w:val="28"/>
+          <w:szCs w:val="28"/>
+        </w:rPr>
+        <w:t xml:space="preserve"> API [Электронный ресурс] // W3C: [сайт]. – URL: </w:t>
+      </w:r>
+      <w:hyperlink r:id="rId26" w:tgtFrame="_blank" w:history="1">
         <w:r>
           <w:rPr>
             <w:rStyle w:val="af"/>
@@ -15154,9 +16621,27 @@
           <w:sz w:val="28"/>
           <w:szCs w:val="28"/>
         </w:rPr>
-        <w:t>MongoDB Documentation [Электронный ресурс] // MongoDB: [сайт]. – URL: </w:t>
-      </w:r>
-      <w:hyperlink r:id="rId24" w:tgtFrame="_blank" w:history="1">
+        <w:t xml:space="preserve">MongoDB </w:t>
+      </w:r>
+      <w:proofErr w:type="spellStart"/>
+      <w:r>
+        <w:rPr>
+          <w:rFonts w:ascii="Times New Roman" w:hAnsi="Times New Roman" w:cs="Times New Roman"/>
+          <w:sz w:val="28"/>
+          <w:szCs w:val="28"/>
+        </w:rPr>
+        <w:t>Documentation</w:t>
+      </w:r>
+      <w:proofErr w:type="spellEnd"/>
+      <w:r>
+        <w:rPr>
+          <w:rFonts w:ascii="Times New Roman" w:hAnsi="Times New Roman" w:cs="Times New Roman"/>
+          <w:sz w:val="28"/>
+          <w:szCs w:val="28"/>
+        </w:rPr>
+        <w:t xml:space="preserve"> [Электронный ресурс] // MongoDB: [сайт]. – URL: </w:t>
+      </w:r>
+      <w:hyperlink r:id="rId27" w:tgtFrame="_blank" w:history="1">
         <w:r>
           <w:rPr>
             <w:rStyle w:val="af"/>
@@ -15254,7 +16739,7 @@
         </w:rPr>
         <w:t>]. – URL: </w:t>
       </w:r>
-      <w:hyperlink r:id="rId25" w:tgtFrame="_blank" w:history="1">
+      <w:hyperlink r:id="rId28" w:tgtFrame="_blank" w:history="1">
         <w:r>
           <w:rPr>
             <w:rStyle w:val="af"/>
@@ -15388,7 +16873,7 @@
         </w:rPr>
         <w:t>]. – URL: </w:t>
       </w:r>
-      <w:hyperlink r:id="rId26" w:tgtFrame="_blank" w:history="1">
+      <w:hyperlink r:id="rId29" w:tgtFrame="_blank" w:history="1">
         <w:r>
           <w:rPr>
             <w:rStyle w:val="af"/>
@@ -15462,6 +16947,7 @@
           <w:lang w:val="en-US"/>
         </w:rPr>
       </w:pPr>
+      <w:proofErr w:type="spellStart"/>
       <w:r>
         <w:rPr>
           <w:rFonts w:ascii="Times New Roman" w:hAnsi="Times New Roman" w:cs="Times New Roman"/>
@@ -15469,7 +16955,17 @@
           <w:szCs w:val="28"/>
           <w:lang w:val="en-US"/>
         </w:rPr>
-        <w:t>PyMongo documentation [</w:t>
+        <w:t>PyMongo</w:t>
+      </w:r>
+      <w:proofErr w:type="spellEnd"/>
+      <w:r>
+        <w:rPr>
+          <w:rFonts w:ascii="Times New Roman" w:hAnsi="Times New Roman" w:cs="Times New Roman"/>
+          <w:sz w:val="28"/>
+          <w:szCs w:val="28"/>
+          <w:lang w:val="en-US"/>
+        </w:rPr>
+        <w:t xml:space="preserve"> documentation [</w:t>
       </w:r>
       <w:r>
         <w:rPr>
@@ -15522,7 +17018,7 @@
         </w:rPr>
         <w:t>]. – URL: </w:t>
       </w:r>
-      <w:hyperlink r:id="rId27" w:tgtFrame="_blank" w:history="1">
+      <w:hyperlink r:id="rId30" w:tgtFrame="_blank" w:history="1">
         <w:r>
           <w:rPr>
             <w:rStyle w:val="af"/>
@@ -15601,7 +17097,61 @@
           <w:sz w:val="28"/>
           <w:szCs w:val="28"/>
         </w:rPr>
-        <w:t xml:space="preserve">Рекомендации по выбору криптографических алгоритмов [Электронный ресурс] // NIST Special Publication 800-57 Part 1, Revision 5. – </w:t>
+        <w:t xml:space="preserve">Рекомендации по выбору криптографических алгоритмов [Электронный ресурс] // NIST Special </w:t>
+      </w:r>
+      <w:proofErr w:type="spellStart"/>
+      <w:r>
+        <w:rPr>
+          <w:rFonts w:ascii="Times New Roman" w:hAnsi="Times New Roman" w:cs="Times New Roman"/>
+          <w:sz w:val="28"/>
+          <w:szCs w:val="28"/>
+        </w:rPr>
+        <w:t>Publication</w:t>
+      </w:r>
+      <w:proofErr w:type="spellEnd"/>
+      <w:r>
+        <w:rPr>
+          <w:rFonts w:ascii="Times New Roman" w:hAnsi="Times New Roman" w:cs="Times New Roman"/>
+          <w:sz w:val="28"/>
+          <w:szCs w:val="28"/>
+        </w:rPr>
+        <w:t xml:space="preserve"> 800-57 </w:t>
+      </w:r>
+      <w:proofErr w:type="spellStart"/>
+      <w:r>
+        <w:rPr>
+          <w:rFonts w:ascii="Times New Roman" w:hAnsi="Times New Roman" w:cs="Times New Roman"/>
+          <w:sz w:val="28"/>
+          <w:szCs w:val="28"/>
+        </w:rPr>
+        <w:t>Part</w:t>
+      </w:r>
+      <w:proofErr w:type="spellEnd"/>
+      <w:r>
+        <w:rPr>
+          <w:rFonts w:ascii="Times New Roman" w:hAnsi="Times New Roman" w:cs="Times New Roman"/>
+          <w:sz w:val="28"/>
+          <w:szCs w:val="28"/>
+        </w:rPr>
+        <w:t xml:space="preserve"> 1, </w:t>
+      </w:r>
+      <w:proofErr w:type="spellStart"/>
+      <w:r>
+        <w:rPr>
+          <w:rFonts w:ascii="Times New Roman" w:hAnsi="Times New Roman" w:cs="Times New Roman"/>
+          <w:sz w:val="28"/>
+          <w:szCs w:val="28"/>
+        </w:rPr>
+        <w:t>Revision</w:t>
+      </w:r>
+      <w:proofErr w:type="spellEnd"/>
+      <w:r>
+        <w:rPr>
+          <w:rFonts w:ascii="Times New Roman" w:hAnsi="Times New Roman" w:cs="Times New Roman"/>
+          <w:sz w:val="28"/>
+          <w:szCs w:val="28"/>
+        </w:rPr>
+        <w:t xml:space="preserve"> 5. – </w:t>
       </w:r>
       <w:r>
         <w:rPr>
@@ -15612,7 +17162,7 @@
         <w:lastRenderedPageBreak/>
         <w:t>URL: </w:t>
       </w:r>
-      <w:hyperlink r:id="rId28" w:tgtFrame="_blank" w:history="1">
+      <w:hyperlink r:id="rId31" w:tgtFrame="_blank" w:history="1">
         <w:r>
           <w:rPr>
             <w:rStyle w:val="af"/>
@@ -15649,15 +17199,79 @@
           <w:szCs w:val="28"/>
         </w:rPr>
       </w:pPr>
-      <w:r>
-        <w:rPr>
-          <w:rFonts w:ascii="Times New Roman" w:hAnsi="Times New Roman" w:cs="Times New Roman"/>
-          <w:sz w:val="28"/>
-          <w:szCs w:val="28"/>
-        </w:rPr>
-        <w:t>Cryptography library documentation [Электронный ресурс] // PyPI: [сайт]. – URL: </w:t>
-      </w:r>
-      <w:hyperlink r:id="rId29" w:tgtFrame="_blank" w:history="1">
+      <w:proofErr w:type="spellStart"/>
+      <w:r>
+        <w:rPr>
+          <w:rFonts w:ascii="Times New Roman" w:hAnsi="Times New Roman" w:cs="Times New Roman"/>
+          <w:sz w:val="28"/>
+          <w:szCs w:val="28"/>
+        </w:rPr>
+        <w:t>Cryptography</w:t>
+      </w:r>
+      <w:proofErr w:type="spellEnd"/>
+      <w:r>
+        <w:rPr>
+          <w:rFonts w:ascii="Times New Roman" w:hAnsi="Times New Roman" w:cs="Times New Roman"/>
+          <w:sz w:val="28"/>
+          <w:szCs w:val="28"/>
+        </w:rPr>
+        <w:t xml:space="preserve"> </w:t>
+      </w:r>
+      <w:proofErr w:type="spellStart"/>
+      <w:r>
+        <w:rPr>
+          <w:rFonts w:ascii="Times New Roman" w:hAnsi="Times New Roman" w:cs="Times New Roman"/>
+          <w:sz w:val="28"/>
+          <w:szCs w:val="28"/>
+        </w:rPr>
+        <w:t>library</w:t>
+      </w:r>
+      <w:proofErr w:type="spellEnd"/>
+      <w:r>
+        <w:rPr>
+          <w:rFonts w:ascii="Times New Roman" w:hAnsi="Times New Roman" w:cs="Times New Roman"/>
+          <w:sz w:val="28"/>
+          <w:szCs w:val="28"/>
+        </w:rPr>
+        <w:t xml:space="preserve"> </w:t>
+      </w:r>
+      <w:proofErr w:type="spellStart"/>
+      <w:r>
+        <w:rPr>
+          <w:rFonts w:ascii="Times New Roman" w:hAnsi="Times New Roman" w:cs="Times New Roman"/>
+          <w:sz w:val="28"/>
+          <w:szCs w:val="28"/>
+        </w:rPr>
+        <w:t>documentation</w:t>
+      </w:r>
+      <w:proofErr w:type="spellEnd"/>
+      <w:r>
+        <w:rPr>
+          <w:rFonts w:ascii="Times New Roman" w:hAnsi="Times New Roman" w:cs="Times New Roman"/>
+          <w:sz w:val="28"/>
+          <w:szCs w:val="28"/>
+        </w:rPr>
+        <w:t xml:space="preserve"> [Электронный ресурс] // </w:t>
+      </w:r>
+      <w:proofErr w:type="spellStart"/>
+      <w:r>
+        <w:rPr>
+          <w:rFonts w:ascii="Times New Roman" w:hAnsi="Times New Roman" w:cs="Times New Roman"/>
+          <w:sz w:val="28"/>
+          <w:szCs w:val="28"/>
+        </w:rPr>
+        <w:t>PyPI</w:t>
+      </w:r>
+      <w:proofErr w:type="spellEnd"/>
+      <w:r>
+        <w:rPr>
+          <w:rFonts w:ascii="Times New Roman" w:hAnsi="Times New Roman" w:cs="Times New Roman"/>
+          <w:sz w:val="28"/>
+          <w:szCs w:val="28"/>
+        </w:rPr>
+        <w:t>: [сайт]. – URL: </w:t>
+      </w:r>
+      <w:hyperlink r:id="rId32" w:tgtFrame="_blank" w:history="1">
         <w:r>
           <w:rPr>
             <w:rStyle w:val="af"/>
@@ -15774,7 +17388,7 @@
         </w:rPr>
         <w:t>– URL: </w:t>
       </w:r>
-      <w:hyperlink r:id="rId30" w:tgtFrame="_blank" w:history="1">
+      <w:hyperlink r:id="rId33" w:tgtFrame="_blank" w:history="1">
         <w:r>
           <w:rPr>
             <w:rStyle w:val="af"/>
@@ -15891,7 +17505,7 @@
         </w:rPr>
         <w:t>] // RFC 8018. – URL: </w:t>
       </w:r>
-      <w:hyperlink r:id="rId31" w:tgtFrame="_blank" w:history="1">
+      <w:hyperlink r:id="rId34" w:tgtFrame="_blank" w:history="1">
         <w:r>
           <w:rPr>
             <w:rStyle w:val="af"/>
@@ -15902,7 +17516,31 @@
             <w:u w:val="none"/>
             <w:lang w:val="en-US"/>
           </w:rPr>
-          <w:t>https://www.rfc-editor.org/rfc/rfc8018</w:t>
+          <w:t>https://www.rfc</w:t>
+        </w:r>
+        <w:r>
+          <w:rPr>
+            <w:rStyle w:val="af"/>
+            <w:rFonts w:ascii="Times New Roman" w:hAnsi="Times New Roman" w:cs="Times New Roman"/>
+            <w:color w:val="auto"/>
+            <w:sz w:val="28"/>
+            <w:szCs w:val="28"/>
+            <w:u w:val="none"/>
+            <w:lang w:val="en-US"/>
+          </w:rPr>
+          <w:t>-</w:t>
+        </w:r>
+        <w:r>
+          <w:rPr>
+            <w:rStyle w:val="af"/>
+            <w:rFonts w:ascii="Times New Roman" w:hAnsi="Times New Roman" w:cs="Times New Roman"/>
+            <w:color w:val="auto"/>
+            <w:sz w:val="28"/>
+            <w:szCs w:val="28"/>
+            <w:u w:val="none"/>
+            <w:lang w:val="en-US"/>
+          </w:rPr>
+          <w:t>editor.org/rfc/rfc8018</w:t>
         </w:r>
       </w:hyperlink>
       <w:r>
@@ -16025,7 +17663,7 @@
         </w:rPr>
         <w:t>]. – URL: </w:t>
       </w:r>
-      <w:hyperlink r:id="rId32" w:tgtFrame="_blank" w:history="1">
+      <w:hyperlink r:id="rId35" w:tgtFrame="_blank" w:history="1">
         <w:r>
           <w:rPr>
             <w:rStyle w:val="af"/>
@@ -16104,9 +17742,45 @@
           <w:sz w:val="28"/>
           <w:szCs w:val="28"/>
         </w:rPr>
-        <w:t>MDN Web Docs: Веб-технологии для разработчиков [Электронный ресурс] // MDN Web Docs: [сайт]. – URL: </w:t>
-      </w:r>
-      <w:hyperlink r:id="rId33" w:tgtFrame="_blank" w:history="1">
+        <w:t xml:space="preserve">MDN Web </w:t>
+      </w:r>
+      <w:proofErr w:type="spellStart"/>
+      <w:r>
+        <w:rPr>
+          <w:rFonts w:ascii="Times New Roman" w:hAnsi="Times New Roman" w:cs="Times New Roman"/>
+          <w:sz w:val="28"/>
+          <w:szCs w:val="28"/>
+        </w:rPr>
+        <w:t>Docs</w:t>
+      </w:r>
+      <w:proofErr w:type="spellEnd"/>
+      <w:r>
+        <w:rPr>
+          <w:rFonts w:ascii="Times New Roman" w:hAnsi="Times New Roman" w:cs="Times New Roman"/>
+          <w:sz w:val="28"/>
+          <w:szCs w:val="28"/>
+        </w:rPr>
+        <w:t xml:space="preserve">: Веб-технологии для разработчиков [Электронный ресурс] // MDN Web </w:t>
+      </w:r>
+      <w:proofErr w:type="spellStart"/>
+      <w:r>
+        <w:rPr>
+          <w:rFonts w:ascii="Times New Roman" w:hAnsi="Times New Roman" w:cs="Times New Roman"/>
+          <w:sz w:val="28"/>
+          <w:szCs w:val="28"/>
+        </w:rPr>
+        <w:t>Docs</w:t>
+      </w:r>
+      <w:proofErr w:type="spellEnd"/>
+      <w:r>
+        <w:rPr>
+          <w:rFonts w:ascii="Times New Roman" w:hAnsi="Times New Roman" w:cs="Times New Roman"/>
+          <w:sz w:val="28"/>
+          <w:szCs w:val="28"/>
+        </w:rPr>
+        <w:t>: [сайт]. – URL: </w:t>
+      </w:r>
+      <w:hyperlink r:id="rId36" w:tgtFrame="_blank" w:history="1">
         <w:r>
           <w:rPr>
             <w:rStyle w:val="af"/>
@@ -16204,7 +17878,7 @@
         </w:rPr>
         <w:t>]. – URL: </w:t>
       </w:r>
-      <w:hyperlink r:id="rId34" w:tgtFrame="_blank" w:history="1">
+      <w:hyperlink r:id="rId37" w:tgtFrame="_blank" w:history="1">
         <w:r>
           <w:rPr>
             <w:rStyle w:val="af"/>
@@ -16303,7 +17977,7 @@
           <w:szCs w:val="28"/>
         </w:rPr>
       </w:pPr>
-      <w:bookmarkStart w:id="70" w:name="_Toc221798302"/>
+      <w:bookmarkStart w:id="83" w:name="_Toc223172926"/>
       <w:r>
         <w:rPr>
           <w:rFonts w:ascii="Times New Roman" w:hAnsi="Times New Roman" w:cs="Times New Roman"/>
@@ -16327,7 +18001,7 @@
         </w:rPr>
         <w:t>Файлы проекта</w:t>
       </w:r>
-      <w:bookmarkEnd w:id="70"/>
+      <w:bookmarkEnd w:id="83"/>
     </w:p>
     <w:p>
       <w:pPr>
@@ -16358,7 +18032,7 @@
         </w:rPr>
         <w:t xml:space="preserve">: </w:t>
       </w:r>
-      <w:hyperlink r:id="rId35" w:history="1">
+      <w:hyperlink r:id="rId38" w:history="1">
         <w:r>
           <w:rPr>
             <w:rStyle w:val="af"/>
@@ -16393,81 +18067,84 @@
     </w:p>
     <w:p>
       <w:pPr>
-        <w:pStyle w:val="2"/>
-        <w:spacing w:before="0"/>
         <w:jc w:val="center"/>
         <w:rPr>
           <w:rFonts w:ascii="Times New Roman" w:hAnsi="Times New Roman" w:cs="Times New Roman"/>
           <w:b/>
           <w:bCs/>
-          <w:color w:val="auto"/>
-          <w:sz w:val="28"/>
-          <w:szCs w:val="28"/>
-        </w:rPr>
-      </w:pPr>
-      <w:bookmarkStart w:id="71" w:name="_Ref220238314"/>
-      <w:bookmarkStart w:id="72" w:name="_Ref220689271"/>
-      <w:bookmarkStart w:id="73" w:name="_Ref220689275"/>
-      <w:bookmarkStart w:id="74" w:name="_Toc221798303"/>
+          <w:sz w:val="28"/>
+          <w:szCs w:val="28"/>
+        </w:rPr>
+      </w:pPr>
+      <w:bookmarkStart w:id="84" w:name="_Ref220238314"/>
+      <w:bookmarkStart w:id="85" w:name="_Ref220689271"/>
+      <w:bookmarkStart w:id="86" w:name="_Ref220689275"/>
       <w:r>
         <w:rPr>
           <w:rFonts w:ascii="Times New Roman" w:hAnsi="Times New Roman" w:cs="Times New Roman"/>
           <w:b/>
           <w:bCs/>
-          <w:color w:val="auto"/>
           <w:sz w:val="28"/>
           <w:szCs w:val="28"/>
         </w:rPr>
         <w:lastRenderedPageBreak/>
-        <w:t>Приложение Б.</w:t>
-      </w:r>
-      <w:bookmarkEnd w:id="71"/>
-      <w:r>
-        <w:rPr>
-          <w:rStyle w:val="a3"/>
-          <w:rFonts w:ascii="Times New Roman" w:hAnsi="Times New Roman" w:cs="Times New Roman"/>
-          <w:b w:val="0"/>
-          <w:bCs w:val="0"/>
-          <w:color w:val="auto"/>
-        </w:rPr>
-        <w:t xml:space="preserve"> </w:t>
-      </w:r>
+        <w:t xml:space="preserve">Приложение </w:t>
+      </w:r>
+      <w:bookmarkStart w:id="87" w:name="_Ref222331207"/>
       <w:r>
         <w:rPr>
           <w:rFonts w:ascii="Times New Roman" w:hAnsi="Times New Roman" w:cs="Times New Roman"/>
           <w:b/>
           <w:bCs/>
-          <w:color w:val="auto"/>
-          <w:sz w:val="28"/>
-          <w:szCs w:val="28"/>
-        </w:rPr>
-        <w:t xml:space="preserve">Вид </w:t>
-      </w:r>
+          <w:sz w:val="28"/>
+          <w:szCs w:val="28"/>
+        </w:rPr>
+        <w:t>Б</w:t>
+      </w:r>
+      <w:bookmarkEnd w:id="87"/>
       <w:r>
         <w:rPr>
           <w:rFonts w:ascii="Times New Roman" w:hAnsi="Times New Roman" w:cs="Times New Roman"/>
           <w:b/>
           <w:bCs/>
-          <w:color w:val="auto"/>
-          <w:sz w:val="28"/>
-          <w:szCs w:val="28"/>
-        </w:rPr>
-        <w:t>п</w:t>
-      </w:r>
+          <w:sz w:val="28"/>
+          <w:szCs w:val="28"/>
+        </w:rPr>
+        <w:t>.</w:t>
+      </w:r>
+      <w:bookmarkEnd w:id="84"/>
       <w:r>
         <w:rPr>
           <w:rFonts w:ascii="Times New Roman" w:hAnsi="Times New Roman" w:cs="Times New Roman"/>
           <w:b/>
           <w:bCs/>
-          <w:color w:val="auto"/>
+          <w:sz w:val="28"/>
+          <w:szCs w:val="28"/>
+        </w:rPr>
+        <w:t xml:space="preserve"> Вид </w:t>
+      </w:r>
+      <w:r>
+        <w:rPr>
+          <w:rFonts w:ascii="Times New Roman" w:hAnsi="Times New Roman" w:cs="Times New Roman"/>
+          <w:b/>
+          <w:bCs/>
+          <w:sz w:val="28"/>
+          <w:szCs w:val="28"/>
+        </w:rPr>
+        <w:t>п</w:t>
+      </w:r>
+      <w:r>
+        <w:rPr>
+          <w:rFonts w:ascii="Times New Roman" w:hAnsi="Times New Roman" w:cs="Times New Roman"/>
+          <w:b/>
+          <w:bCs/>
           <w:sz w:val="28"/>
           <w:szCs w:val="28"/>
         </w:rPr>
         <w:t>ользовательского интерфейса</w:t>
       </w:r>
-      <w:bookmarkEnd w:id="72"/>
-      <w:bookmarkEnd w:id="73"/>
-      <w:bookmarkEnd w:id="74"/>
+      <w:bookmarkEnd w:id="85"/>
+      <w:bookmarkEnd w:id="86"/>
     </w:p>
     <w:p>
       <w:pPr>
@@ -16514,7 +18191,7 @@
                     </pic:cNvPicPr>
                   </pic:nvPicPr>
                   <pic:blipFill>
-                    <a:blip r:embed="rId36">
+                    <a:blip r:embed="rId39">
                       <a:extLst>
                         <a:ext uri="{28A0092B-C50C-407E-A947-70E740481C1C}">
                           <a14:useLocalDpi xmlns:a14="http://schemas.microsoft.com/office/drawing/2010/main" val="0"/>
@@ -16598,7 +18275,7 @@
                     </pic:cNvPicPr>
                   </pic:nvPicPr>
                   <pic:blipFill>
-                    <a:blip r:embed="rId37">
+                    <a:blip r:embed="rId40">
                       <a:extLst>
                         <a:ext uri="{28A0092B-C50C-407E-A947-70E740481C1C}">
                           <a14:useLocalDpi xmlns:a14="http://schemas.microsoft.com/office/drawing/2010/main" val="0"/>
@@ -16707,7 +18384,7 @@
                     </pic:cNvPicPr>
                   </pic:nvPicPr>
                   <pic:blipFill rotWithShape="1">
-                    <a:blip r:embed="rId38" cstate="print">
+                    <a:blip r:embed="rId41" cstate="print">
                       <a:extLst>
                         <a:ext uri="{28A0092B-C50C-407E-A947-70E740481C1C}">
                           <a14:useLocalDpi xmlns:a14="http://schemas.microsoft.com/office/drawing/2010/main" val="0"/>
@@ -16823,7 +18500,7 @@
                     </pic:cNvPicPr>
                   </pic:nvPicPr>
                   <pic:blipFill>
-                    <a:blip r:embed="rId39" cstate="print">
+                    <a:blip r:embed="rId42" cstate="print">
                       <a:extLst>
                         <a:ext uri="{28A0092B-C50C-407E-A947-70E740481C1C}">
                           <a14:useLocalDpi xmlns:a14="http://schemas.microsoft.com/office/drawing/2010/main" val="0"/>
@@ -16856,8 +18533,6 @@
       </w:r>
     </w:p>
     <w:sectPr>
-      <w:headerReference w:type="first" r:id="rId40"/>
-      <w:footerReference w:type="first" r:id="rId41"/>
       <w:pgSz w:w="11906" w:h="16838"/>
       <w:pgMar w:top="1134" w:right="567" w:bottom="1134" w:left="1701" w:header="709" w:footer="709" w:gutter="0"/>
       <w:cols w:space="708"/>
@@ -16895,6 +18570,67 @@
 
 <file path=word/footer1.xml><?xml version="1.0" encoding="utf-8"?>
 <w:ftr xmlns:wpc="http://schemas.microsoft.com/office/word/2010/wordprocessingCanvas" xmlns:cx="http://schemas.microsoft.com/office/drawing/2014/chartex" xmlns:cx1="http://schemas.microsoft.com/office/drawing/2015/9/8/chartex" xmlns:cx2="http://schemas.microsoft.com/office/drawing/2015/10/21/chartex" xmlns:cx3="http://schemas.microsoft.com/office/drawing/2016/5/9/chartex" xmlns:cx4="http://schemas.microsoft.com/office/drawing/2016/5/10/chartex" xmlns:cx5="http://schemas.microsoft.com/office/drawing/2016/5/11/chartex" xmlns:cx6="http://schemas.microsoft.com/office/drawing/2016/5/12/chartex" xmlns:cx7="http://schemas.microsoft.com/office/drawing/2016/5/13/chartex" xmlns:cx8="http://schemas.microsoft.com/office/drawing/2016/5/14/chartex" xmlns:mc="http://schemas.openxmlformats.org/markup-compatibility/2006" xmlns:aink="http://schemas.microsoft.com/office/drawing/2016/ink" xmlns:am3d="http://schemas.microsoft.com/office/drawing/2017/model3d" xmlns:o="urn:schemas-microsoft-com:office:office" xmlns:r="http://schemas.openxmlformats.org/officeDocument/2006/relationships" xmlns:m="http://schemas.openxmlformats.org/officeDocument/2006/math" xmlns:v="urn:schemas-microsoft-com:vml" xmlns:wp14="http://schemas.microsoft.com/office/word/2010/wordprocessingDrawing" xmlns:wp="http://schemas.openxmlformats.org/drawingml/2006/wordprocessingDrawing" xmlns:w10="urn:schemas-microsoft-com:office:word" xmlns:w="http://schemas.openxmlformats.org/wordprocessingml/2006/main" xmlns:w14="http://schemas.microsoft.com/office/word/2010/wordml" xmlns:w15="http://schemas.microsoft.com/office/word/2012/wordml" xmlns:w16cex="http://schemas.microsoft.com/office/word/2018/wordml/cex" xmlns:w16cid="http://schemas.microsoft.com/office/word/2016/wordml/cid" xmlns:w16="http://schemas.microsoft.com/office/word/2018/wordml" xmlns:w16sdtdh="http://schemas.microsoft.com/office/word/2020/wordml/sdtdatahash" xmlns:w16se="http://schemas.microsoft.com/office/word/2015/wordml/symex" xmlns:wpg="http://schemas.microsoft.com/office/word/2010/wordprocessingGroup" xmlns:wpi="http://schemas.microsoft.com/office/word/2010/wordprocessingInk" xmlns:wne="http://schemas.microsoft.com/office/word/2006/wordml" xmlns:wps="http://schemas.microsoft.com/office/word/2010/wordprocessingShape" mc:Ignorable="w14 w15 w16se w16cid w16 w16cex w16sdtdh wp14">
+  <w:sdt>
+    <w:sdtPr>
+      <w:id w:val="1415133833"/>
+      <w:docPartObj>
+        <w:docPartGallery w:val="Page Numbers (Bottom of Page)"/>
+        <w:docPartUnique/>
+      </w:docPartObj>
+    </w:sdtPr>
+    <w:sdtEndPr/>
+    <w:sdtContent>
+      <w:p>
+        <w:pPr>
+          <w:pStyle w:val="a7"/>
+          <w:jc w:val="center"/>
+        </w:pPr>
+        <w:r>
+          <w:fldChar w:fldCharType="begin"/>
+        </w:r>
+        <w:r>
+          <w:instrText>PAGE   \* MERGEFORMAT</w:instrText>
+        </w:r>
+        <w:r>
+          <w:fldChar w:fldCharType="separate"/>
+        </w:r>
+        <w:r>
+          <w:t>2</w:t>
+        </w:r>
+        <w:r>
+          <w:fldChar w:fldCharType="end"/>
+        </w:r>
+      </w:p>
+    </w:sdtContent>
+  </w:sdt>
+  <w:p>
+    <w:pPr>
+      <w:pStyle w:val="a7"/>
+    </w:pPr>
+  </w:p>
+</w:ftr>
+</file>
+
+<file path=word/footer2.xml><?xml version="1.0" encoding="utf-8"?>
+<w:ftr xmlns:wpc="http://schemas.microsoft.com/office/word/2010/wordprocessingCanvas" xmlns:cx="http://schemas.microsoft.com/office/drawing/2014/chartex" xmlns:cx1="http://schemas.microsoft.com/office/drawing/2015/9/8/chartex" xmlns:cx2="http://schemas.microsoft.com/office/drawing/2015/10/21/chartex" xmlns:cx3="http://schemas.microsoft.com/office/drawing/2016/5/9/chartex" xmlns:cx4="http://schemas.microsoft.com/office/drawing/2016/5/10/chartex" xmlns:cx5="http://schemas.microsoft.com/office/drawing/2016/5/11/chartex" xmlns:cx6="http://schemas.microsoft.com/office/drawing/2016/5/12/chartex" xmlns:cx7="http://schemas.microsoft.com/office/drawing/2016/5/13/chartex" xmlns:cx8="http://schemas.microsoft.com/office/drawing/2016/5/14/chartex" xmlns:mc="http://schemas.openxmlformats.org/markup-compatibility/2006" xmlns:aink="http://schemas.microsoft.com/office/drawing/2016/ink" xmlns:am3d="http://schemas.microsoft.com/office/drawing/2017/model3d" xmlns:o="urn:schemas-microsoft-com:office:office" xmlns:r="http://schemas.openxmlformats.org/officeDocument/2006/relationships" xmlns:m="http://schemas.openxmlformats.org/officeDocument/2006/math" xmlns:v="urn:schemas-microsoft-com:vml" xmlns:wp14="http://schemas.microsoft.com/office/word/2010/wordprocessingDrawing" xmlns:wp="http://schemas.openxmlformats.org/drawingml/2006/wordprocessingDrawing" xmlns:w10="urn:schemas-microsoft-com:office:word" xmlns:w="http://schemas.openxmlformats.org/wordprocessingml/2006/main" xmlns:w14="http://schemas.microsoft.com/office/word/2010/wordml" xmlns:w15="http://schemas.microsoft.com/office/word/2012/wordml" xmlns:w16cex="http://schemas.microsoft.com/office/word/2018/wordml/cex" xmlns:w16cid="http://schemas.microsoft.com/office/word/2016/wordml/cid" xmlns:w16="http://schemas.microsoft.com/office/word/2018/wordml" xmlns:w16sdtdh="http://schemas.microsoft.com/office/word/2020/wordml/sdtdatahash" xmlns:w16se="http://schemas.microsoft.com/office/word/2015/wordml/symex" xmlns:wpg="http://schemas.microsoft.com/office/word/2010/wordprocessingGroup" xmlns:wpi="http://schemas.microsoft.com/office/word/2010/wordprocessingInk" xmlns:wne="http://schemas.microsoft.com/office/word/2006/wordml" xmlns:wps="http://schemas.microsoft.com/office/word/2010/wordprocessingShape" mc:Ignorable="w14 w15 w16se w16cid w16 w16cex w16sdtdh wp14">
+  <w:sdt>
+    <w:sdtPr>
+      <w:id w:val="787012450"/>
+      <w:docPartObj>
+        <w:docPartGallery w:val="Page Numbers (Bottom of Page)"/>
+        <w:docPartUnique/>
+      </w:docPartObj>
+    </w:sdtPr>
+    <w:sdtEndPr/>
+    <w:sdtContent>
+      <w:p>
+        <w:pPr>
+          <w:pStyle w:val="a7"/>
+          <w:jc w:val="center"/>
+        </w:pPr>
+      </w:p>
+    </w:sdtContent>
+  </w:sdt>
   <w:p>
     <w:pPr>
       <w:pStyle w:val="a7"/>
@@ -18357,16 +20093,6 @@
     </w:p>
   </w:footnote>
 </w:footnotes>
-</file>
-
-<file path=word/header1.xml><?xml version="1.0" encoding="utf-8"?>
-<w:hdr xmlns:wpc="http://schemas.microsoft.com/office/word/2010/wordprocessingCanvas" xmlns:cx="http://schemas.microsoft.com/office/drawing/2014/chartex" xmlns:cx1="http://schemas.microsoft.com/office/drawing/2015/9/8/chartex" xmlns:cx2="http://schemas.microsoft.com/office/drawing/2015/10/21/chartex" xmlns:cx3="http://schemas.microsoft.com/office/drawing/2016/5/9/chartex" xmlns:cx4="http://schemas.microsoft.com/office/drawing/2016/5/10/chartex" xmlns:cx5="http://schemas.microsoft.com/office/drawing/2016/5/11/chartex" xmlns:cx6="http://schemas.microsoft.com/office/drawing/2016/5/12/chartex" xmlns:cx7="http://schemas.microsoft.com/office/drawing/2016/5/13/chartex" xmlns:cx8="http://schemas.microsoft.com/office/drawing/2016/5/14/chartex" xmlns:mc="http://schemas.openxmlformats.org/markup-compatibility/2006" xmlns:aink="http://schemas.microsoft.com/office/drawing/2016/ink" xmlns:am3d="http://schemas.microsoft.com/office/drawing/2017/model3d" xmlns:o="urn:schemas-microsoft-com:office:office" xmlns:r="http://schemas.openxmlformats.org/officeDocument/2006/relationships" xmlns:m="http://schemas.openxmlformats.org/officeDocument/2006/math" xmlns:v="urn:schemas-microsoft-com:vml" xmlns:wp14="http://schemas.microsoft.com/office/word/2010/wordprocessingDrawing" xmlns:wp="http://schemas.openxmlformats.org/drawingml/2006/wordprocessingDrawing" xmlns:w10="urn:schemas-microsoft-com:office:word" xmlns:w="http://schemas.openxmlformats.org/wordprocessingml/2006/main" xmlns:w14="http://schemas.microsoft.com/office/word/2010/wordml" xmlns:w15="http://schemas.microsoft.com/office/word/2012/wordml" xmlns:w16cex="http://schemas.microsoft.com/office/word/2018/wordml/cex" xmlns:w16cid="http://schemas.microsoft.com/office/word/2016/wordml/cid" xmlns:w16="http://schemas.microsoft.com/office/word/2018/wordml" xmlns:w16sdtdh="http://schemas.microsoft.com/office/word/2020/wordml/sdtdatahash" xmlns:w16se="http://schemas.microsoft.com/office/word/2015/wordml/symex" xmlns:wpg="http://schemas.microsoft.com/office/word/2010/wordprocessingGroup" xmlns:wpi="http://schemas.microsoft.com/office/word/2010/wordprocessingInk" xmlns:wne="http://schemas.microsoft.com/office/word/2006/wordml" xmlns:wps="http://schemas.microsoft.com/office/word/2010/wordprocessingShape" mc:Ignorable="w14 w15 w16se w16cid w16 w16cex w16sdtdh wp14">
-  <w:p>
-    <w:pPr>
-      <w:pStyle w:val="a5"/>
-    </w:pPr>
-  </w:p>
-</w:hdr>
 </file>
 
 <file path=word/numbering.xml><?xml version="1.0" encoding="utf-8"?>
@@ -20888,7 +22614,7 @@
   <w:style w:type="paragraph" w:default="1" w:styleId="a">
     <w:name w:val="Normal"/>
     <w:qFormat/>
-    <w:rsid w:val="00647F9B"/>
+    <w:rsid w:val="00937237"/>
   </w:style>
   <w:style w:type="paragraph" w:styleId="1">
     <w:name w:val="heading 1"/>
@@ -21069,7 +22795,6 @@
     <w:name w:val="Заголовок 3 Знак"/>
     <w:basedOn w:val="a0"/>
     <w:link w:val="3"/>
-    <w:uiPriority w:val="9"/>
     <w:rsid w:val="00BD651B"/>
     <w:rPr>
       <w:rFonts w:ascii="Times New Roman" w:eastAsia="Times New Roman" w:hAnsi="Times New Roman" w:cs="Times New Roman"/>
@@ -21217,7 +22942,6 @@
     <w:name w:val="Заголовок 2 Знак"/>
     <w:basedOn w:val="a0"/>
     <w:link w:val="2"/>
-    <w:uiPriority w:val="9"/>
     <w:rsid w:val="00CE1010"/>
     <w:rPr>
       <w:rFonts w:asciiTheme="majorHAnsi" w:eastAsiaTheme="majorEastAsia" w:hAnsiTheme="majorHAnsi" w:cstheme="majorBidi"/>

--- a/Мессенджер Naki.docx
+++ b/Мессенджер Naki.docx
@@ -1052,12 +1052,9 @@
         </w:rPr>
         <w:t>Перспективы</w:t>
       </w:r>
-      <w:proofErr w:type="gramStart"/>
-      <w:r>
-        <w:rPr>
-          <w:rFonts w:ascii="Times New Roman" w:hAnsi="Times New Roman" w:cs="Times New Roman"/>
-          <w:i/>
-          <w:iCs/>
+      <w:r>
+        <w:rPr>
+          <w:rFonts w:ascii="Times New Roman" w:hAnsi="Times New Roman" w:cs="Times New Roman"/>
           <w:sz w:val="28"/>
           <w:szCs w:val="28"/>
         </w:rPr>
@@ -1085,16 +1082,7 @@
           <w:sz w:val="28"/>
           <w:szCs w:val="28"/>
         </w:rPr>
-        <w:t>ланируется</w:t>
-      </w:r>
-      <w:proofErr w:type="gramEnd"/>
-      <w:r>
-        <w:rPr>
-          <w:rFonts w:ascii="Times New Roman" w:hAnsi="Times New Roman" w:cs="Times New Roman"/>
-          <w:sz w:val="28"/>
-          <w:szCs w:val="28"/>
-        </w:rPr>
-        <w:t xml:space="preserve"> полная реализация сквозного шифрования по умолчанию для всех пользователей, интеграция </w:t>
+        <w:t xml:space="preserve">ланируется полная реализация сквозного шифрования по умолчанию для всех пользователей, интеграция </w:t>
       </w:r>
       <w:r>
         <w:rPr>
@@ -4272,8 +4260,8 @@
           <w:szCs w:val="28"/>
         </w:rPr>
       </w:pPr>
-      <w:bookmarkStart w:id="1" w:name="_Hlk221556433"/>
-      <w:bookmarkStart w:id="2" w:name="_Toc223172901"/>
+      <w:bookmarkStart w:id="1" w:name="_Toc223172901"/>
+      <w:bookmarkStart w:id="2" w:name="_Hlk221556433"/>
       <w:r>
         <w:rPr>
           <w:rFonts w:ascii="Times New Roman" w:hAnsi="Times New Roman" w:cs="Times New Roman"/>
@@ -4286,7 +4274,7 @@
         <w:lastRenderedPageBreak/>
         <w:t>Введение</w:t>
       </w:r>
-      <w:bookmarkEnd w:id="2"/>
+      <w:bookmarkEnd w:id="1"/>
     </w:p>
     <w:p>
       <w:pPr>
@@ -4350,7 +4338,7 @@
         <w:t xml:space="preserve"> аутентификации и клиентского шифрования с использованием алгоритмов AES-GCM. Архитектура приложения включает разработку эффективного механизма хранения зашифрованных данных в MongoDB для работы с сообщениями. Параллельно ставится задача создания адаптивного пользовательского интерфейса с поддержкой отправки текстовых сообщений и системы ответов. Важным аспектом является обеспечение стабильного клиент-серверного взаимодействия через фреймворк Eel для совместимости всех компонентов. Завершающим этапом работы станет всестороннее тестирование и оценка устойчивости системы к потенциальным угрозам.</w:t>
       </w:r>
     </w:p>
-    <w:bookmarkEnd w:id="1"/>
+    <w:bookmarkEnd w:id="2"/>
     <w:p>
       <w:pPr>
         <w:spacing w:after="0" w:line="360" w:lineRule="auto"/>
@@ -5431,18 +5419,24 @@
                 <w:sz w:val="28"/>
                 <w:szCs w:val="28"/>
               </w:rPr>
-              <w:t xml:space="preserve">устройстве </w:t>
-            </w:r>
-            <w:proofErr w:type="spellStart"/>
-            <w:r>
-              <w:rPr>
-                <w:rFonts w:ascii="Times New Roman" w:hAnsi="Times New Roman" w:cs="Times New Roman"/>
-                <w:sz w:val="28"/>
-                <w:szCs w:val="28"/>
-              </w:rPr>
-              <w:t>ползователя</w:t>
-            </w:r>
-            <w:proofErr w:type="spellEnd"/>
+              <w:t>устройстве пол</w:t>
+            </w:r>
+            <w:r>
+              <w:rPr>
+                <w:rFonts w:ascii="Times New Roman" w:hAnsi="Times New Roman" w:cs="Times New Roman"/>
+                <w:sz w:val="28"/>
+                <w:szCs w:val="28"/>
+              </w:rPr>
+              <w:t>ь</w:t>
+            </w:r>
+            <w:r>
+              <w:rPr>
+                <w:rFonts w:ascii="Times New Roman" w:hAnsi="Times New Roman" w:cs="Times New Roman"/>
+                <w:sz w:val="28"/>
+                <w:szCs w:val="28"/>
+              </w:rPr>
+              <w:t>зователя</w:t>
+            </w:r>
           </w:p>
         </w:tc>
       </w:tr>
@@ -7381,21 +7375,38 @@
           <w:szCs w:val="28"/>
           <w:lang w:val="en-US"/>
         </w:rPr>
-        <w:t xml:space="preserve">ECDH </w:t>
-      </w:r>
-      <w:r>
-        <w:rPr>
-          <w:rFonts w:ascii="Times New Roman" w:hAnsi="Times New Roman" w:cs="Times New Roman"/>
-          <w:sz w:val="28"/>
-          <w:szCs w:val="28"/>
-        </w:rPr>
-        <w:t xml:space="preserve">представлен на рисунке </w:t>
-      </w:r>
-      <w:r>
-        <w:rPr>
-          <w:rFonts w:ascii="Times New Roman" w:hAnsi="Times New Roman" w:cs="Times New Roman"/>
-          <w:sz w:val="28"/>
-          <w:szCs w:val="28"/>
+        <w:t>ECDH</w:t>
+      </w:r>
+      <w:r>
+        <w:rPr>
+          <w:rFonts w:ascii="Times New Roman" w:hAnsi="Times New Roman" w:cs="Times New Roman"/>
+          <w:sz w:val="28"/>
+          <w:szCs w:val="28"/>
+        </w:rPr>
+        <w:t xml:space="preserve"> </w:t>
+      </w:r>
+      <w:r>
+        <w:rPr>
+          <w:rFonts w:ascii="Times New Roman" w:hAnsi="Times New Roman" w:cs="Times New Roman"/>
+          <w:sz w:val="28"/>
+          <w:szCs w:val="28"/>
+        </w:rPr>
+        <w:t>представлен на рисунке</w:t>
+      </w:r>
+      <w:r>
+        <w:rPr>
+          <w:rFonts w:ascii="Times New Roman" w:hAnsi="Times New Roman" w:cs="Times New Roman"/>
+          <w:sz w:val="28"/>
+          <w:szCs w:val="28"/>
+        </w:rPr>
+        <w:t xml:space="preserve"> </w:t>
+      </w:r>
+      <w:r>
+        <w:rPr>
+          <w:rFonts w:ascii="Times New Roman" w:hAnsi="Times New Roman" w:cs="Times New Roman"/>
+          <w:sz w:val="28"/>
+          <w:szCs w:val="28"/>
+          <w:lang w:val="en-US"/>
         </w:rPr>
         <w:fldChar w:fldCharType="begin"/>
       </w:r>
@@ -7405,28 +7416,98 @@
           <w:sz w:val="28"/>
           <w:szCs w:val="28"/>
         </w:rPr>
-        <w:instrText xml:space="preserve"> REF _Ref223170237 \h </w:instrText>
-      </w:r>
-      <w:r>
-        <w:rPr>
-          <w:rFonts w:ascii="Times New Roman" w:hAnsi="Times New Roman" w:cs="Times New Roman"/>
-          <w:sz w:val="28"/>
-          <w:szCs w:val="28"/>
-        </w:rPr>
-      </w:r>
-      <w:r>
-        <w:rPr>
-          <w:rFonts w:ascii="Times New Roman" w:hAnsi="Times New Roman" w:cs="Times New Roman"/>
-          <w:sz w:val="28"/>
-          <w:szCs w:val="28"/>
-        </w:rPr>
-        <w:instrText xml:space="preserve"> \* MERGEFORMAT </w:instrText>
-      </w:r>
-      <w:r>
-        <w:rPr>
-          <w:rFonts w:ascii="Times New Roman" w:hAnsi="Times New Roman" w:cs="Times New Roman"/>
-          <w:sz w:val="28"/>
-          <w:szCs w:val="28"/>
+        <w:instrText xml:space="preserve"> </w:instrText>
+      </w:r>
+      <w:r>
+        <w:rPr>
+          <w:rFonts w:ascii="Times New Roman" w:hAnsi="Times New Roman" w:cs="Times New Roman"/>
+          <w:sz w:val="28"/>
+          <w:szCs w:val="28"/>
+          <w:lang w:val="en-US"/>
+        </w:rPr>
+        <w:instrText>REF</w:instrText>
+      </w:r>
+      <w:r>
+        <w:rPr>
+          <w:rFonts w:ascii="Times New Roman" w:hAnsi="Times New Roman" w:cs="Times New Roman"/>
+          <w:sz w:val="28"/>
+          <w:szCs w:val="28"/>
+        </w:rPr>
+        <w:instrText xml:space="preserve"> _</w:instrText>
+      </w:r>
+      <w:r>
+        <w:rPr>
+          <w:rFonts w:ascii="Times New Roman" w:hAnsi="Times New Roman" w:cs="Times New Roman"/>
+          <w:sz w:val="28"/>
+          <w:szCs w:val="28"/>
+          <w:lang w:val="en-US"/>
+        </w:rPr>
+        <w:instrText>Ref</w:instrText>
+      </w:r>
+      <w:r>
+        <w:rPr>
+          <w:rFonts w:ascii="Times New Roman" w:hAnsi="Times New Roman" w:cs="Times New Roman"/>
+          <w:sz w:val="28"/>
+          <w:szCs w:val="28"/>
+        </w:rPr>
+        <w:instrText>223177232 \</w:instrText>
+      </w:r>
+      <w:r>
+        <w:rPr>
+          <w:rFonts w:ascii="Times New Roman" w:hAnsi="Times New Roman" w:cs="Times New Roman"/>
+          <w:sz w:val="28"/>
+          <w:szCs w:val="28"/>
+          <w:lang w:val="en-US"/>
+        </w:rPr>
+        <w:instrText>h</w:instrText>
+      </w:r>
+      <w:r>
+        <w:rPr>
+          <w:rFonts w:ascii="Times New Roman" w:hAnsi="Times New Roman" w:cs="Times New Roman"/>
+          <w:sz w:val="28"/>
+          <w:szCs w:val="28"/>
+        </w:rPr>
+        <w:instrText xml:space="preserve"> </w:instrText>
+      </w:r>
+      <w:r>
+        <w:rPr>
+          <w:rFonts w:ascii="Times New Roman" w:hAnsi="Times New Roman" w:cs="Times New Roman"/>
+          <w:sz w:val="28"/>
+          <w:szCs w:val="28"/>
+        </w:rPr>
+        <w:instrText xml:space="preserve"> \* </w:instrText>
+      </w:r>
+      <w:r>
+        <w:rPr>
+          <w:rFonts w:ascii="Times New Roman" w:hAnsi="Times New Roman" w:cs="Times New Roman"/>
+          <w:sz w:val="28"/>
+          <w:szCs w:val="28"/>
+          <w:lang w:val="en-US"/>
+        </w:rPr>
+        <w:instrText>MERGEFORMAT</w:instrText>
+      </w:r>
+      <w:r>
+        <w:rPr>
+          <w:rFonts w:ascii="Times New Roman" w:hAnsi="Times New Roman" w:cs="Times New Roman"/>
+          <w:sz w:val="28"/>
+          <w:szCs w:val="28"/>
+        </w:rPr>
+        <w:instrText xml:space="preserve"> </w:instrText>
+      </w:r>
+      <w:r>
+        <w:rPr>
+          <w:rFonts w:ascii="Times New Roman" w:hAnsi="Times New Roman" w:cs="Times New Roman"/>
+          <w:sz w:val="28"/>
+          <w:szCs w:val="28"/>
+          <w:lang w:val="en-US"/>
+        </w:rPr>
+      </w:r>
+      <w:r>
+        <w:rPr>
+          <w:rFonts w:ascii="Times New Roman" w:hAnsi="Times New Roman" w:cs="Times New Roman"/>
+          <w:sz w:val="28"/>
+          <w:szCs w:val="28"/>
+          <w:lang w:val="en-US"/>
         </w:rPr>
         <w:fldChar w:fldCharType="separate"/>
       </w:r>
@@ -7443,6 +7524,7 @@
           <w:rFonts w:ascii="Times New Roman" w:hAnsi="Times New Roman" w:cs="Times New Roman"/>
           <w:sz w:val="28"/>
           <w:szCs w:val="28"/>
+          <w:lang w:val="en-US"/>
         </w:rPr>
         <w:fldChar w:fldCharType="end"/>
       </w:r>
@@ -7451,7 +7533,6 @@
           <w:rFonts w:ascii="Times New Roman" w:hAnsi="Times New Roman" w:cs="Times New Roman"/>
           <w:sz w:val="28"/>
           <w:szCs w:val="28"/>
-          <w:lang w:val="en-US"/>
         </w:rPr>
         <w:t>.</w:t>
       </w:r>
@@ -8314,7 +8395,6 @@
           <w:rFonts w:ascii="Times New Roman" w:hAnsi="Times New Roman" w:cs="Times New Roman"/>
           <w:sz w:val="28"/>
           <w:szCs w:val="28"/>
-          <w:lang w:val="en-US"/>
         </w:rPr>
       </w:pPr>
       <w:bookmarkStart w:id="29" w:name="_Ref223170237"/>
@@ -8324,9 +8404,25 @@
           <w:sz w:val="28"/>
           <w:szCs w:val="28"/>
         </w:rPr>
-        <w:t>Рисунок</w:t>
-      </w:r>
-      <w:r>
+        <w:t xml:space="preserve">Рисунок </w:t>
+      </w:r>
+      <w:bookmarkStart w:id="30" w:name="_Ref223177232"/>
+      <w:bookmarkEnd w:id="29"/>
+      <w:r>
+        <w:rPr>
+          <w:rFonts w:ascii="Times New Roman" w:hAnsi="Times New Roman" w:cs="Times New Roman"/>
+          <w:sz w:val="28"/>
+          <w:szCs w:val="28"/>
+        </w:rPr>
+        <w:t>4</w:t>
+      </w:r>
+      <w:bookmarkEnd w:id="30"/>
+      <w:r>
+        <w:rPr>
+          <w:rFonts w:ascii="Times New Roman" w:hAnsi="Times New Roman" w:cs="Times New Roman"/>
+          <w:sz w:val="28"/>
+          <w:szCs w:val="28"/>
+        </w:rPr>
         <w:t xml:space="preserve"> </w:t>
       </w:r>
       <w:r>
@@ -8335,56 +8431,7 @@
           <w:sz w:val="28"/>
           <w:szCs w:val="28"/>
         </w:rPr>
-        <w:t>4</w:t>
-      </w:r>
-      <w:bookmarkEnd w:id="29"/>
-      <w:r>
-        <w:rPr>
-          <w:lang w:val="en-US"/>
-        </w:rPr>
-        <w:t xml:space="preserve"> </w:t>
-      </w:r>
-      <w:r>
-        <w:rPr>
-          <w:rFonts w:ascii="Times New Roman" w:hAnsi="Times New Roman" w:cs="Times New Roman"/>
-          <w:sz w:val="28"/>
-          <w:szCs w:val="28"/>
-        </w:rPr>
-        <w:t>—</w:t>
-      </w:r>
-      <w:r>
-        <w:rPr>
-          <w:rFonts w:ascii="Times New Roman" w:hAnsi="Times New Roman" w:cs="Times New Roman"/>
-          <w:sz w:val="28"/>
-          <w:szCs w:val="28"/>
-          <w:lang w:val="en-US"/>
-        </w:rPr>
-        <w:t xml:space="preserve"> </w:t>
-      </w:r>
-      <w:r>
-        <w:rPr>
-          <w:rFonts w:ascii="Times New Roman" w:hAnsi="Times New Roman" w:cs="Times New Roman"/>
-          <w:sz w:val="28"/>
-          <w:szCs w:val="28"/>
-        </w:rPr>
-        <w:t xml:space="preserve">Алгоритм работы </w:t>
-      </w:r>
-      <w:r>
-        <w:rPr>
-          <w:rFonts w:ascii="Times New Roman" w:hAnsi="Times New Roman" w:cs="Times New Roman"/>
-          <w:sz w:val="28"/>
-          <w:szCs w:val="28"/>
-          <w:lang w:val="en-US"/>
-        </w:rPr>
-        <w:t>ECDH</w:t>
-      </w:r>
-      <w:r>
-        <w:rPr>
-          <w:rFonts w:ascii="Times New Roman" w:hAnsi="Times New Roman" w:cs="Times New Roman"/>
-          <w:sz w:val="28"/>
-          <w:szCs w:val="28"/>
-        </w:rPr>
-        <w:t xml:space="preserve"> </w:t>
+        <w:t>— Алгоритм работы ECDH</w:t>
       </w:r>
     </w:p>
     <w:p>
@@ -8416,7 +8463,7 @@
           <w:szCs w:val="28"/>
         </w:rPr>
       </w:pPr>
-      <w:bookmarkStart w:id="30" w:name="_Toc223172908"/>
+      <w:bookmarkStart w:id="31" w:name="_Toc223172908"/>
       <w:r>
         <w:rPr>
           <w:rFonts w:ascii="Times New Roman" w:hAnsi="Times New Roman" w:cs="Times New Roman"/>
@@ -8427,7 +8474,7 @@
         </w:rPr>
         <w:t>Генерация ключевых пар</w:t>
       </w:r>
-      <w:bookmarkEnd w:id="30"/>
+      <w:bookmarkEnd w:id="31"/>
     </w:p>
     <w:p>
       <w:pPr>
@@ -8495,7 +8542,7 @@
         </w:rPr>
         <w:tab/>
       </w:r>
-      <w:bookmarkStart w:id="31" w:name="_Ref214892173"/>
+      <w:bookmarkStart w:id="32" w:name="_Ref214892173"/>
       <w:r>
         <w:rPr>
           <w:rFonts w:ascii="Times New Roman" w:hAnsi="Times New Roman" w:cs="Times New Roman"/>
@@ -8708,6 +8755,7 @@
           <w:noProof/>
           <w:sz w:val="28"/>
           <w:szCs w:val="28"/>
+          <w:lang w:val="en-US"/>
         </w:rPr>
         <w:t>1</w:t>
       </w:r>
@@ -8731,7 +8779,7 @@
         </w:rPr>
         <w:t>)</w:t>
       </w:r>
-      <w:bookmarkEnd w:id="31"/>
+      <w:bookmarkEnd w:id="32"/>
     </w:p>
     <w:p>
       <w:pPr>
@@ -9165,7 +9213,7 @@
           <w:szCs w:val="28"/>
         </w:rPr>
       </w:pPr>
-      <w:bookmarkStart w:id="32" w:name="_Toc223172909"/>
+      <w:bookmarkStart w:id="33" w:name="_Toc223172909"/>
       <w:r>
         <w:rPr>
           <w:rFonts w:ascii="Times New Roman" w:hAnsi="Times New Roman" w:cs="Times New Roman"/>
@@ -9176,7 +9224,7 @@
         </w:rPr>
         <w:t>Шифрование приватного ключа</w:t>
       </w:r>
-      <w:bookmarkEnd w:id="32"/>
+      <w:bookmarkEnd w:id="33"/>
     </w:p>
     <w:p>
       <w:pPr>
@@ -9403,22 +9451,14 @@
           <w:sz w:val="28"/>
           <w:szCs w:val="28"/>
         </w:rPr>
-        <w:instrText xml:space="preserve"> REF _Ref223170795 \h </w:instrText>
-      </w:r>
-      <w:r>
-        <w:rPr>
-          <w:rFonts w:ascii="Times New Roman" w:hAnsi="Times New Roman" w:cs="Times New Roman"/>
-          <w:sz w:val="28"/>
-          <w:szCs w:val="28"/>
-        </w:rPr>
-      </w:r>
-      <w:r>
-        <w:rPr>
-          <w:rFonts w:ascii="Times New Roman" w:hAnsi="Times New Roman" w:cs="Times New Roman"/>
-          <w:sz w:val="28"/>
-          <w:szCs w:val="28"/>
-        </w:rPr>
-        <w:instrText xml:space="preserve"> \* MERGEFORMAT </w:instrText>
+        <w:instrText xml:space="preserve"> REF _Ref223177074 \h </w:instrText>
+      </w:r>
+      <w:r>
+        <w:rPr>
+          <w:rFonts w:ascii="Times New Roman" w:hAnsi="Times New Roman" w:cs="Times New Roman"/>
+          <w:sz w:val="28"/>
+          <w:szCs w:val="28"/>
+        </w:rPr>
       </w:r>
       <w:r>
         <w:rPr>
@@ -9540,7 +9580,7 @@
           </wp:inline>
         </w:drawing>
       </w:r>
-      <w:bookmarkStart w:id="33" w:name="_Ref223170638"/>
+      <w:bookmarkStart w:id="34" w:name="_Ref223170638"/>
     </w:p>
     <w:p>
       <w:pPr>
@@ -9551,7 +9591,8 @@
           <w:szCs w:val="28"/>
         </w:rPr>
       </w:pPr>
-      <w:bookmarkStart w:id="34" w:name="_Ref223170795"/>
+      <w:bookmarkStart w:id="35" w:name="_Ref223170795"/>
+      <w:bookmarkStart w:id="36" w:name="_Ref223176735"/>
       <w:r>
         <w:rPr>
           <w:rFonts w:ascii="Times New Roman" w:hAnsi="Times New Roman" w:cs="Times New Roman"/>
@@ -9560,6 +9601,7 @@
         </w:rPr>
         <w:t xml:space="preserve">Рисунок </w:t>
       </w:r>
+      <w:bookmarkStart w:id="37" w:name="_Ref223177074"/>
       <w:r>
         <w:rPr>
           <w:rFonts w:ascii="Times New Roman" w:hAnsi="Times New Roman" w:cs="Times New Roman"/>
@@ -9568,35 +9610,26 @@
         </w:rPr>
         <w:t>5</w:t>
       </w:r>
-      <w:bookmarkEnd w:id="34"/>
-      <w:r>
-        <w:rPr>
-          <w:rFonts w:ascii="Times New Roman" w:hAnsi="Times New Roman" w:cs="Times New Roman"/>
-          <w:sz w:val="28"/>
-          <w:szCs w:val="28"/>
-        </w:rPr>
-        <w:t xml:space="preserve"> </w:t>
-      </w:r>
-      <w:r>
-        <w:rPr>
-          <w:rFonts w:ascii="Times New Roman" w:hAnsi="Times New Roman" w:cs="Times New Roman"/>
-          <w:sz w:val="28"/>
-          <w:szCs w:val="28"/>
-        </w:rPr>
-        <w:t>— Вид приватных и публичными ключей в базе данных</w:t>
+      <w:bookmarkEnd w:id="37"/>
+      <w:r>
+        <w:rPr>
+          <w:rFonts w:ascii="Times New Roman" w:hAnsi="Times New Roman" w:cs="Times New Roman"/>
+          <w:sz w:val="28"/>
+          <w:szCs w:val="28"/>
+        </w:rPr>
+        <w:t xml:space="preserve"> — Вид приватных и публичными ключей в базе данных</w:t>
       </w:r>
     </w:p>
-    <w:bookmarkEnd w:id="33"/>
     <w:p>
       <w:pPr>
-        <w:spacing w:after="0" w:line="360" w:lineRule="auto"/>
-        <w:rPr>
-          <w:rFonts w:ascii="Times New Roman" w:hAnsi="Times New Roman" w:cs="Times New Roman"/>
-          <w:sz w:val="28"/>
-          <w:szCs w:val="28"/>
-        </w:rPr>
+        <w:pStyle w:val="2"/>
       </w:pPr>
     </w:p>
+    <w:p/>
+    <w:bookmarkEnd w:id="34"/>
+    <w:bookmarkEnd w:id="35"/>
+    <w:bookmarkEnd w:id="36"/>
+    <w:p/>
     <w:p>
       <w:pPr>
         <w:pStyle w:val="a4"/>
@@ -9617,7 +9650,7 @@
           <w:lang w:val="en-US"/>
         </w:rPr>
       </w:pPr>
-      <w:bookmarkStart w:id="35" w:name="_Toc223172910"/>
+      <w:bookmarkStart w:id="38" w:name="_Toc223172910"/>
       <w:r>
         <w:rPr>
           <w:rFonts w:ascii="Times New Roman" w:hAnsi="Times New Roman" w:cs="Times New Roman"/>
@@ -9626,7 +9659,6 @@
           <w:sz w:val="28"/>
           <w:szCs w:val="28"/>
         </w:rPr>
-        <w:lastRenderedPageBreak/>
         <w:t>Создание</w:t>
       </w:r>
       <w:r>
@@ -9639,7 +9671,7 @@
         </w:rPr>
         <w:t xml:space="preserve"> общего секрета</w:t>
       </w:r>
-      <w:bookmarkEnd w:id="35"/>
+      <w:bookmarkEnd w:id="38"/>
     </w:p>
     <w:p>
       <w:pPr>
@@ -9792,7 +9824,7 @@
           <w:szCs w:val="28"/>
         </w:rPr>
       </w:pPr>
-      <w:bookmarkStart w:id="36" w:name="_Toc223172911"/>
+      <w:bookmarkStart w:id="39" w:name="_Toc223172911"/>
       <w:r>
         <w:rPr>
           <w:rFonts w:ascii="Times New Roman" w:hAnsi="Times New Roman" w:cs="Times New Roman"/>
@@ -9804,7 +9836,7 @@
         </w:rPr>
         <w:t>Шифрование на стороне клиента</w:t>
       </w:r>
-      <w:bookmarkEnd w:id="36"/>
+      <w:bookmarkEnd w:id="39"/>
     </w:p>
     <w:p>
       <w:pPr>
@@ -10034,7 +10066,7 @@
           <w:szCs w:val="28"/>
         </w:rPr>
       </w:pPr>
-      <w:bookmarkStart w:id="37" w:name="_Ref221703923"/>
+      <w:bookmarkStart w:id="40" w:name="_Ref221703923"/>
       <w:r>
         <w:rPr>
           <w:rFonts w:ascii="Times New Roman" w:hAnsi="Times New Roman" w:cs="Times New Roman"/>
@@ -10043,7 +10075,7 @@
         </w:rPr>
         <w:t xml:space="preserve">Таблица </w:t>
       </w:r>
-      <w:bookmarkStart w:id="38" w:name="_Ref222330610"/>
+      <w:bookmarkStart w:id="41" w:name="_Ref222330610"/>
       <w:r>
         <w:rPr>
           <w:rFonts w:ascii="Times New Roman" w:hAnsi="Times New Roman" w:cs="Times New Roman"/>
@@ -10052,7 +10084,7 @@
         </w:rPr>
         <w:t>3</w:t>
       </w:r>
-      <w:bookmarkEnd w:id="38"/>
+      <w:bookmarkEnd w:id="41"/>
       <w:r>
         <w:rPr>
           <w:rFonts w:ascii="Times New Roman" w:hAnsi="Times New Roman" w:cs="Times New Roman"/>
@@ -10061,7 +10093,7 @@
         </w:rPr>
         <w:t xml:space="preserve"> — Сравнение алгоритмов шифрования</w:t>
       </w:r>
-      <w:bookmarkEnd w:id="37"/>
+      <w:bookmarkEnd w:id="40"/>
     </w:p>
     <w:tbl>
       <w:tblPr>
@@ -10390,6 +10422,7 @@
                 <w:sz w:val="28"/>
                 <w:szCs w:val="28"/>
               </w:rPr>
+              <w:lastRenderedPageBreak/>
               <w:t>Пропускная способность</w:t>
             </w:r>
           </w:p>
@@ -10488,7 +10521,6 @@
                 <w:sz w:val="28"/>
                 <w:szCs w:val="28"/>
               </w:rPr>
-              <w:lastRenderedPageBreak/>
               <w:t>Сфера применения</w:t>
             </w:r>
           </w:p>
@@ -10686,7 +10718,7 @@
           <w:szCs w:val="28"/>
         </w:rPr>
       </w:pPr>
-      <w:bookmarkStart w:id="39" w:name="_Toc223172912"/>
+      <w:bookmarkStart w:id="42" w:name="_Toc223172912"/>
       <w:r>
         <w:rPr>
           <w:rFonts w:ascii="Times New Roman" w:hAnsi="Times New Roman" w:cs="Times New Roman"/>
@@ -10717,7 +10749,7 @@
         </w:rPr>
         <w:t>на сервер</w:t>
       </w:r>
-      <w:bookmarkEnd w:id="39"/>
+      <w:bookmarkEnd w:id="42"/>
     </w:p>
     <w:p>
       <w:pPr>
@@ -10861,7 +10893,15 @@
           <w:sz w:val="28"/>
           <w:szCs w:val="28"/>
         </w:rPr>
-        <w:t xml:space="preserve">а рисунке </w:t>
+        <w:t>а рисунке</w:t>
+      </w:r>
+      <w:r>
+        <w:rPr>
+          <w:rFonts w:ascii="Times New Roman" w:hAnsi="Times New Roman" w:cs="Times New Roman"/>
+          <w:sz w:val="28"/>
+          <w:szCs w:val="28"/>
+        </w:rPr>
+        <w:t xml:space="preserve"> </w:t>
       </w:r>
       <w:r>
         <w:rPr>
@@ -10877,22 +10917,14 @@
           <w:sz w:val="28"/>
           <w:szCs w:val="28"/>
         </w:rPr>
-        <w:instrText xml:space="preserve"> REF _Ref223170863 \h </w:instrText>
-      </w:r>
-      <w:r>
-        <w:rPr>
-          <w:rFonts w:ascii="Times New Roman" w:hAnsi="Times New Roman" w:cs="Times New Roman"/>
-          <w:sz w:val="28"/>
-          <w:szCs w:val="28"/>
-        </w:rPr>
-      </w:r>
-      <w:r>
-        <w:rPr>
-          <w:rFonts w:ascii="Times New Roman" w:hAnsi="Times New Roman" w:cs="Times New Roman"/>
-          <w:sz w:val="28"/>
-          <w:szCs w:val="28"/>
-        </w:rPr>
-        <w:instrText xml:space="preserve"> \* MERGEFORMAT </w:instrText>
+        <w:instrText xml:space="preserve"> REF _Ref223177433 \h  \* MERGEFORMAT </w:instrText>
+      </w:r>
+      <w:r>
+        <w:rPr>
+          <w:rFonts w:ascii="Times New Roman" w:hAnsi="Times New Roman" w:cs="Times New Roman"/>
+          <w:sz w:val="28"/>
+          <w:szCs w:val="28"/>
+        </w:rPr>
       </w:r>
       <w:r>
         <w:rPr>
@@ -11004,7 +11036,7 @@
           </wp:inline>
         </w:drawing>
       </w:r>
-      <w:bookmarkStart w:id="40" w:name="_Ref220233108"/>
+      <w:bookmarkStart w:id="43" w:name="_Ref220233108"/>
     </w:p>
     <w:p>
       <w:pPr>
@@ -11015,24 +11047,26 @@
           <w:szCs w:val="28"/>
         </w:rPr>
       </w:pPr>
-      <w:bookmarkStart w:id="41" w:name="_Ref223170863"/>
-      <w:r>
-        <w:rPr>
-          <w:rFonts w:ascii="Times New Roman" w:hAnsi="Times New Roman" w:cs="Times New Roman"/>
-          <w:sz w:val="28"/>
-          <w:szCs w:val="28"/>
-        </w:rPr>
-        <w:t>Рисунок</w:t>
-      </w:r>
-      <w:r>
-        <w:rPr>
-          <w:rFonts w:ascii="Times New Roman" w:hAnsi="Times New Roman" w:cs="Times New Roman"/>
-          <w:sz w:val="28"/>
-          <w:szCs w:val="28"/>
-        </w:rPr>
-        <w:t xml:space="preserve"> 6</w:t>
-      </w:r>
-      <w:bookmarkEnd w:id="41"/>
+      <w:bookmarkStart w:id="44" w:name="_Ref223170863"/>
+      <w:r>
+        <w:rPr>
+          <w:rFonts w:ascii="Times New Roman" w:hAnsi="Times New Roman" w:cs="Times New Roman"/>
+          <w:sz w:val="28"/>
+          <w:szCs w:val="28"/>
+        </w:rPr>
+        <w:t xml:space="preserve">Рисунок </w:t>
+      </w:r>
+      <w:bookmarkStart w:id="45" w:name="_Ref223177433"/>
+      <w:bookmarkEnd w:id="44"/>
+      <w:r>
+        <w:rPr>
+          <w:rFonts w:ascii="Times New Roman" w:hAnsi="Times New Roman" w:cs="Times New Roman"/>
+          <w:sz w:val="28"/>
+          <w:szCs w:val="28"/>
+        </w:rPr>
+        <w:t>6</w:t>
+      </w:r>
+      <w:bookmarkEnd w:id="45"/>
       <w:r>
         <w:rPr>
           <w:rFonts w:ascii="Times New Roman" w:hAnsi="Times New Roman" w:cs="Times New Roman"/>
@@ -11049,7 +11083,7 @@
         </w:rPr>
         <w:t>— Вид зашифрованных сообщений, хранящихся в базе данных</w:t>
       </w:r>
-      <w:bookmarkEnd w:id="40"/>
+      <w:bookmarkEnd w:id="43"/>
     </w:p>
     <w:p>
       <w:pPr>
@@ -11063,27 +11097,6 @@
     </w:p>
     <w:p>
       <w:pPr>
-        <w:jc w:val="center"/>
-        <w:rPr>
-          <w:rFonts w:ascii="Times New Roman" w:hAnsi="Times New Roman" w:cs="Times New Roman"/>
-          <w:sz w:val="28"/>
-          <w:szCs w:val="28"/>
-        </w:rPr>
-      </w:pPr>
-    </w:p>
-    <w:p>
-      <w:pPr>
-        <w:jc w:val="center"/>
-        <w:rPr>
-          <w:rFonts w:ascii="Times New Roman" w:hAnsi="Times New Roman" w:cs="Times New Roman"/>
-          <w:sz w:val="28"/>
-          <w:szCs w:val="28"/>
-        </w:rPr>
-      </w:pPr>
-    </w:p>
-    <w:p>
-      <w:pPr>
-        <w:jc w:val="center"/>
         <w:rPr>
           <w:rFonts w:ascii="Times New Roman" w:hAnsi="Times New Roman" w:cs="Times New Roman"/>
           <w:sz w:val="28"/>
@@ -11110,7 +11123,7 @@
           <w:szCs w:val="28"/>
         </w:rPr>
       </w:pPr>
-      <w:bookmarkStart w:id="42" w:name="_Toc223172913"/>
+      <w:bookmarkStart w:id="46" w:name="_Toc223172913"/>
       <w:r>
         <w:rPr>
           <w:rFonts w:ascii="Times New Roman" w:hAnsi="Times New Roman" w:cs="Times New Roman"/>
@@ -11122,7 +11135,7 @@
         <w:lastRenderedPageBreak/>
         <w:t>Получение и дешифрование сообщения</w:t>
       </w:r>
-      <w:bookmarkEnd w:id="42"/>
+      <w:bookmarkEnd w:id="46"/>
     </w:p>
     <w:p>
       <w:pPr>
@@ -11319,7 +11332,7 @@
           <w:szCs w:val="28"/>
         </w:rPr>
       </w:pPr>
-      <w:bookmarkStart w:id="43" w:name="_Toc223172914"/>
+      <w:bookmarkStart w:id="47" w:name="_Toc223172914"/>
       <w:r>
         <w:rPr>
           <w:rFonts w:ascii="Times New Roman" w:hAnsi="Times New Roman" w:cs="Times New Roman"/>
@@ -11330,7 +11343,7 @@
         </w:rPr>
         <w:t>Система синхронизация времени</w:t>
       </w:r>
-      <w:bookmarkEnd w:id="43"/>
+      <w:bookmarkEnd w:id="47"/>
     </w:p>
     <w:p>
       <w:pPr>
@@ -11499,7 +11512,7 @@
           <w:szCs w:val="28"/>
         </w:rPr>
       </w:pPr>
-      <w:bookmarkStart w:id="44" w:name="_Toc223172915"/>
+      <w:bookmarkStart w:id="48" w:name="_Toc223172915"/>
       <w:r>
         <w:rPr>
           <w:rFonts w:ascii="Times New Roman" w:hAnsi="Times New Roman" w:cs="Times New Roman"/>
@@ -11510,7 +11523,7 @@
         </w:rPr>
         <w:t>Система отслеживания активности</w:t>
       </w:r>
-      <w:bookmarkEnd w:id="44"/>
+      <w:bookmarkEnd w:id="48"/>
     </w:p>
     <w:p>
       <w:pPr>
@@ -11744,7 +11757,7 @@
           <w:szCs w:val="28"/>
         </w:rPr>
       </w:pPr>
-      <w:bookmarkStart w:id="45" w:name="_Toc223172916"/>
+      <w:bookmarkStart w:id="49" w:name="_Toc223172916"/>
       <w:r>
         <w:rPr>
           <w:rFonts w:ascii="Times New Roman" w:hAnsi="Times New Roman" w:cs="Times New Roman"/>
@@ -11755,7 +11768,7 @@
         </w:rPr>
         <w:t>Система ответов на сообщения</w:t>
       </w:r>
-      <w:bookmarkEnd w:id="45"/>
+      <w:bookmarkEnd w:id="49"/>
     </w:p>
     <w:p>
       <w:pPr>
@@ -11832,7 +11845,6 @@
           <w:rFonts w:ascii="Times New Roman" w:hAnsi="Times New Roman" w:cs="Times New Roman"/>
           <w:sz w:val="28"/>
           <w:szCs w:val="28"/>
-          <w:lang w:val="en-US"/>
         </w:rPr>
         <w:fldChar w:fldCharType="begin"/>
       </w:r>
@@ -11842,39 +11854,26 @@
           <w:sz w:val="28"/>
           <w:szCs w:val="28"/>
         </w:rPr>
-        <w:instrText xml:space="preserve"> REF _Ref223170994 \h </w:instrText>
-      </w:r>
-      <w:r>
-        <w:rPr>
-          <w:rFonts w:ascii="Times New Roman" w:hAnsi="Times New Roman" w:cs="Times New Roman"/>
-          <w:sz w:val="28"/>
-          <w:szCs w:val="28"/>
-          <w:lang w:val="en-US"/>
-        </w:rPr>
-      </w:r>
-      <w:r>
-        <w:rPr>
-          <w:rFonts w:ascii="Times New Roman" w:hAnsi="Times New Roman" w:cs="Times New Roman"/>
-          <w:sz w:val="28"/>
-          <w:szCs w:val="28"/>
-          <w:lang w:val="en-US"/>
-        </w:rPr>
-        <w:instrText xml:space="preserve"> \* MERGEFORMAT </w:instrText>
-      </w:r>
-      <w:r>
-        <w:rPr>
-          <w:rFonts w:ascii="Times New Roman" w:hAnsi="Times New Roman" w:cs="Times New Roman"/>
-          <w:sz w:val="28"/>
-          <w:szCs w:val="28"/>
-          <w:lang w:val="en-US"/>
+        <w:instrText xml:space="preserve"> REF _Ref223177549 \h  \* MERGEFORMAT </w:instrText>
+      </w:r>
+      <w:r>
+        <w:rPr>
+          <w:rFonts w:ascii="Times New Roman" w:hAnsi="Times New Roman" w:cs="Times New Roman"/>
+          <w:sz w:val="28"/>
+          <w:szCs w:val="28"/>
+        </w:rPr>
+      </w:r>
+      <w:r>
+        <w:rPr>
+          <w:rFonts w:ascii="Times New Roman" w:hAnsi="Times New Roman" w:cs="Times New Roman"/>
+          <w:sz w:val="28"/>
+          <w:szCs w:val="28"/>
         </w:rPr>
         <w:fldChar w:fldCharType="separate"/>
       </w:r>
       <w:r>
         <w:rPr>
-          <w:rStyle w:val="20"/>
-          <w:rFonts w:ascii="Times New Roman" w:hAnsi="Times New Roman" w:cs="Times New Roman"/>
-          <w:color w:val="auto"/>
+          <w:rFonts w:ascii="Times New Roman" w:hAnsi="Times New Roman" w:cs="Times New Roman"/>
           <w:sz w:val="28"/>
           <w:szCs w:val="28"/>
         </w:rPr>
@@ -11885,7 +11884,6 @@
           <w:rFonts w:ascii="Times New Roman" w:hAnsi="Times New Roman" w:cs="Times New Roman"/>
           <w:sz w:val="28"/>
           <w:szCs w:val="28"/>
-          <w:lang w:val="en-US"/>
         </w:rPr>
         <w:fldChar w:fldCharType="end"/>
       </w:r>
@@ -12039,7 +12037,7 @@
           <w:szCs w:val="28"/>
         </w:rPr>
       </w:pPr>
-      <w:bookmarkStart w:id="46" w:name="_Ref223170994"/>
+      <w:bookmarkStart w:id="50" w:name="_Ref223170994"/>
       <w:r>
         <w:rPr>
           <w:rFonts w:ascii="Times New Roman" w:hAnsi="Times New Roman" w:cs="Times New Roman"/>
@@ -12051,9 +12049,24 @@
       <w:r>
         <w:rPr>
           <w:rStyle w:val="20"/>
+          <w:rFonts w:ascii="Times New Roman" w:hAnsi="Times New Roman" w:cs="Times New Roman"/>
+          <w:color w:val="auto"/>
+          <w:sz w:val="28"/>
+          <w:szCs w:val="28"/>
         </w:rPr>
         <w:t xml:space="preserve"> </w:t>
       </w:r>
+      <w:bookmarkStart w:id="51" w:name="_Ref223177549"/>
+      <w:bookmarkEnd w:id="50"/>
+      <w:r>
+        <w:rPr>
+          <w:rFonts w:ascii="Times New Roman" w:hAnsi="Times New Roman" w:cs="Times New Roman"/>
+          <w:sz w:val="28"/>
+          <w:szCs w:val="28"/>
+        </w:rPr>
+        <w:t>7</w:t>
+      </w:r>
+      <w:bookmarkEnd w:id="51"/>
       <w:r>
         <w:rPr>
           <w:rStyle w:val="20"/>
@@ -12061,13 +12074,6 @@
           <w:color w:val="auto"/>
           <w:sz w:val="28"/>
           <w:szCs w:val="28"/>
-        </w:rPr>
-        <w:t>7</w:t>
-      </w:r>
-      <w:bookmarkEnd w:id="46"/>
-      <w:r>
-        <w:rPr>
-          <w:rStyle w:val="20"/>
         </w:rPr>
         <w:t xml:space="preserve"> </w:t>
       </w:r>
@@ -12110,7 +12116,7 @@
           <w:szCs w:val="28"/>
         </w:rPr>
       </w:pPr>
-      <w:bookmarkStart w:id="47" w:name="_Toc223172917"/>
+      <w:bookmarkStart w:id="52" w:name="_Toc223172917"/>
       <w:r>
         <w:rPr>
           <w:rFonts w:ascii="Times New Roman" w:hAnsi="Times New Roman" w:cs="Times New Roman"/>
@@ -12121,7 +12127,7 @@
         </w:rPr>
         <w:t>Система последнего сообщения</w:t>
       </w:r>
-      <w:bookmarkEnd w:id="47"/>
+      <w:bookmarkEnd w:id="52"/>
     </w:p>
     <w:p>
       <w:pPr>
@@ -12204,7 +12210,15 @@
           <w:sz w:val="28"/>
           <w:szCs w:val="28"/>
         </w:rPr>
-        <w:t xml:space="preserve">рисунке </w:t>
+        <w:t>рисунке</w:t>
+      </w:r>
+      <w:r>
+        <w:rPr>
+          <w:rFonts w:ascii="Times New Roman" w:hAnsi="Times New Roman" w:cs="Times New Roman"/>
+          <w:sz w:val="28"/>
+          <w:szCs w:val="28"/>
+        </w:rPr>
+        <w:t xml:space="preserve"> </w:t>
       </w:r>
       <w:r>
         <w:rPr>
@@ -12221,7 +12235,7 @@
           <w:sz w:val="28"/>
           <w:szCs w:val="28"/>
         </w:rPr>
-        <w:instrText xml:space="preserve"> REF _Ref223171092 \h </w:instrText>
+        <w:instrText xml:space="preserve"> </w:instrText>
       </w:r>
       <w:r>
         <w:rPr>
@@ -12230,6 +12244,15 @@
           <w:szCs w:val="28"/>
           <w:lang w:val="en-US"/>
         </w:rPr>
+        <w:instrText>REF</w:instrText>
+      </w:r>
+      <w:r>
+        <w:rPr>
+          <w:rFonts w:ascii="Times New Roman" w:hAnsi="Times New Roman" w:cs="Times New Roman"/>
+          <w:sz w:val="28"/>
+          <w:szCs w:val="28"/>
+        </w:rPr>
+        <w:instrText xml:space="preserve"> _</w:instrText>
       </w:r>
       <w:r>
         <w:rPr>
@@ -12238,7 +12261,15 @@
           <w:szCs w:val="28"/>
           <w:lang w:val="en-US"/>
         </w:rPr>
-        <w:instrText xml:space="preserve"> \* MERGEFORMAT </w:instrText>
+        <w:instrText>Ref</w:instrText>
+      </w:r>
+      <w:r>
+        <w:rPr>
+          <w:rFonts w:ascii="Times New Roman" w:hAnsi="Times New Roman" w:cs="Times New Roman"/>
+          <w:sz w:val="28"/>
+          <w:szCs w:val="28"/>
+        </w:rPr>
+        <w:instrText>223177612 \</w:instrText>
       </w:r>
       <w:r>
         <w:rPr>
@@ -12247,6 +12278,48 @@
           <w:szCs w:val="28"/>
           <w:lang w:val="en-US"/>
         </w:rPr>
+        <w:instrText>h</w:instrText>
+      </w:r>
+      <w:r>
+        <w:rPr>
+          <w:rFonts w:ascii="Times New Roman" w:hAnsi="Times New Roman" w:cs="Times New Roman"/>
+          <w:sz w:val="28"/>
+          <w:szCs w:val="28"/>
+        </w:rPr>
+        <w:instrText xml:space="preserve">  \* </w:instrText>
+      </w:r>
+      <w:r>
+        <w:rPr>
+          <w:rFonts w:ascii="Times New Roman" w:hAnsi="Times New Roman" w:cs="Times New Roman"/>
+          <w:sz w:val="28"/>
+          <w:szCs w:val="28"/>
+          <w:lang w:val="en-US"/>
+        </w:rPr>
+        <w:instrText>MERGEFORMAT</w:instrText>
+      </w:r>
+      <w:r>
+        <w:rPr>
+          <w:rFonts w:ascii="Times New Roman" w:hAnsi="Times New Roman" w:cs="Times New Roman"/>
+          <w:sz w:val="28"/>
+          <w:szCs w:val="28"/>
+        </w:rPr>
+        <w:instrText xml:space="preserve"> </w:instrText>
+      </w:r>
+      <w:r>
+        <w:rPr>
+          <w:rFonts w:ascii="Times New Roman" w:hAnsi="Times New Roman" w:cs="Times New Roman"/>
+          <w:sz w:val="28"/>
+          <w:szCs w:val="28"/>
+          <w:lang w:val="en-US"/>
+        </w:rPr>
+      </w:r>
+      <w:r>
+        <w:rPr>
+          <w:rFonts w:ascii="Times New Roman" w:hAnsi="Times New Roman" w:cs="Times New Roman"/>
+          <w:sz w:val="28"/>
+          <w:szCs w:val="28"/>
+          <w:lang w:val="en-US"/>
+        </w:rPr>
         <w:fldChar w:fldCharType="separate"/>
       </w:r>
       <w:r>
@@ -12254,7 +12327,6 @@
           <w:rFonts w:ascii="Times New Roman" w:hAnsi="Times New Roman" w:cs="Times New Roman"/>
           <w:sz w:val="28"/>
           <w:szCs w:val="28"/>
-          <w:lang w:val="en-US"/>
         </w:rPr>
         <w:t>8</w:t>
       </w:r>
@@ -12392,17 +12464,33 @@
           <w:szCs w:val="28"/>
         </w:rPr>
       </w:pPr>
-      <w:bookmarkStart w:id="48" w:name="_Ref220233283"/>
-      <w:bookmarkStart w:id="49" w:name="_Ref223171092"/>
-      <w:r>
-        <w:rPr>
-          <w:rFonts w:ascii="Times New Roman" w:hAnsi="Times New Roman" w:cs="Times New Roman"/>
-          <w:sz w:val="28"/>
-          <w:szCs w:val="28"/>
-        </w:rPr>
-        <w:t>Рисунок</w:t>
-      </w:r>
-      <w:r>
+      <w:bookmarkStart w:id="53" w:name="_Ref223171092"/>
+      <w:bookmarkStart w:id="54" w:name="_Ref220233283"/>
+      <w:r>
+        <w:rPr>
+          <w:rFonts w:ascii="Times New Roman" w:hAnsi="Times New Roman" w:cs="Times New Roman"/>
+          <w:sz w:val="28"/>
+          <w:szCs w:val="28"/>
+        </w:rPr>
+        <w:t xml:space="preserve">Рисунок </w:t>
+      </w:r>
+      <w:bookmarkStart w:id="55" w:name="_Ref223177612"/>
+      <w:bookmarkEnd w:id="53"/>
+      <w:r>
+        <w:rPr>
+          <w:rFonts w:ascii="Times New Roman" w:hAnsi="Times New Roman" w:cs="Times New Roman"/>
+          <w:sz w:val="28"/>
+          <w:szCs w:val="28"/>
+        </w:rPr>
+        <w:t>8</w:t>
+      </w:r>
+      <w:bookmarkEnd w:id="55"/>
+      <w:r>
+        <w:rPr>
+          <w:rFonts w:ascii="Times New Roman" w:hAnsi="Times New Roman" w:cs="Times New Roman"/>
+          <w:sz w:val="28"/>
+          <w:szCs w:val="28"/>
+        </w:rPr>
         <w:t xml:space="preserve"> </w:t>
       </w:r>
       <w:r>
@@ -12411,30 +12499,9 @@
           <w:sz w:val="28"/>
           <w:szCs w:val="28"/>
         </w:rPr>
-        <w:t>8</w:t>
-      </w:r>
-      <w:bookmarkEnd w:id="49"/>
-      <w:r>
-        <w:t xml:space="preserve"> </w:t>
-      </w:r>
-      <w:r>
-        <w:rPr>
-          <w:rFonts w:ascii="Times New Roman" w:hAnsi="Times New Roman" w:cs="Times New Roman"/>
-          <w:sz w:val="28"/>
-          <w:szCs w:val="28"/>
-        </w:rPr>
         <w:t>— Вид отображения последнего сообщения</w:t>
       </w:r>
-    </w:p>
-    <w:bookmarkEnd w:id="48"/>
-    <w:p>
-      <w:pPr>
-        <w:rPr>
-          <w:rFonts w:ascii="Times New Roman" w:hAnsi="Times New Roman" w:cs="Times New Roman"/>
-          <w:sz w:val="28"/>
-          <w:szCs w:val="28"/>
-        </w:rPr>
-      </w:pPr>
+      <w:bookmarkEnd w:id="54"/>
       <w:r>
         <w:rPr>
           <w:rFonts w:ascii="Times New Roman" w:hAnsi="Times New Roman" w:cs="Times New Roman"/>
@@ -12463,7 +12530,7 @@
           <w:szCs w:val="28"/>
         </w:rPr>
       </w:pPr>
-      <w:bookmarkStart w:id="50" w:name="_Toc223172918"/>
+      <w:bookmarkStart w:id="56" w:name="_Toc223172918"/>
       <w:r>
         <w:rPr>
           <w:rFonts w:ascii="Times New Roman" w:hAnsi="Times New Roman" w:cs="Times New Roman"/>
@@ -12475,7 +12542,7 @@
         <w:lastRenderedPageBreak/>
         <w:t>Система статусов прочтения сообщений</w:t>
       </w:r>
-      <w:bookmarkEnd w:id="50"/>
+      <w:bookmarkEnd w:id="56"/>
     </w:p>
     <w:p>
       <w:pPr>
@@ -12488,16 +12555,16 @@
           <w:szCs w:val="28"/>
         </w:rPr>
       </w:pPr>
-      <w:bookmarkStart w:id="51" w:name="_Toc216886339"/>
-      <w:bookmarkStart w:id="52" w:name="_Toc219316327"/>
-      <w:bookmarkStart w:id="53" w:name="_Toc219491578"/>
-      <w:bookmarkStart w:id="54" w:name="_Toc219491637"/>
-      <w:bookmarkStart w:id="55" w:name="_Toc219491857"/>
-      <w:bookmarkStart w:id="56" w:name="_Toc220230380"/>
-      <w:bookmarkStart w:id="57" w:name="_Toc220235185"/>
-      <w:bookmarkStart w:id="58" w:name="_Toc220239296"/>
-      <w:bookmarkStart w:id="59" w:name="_Toc220239452"/>
-      <w:bookmarkStart w:id="60" w:name="_Toc220691453"/>
+      <w:bookmarkStart w:id="57" w:name="_Toc216886339"/>
+      <w:bookmarkStart w:id="58" w:name="_Toc219316327"/>
+      <w:bookmarkStart w:id="59" w:name="_Toc219491578"/>
+      <w:bookmarkStart w:id="60" w:name="_Toc219491637"/>
+      <w:bookmarkStart w:id="61" w:name="_Toc219491857"/>
+      <w:bookmarkStart w:id="62" w:name="_Toc220230380"/>
+      <w:bookmarkStart w:id="63" w:name="_Toc220235185"/>
+      <w:bookmarkStart w:id="64" w:name="_Toc220239296"/>
+      <w:bookmarkStart w:id="65" w:name="_Toc220239452"/>
+      <w:bookmarkStart w:id="66" w:name="_Toc220691453"/>
       <w:r>
         <w:rPr>
           <w:rFonts w:ascii="Times New Roman" w:hAnsi="Times New Roman" w:cs="Times New Roman"/>
@@ -12630,7 +12697,15 @@
           <w:sz w:val="28"/>
           <w:szCs w:val="28"/>
         </w:rPr>
-        <w:instrText xml:space="preserve"> REF _Ref223171176 \h </w:instrText>
+        <w:instrText xml:space="preserve"> REF _Ref223177676 \h </w:instrText>
+      </w:r>
+      <w:r>
+        <w:rPr>
+          <w:rFonts w:ascii="Times New Roman" w:hAnsi="Times New Roman" w:cs="Times New Roman"/>
+          <w:sz w:val="28"/>
+          <w:szCs w:val="28"/>
+        </w:rPr>
+        <w:instrText xml:space="preserve"> \* </w:instrText>
       </w:r>
       <w:r>
         <w:rPr>
@@ -12639,6 +12714,15 @@
           <w:szCs w:val="28"/>
           <w:lang w:val="en-US"/>
         </w:rPr>
+        <w:instrText>MERGEFORMAT</w:instrText>
+      </w:r>
+      <w:r>
+        <w:rPr>
+          <w:rFonts w:ascii="Times New Roman" w:hAnsi="Times New Roman" w:cs="Times New Roman"/>
+          <w:sz w:val="28"/>
+          <w:szCs w:val="28"/>
+        </w:rPr>
+        <w:instrText xml:space="preserve"> </w:instrText>
       </w:r>
       <w:r>
         <w:rPr>
@@ -12647,7 +12731,6 @@
           <w:szCs w:val="28"/>
           <w:lang w:val="en-US"/>
         </w:rPr>
-        <w:instrText xml:space="preserve"> \* MERGEFORMAT </w:instrText>
       </w:r>
       <w:r>
         <w:rPr>
@@ -12707,16 +12790,16 @@
         </w:rPr>
         <w:t xml:space="preserve"> как выглядит прочитанное сообщение.</w:t>
       </w:r>
-      <w:bookmarkEnd w:id="51"/>
-      <w:bookmarkEnd w:id="52"/>
-      <w:bookmarkEnd w:id="53"/>
-      <w:bookmarkEnd w:id="54"/>
-      <w:bookmarkEnd w:id="55"/>
-      <w:bookmarkEnd w:id="56"/>
       <w:bookmarkEnd w:id="57"/>
       <w:bookmarkEnd w:id="58"/>
       <w:bookmarkEnd w:id="59"/>
       <w:bookmarkEnd w:id="60"/>
+      <w:bookmarkEnd w:id="61"/>
+      <w:bookmarkEnd w:id="62"/>
+      <w:bookmarkEnd w:id="63"/>
+      <w:bookmarkEnd w:id="64"/>
+      <w:bookmarkEnd w:id="65"/>
+      <w:bookmarkEnd w:id="66"/>
       <w:r>
         <w:rPr>
           <w:rFonts w:ascii="Times New Roman" w:hAnsi="Times New Roman" w:cs="Times New Roman"/>
@@ -12778,16 +12861,16 @@
           <w:szCs w:val="28"/>
         </w:rPr>
       </w:pPr>
-      <w:bookmarkStart w:id="61" w:name="_Toc216886340"/>
-      <w:bookmarkStart w:id="62" w:name="_Toc219316328"/>
-      <w:bookmarkStart w:id="63" w:name="_Toc219491579"/>
-      <w:bookmarkStart w:id="64" w:name="_Toc219491638"/>
-      <w:bookmarkStart w:id="65" w:name="_Toc219491858"/>
-      <w:bookmarkStart w:id="66" w:name="_Toc220230381"/>
-      <w:bookmarkStart w:id="67" w:name="_Toc220235186"/>
-      <w:bookmarkStart w:id="68" w:name="_Toc220239297"/>
-      <w:bookmarkStart w:id="69" w:name="_Toc220239453"/>
-      <w:bookmarkStart w:id="70" w:name="_Toc220691454"/>
+      <w:bookmarkStart w:id="67" w:name="_Toc216886340"/>
+      <w:bookmarkStart w:id="68" w:name="_Toc219316328"/>
+      <w:bookmarkStart w:id="69" w:name="_Toc219491579"/>
+      <w:bookmarkStart w:id="70" w:name="_Toc219491638"/>
+      <w:bookmarkStart w:id="71" w:name="_Toc219491858"/>
+      <w:bookmarkStart w:id="72" w:name="_Toc220230381"/>
+      <w:bookmarkStart w:id="73" w:name="_Toc220235186"/>
+      <w:bookmarkStart w:id="74" w:name="_Toc220239297"/>
+      <w:bookmarkStart w:id="75" w:name="_Toc220239453"/>
+      <w:bookmarkStart w:id="76" w:name="_Toc220691454"/>
       <w:r>
         <w:rPr>
           <w:rFonts w:ascii="Times New Roman" w:hAnsi="Times New Roman" w:cs="Times New Roman"/>
@@ -12831,17 +12914,17 @@
           </wp:inline>
         </w:drawing>
       </w:r>
-      <w:bookmarkStart w:id="71" w:name="_Ref220233328"/>
-      <w:bookmarkEnd w:id="61"/>
-      <w:bookmarkEnd w:id="62"/>
-      <w:bookmarkEnd w:id="63"/>
-      <w:bookmarkEnd w:id="64"/>
-      <w:bookmarkEnd w:id="65"/>
-      <w:bookmarkEnd w:id="66"/>
+      <w:bookmarkStart w:id="77" w:name="_Ref220233328"/>
       <w:bookmarkEnd w:id="67"/>
       <w:bookmarkEnd w:id="68"/>
       <w:bookmarkEnd w:id="69"/>
       <w:bookmarkEnd w:id="70"/>
+      <w:bookmarkEnd w:id="71"/>
+      <w:bookmarkEnd w:id="72"/>
+      <w:bookmarkEnd w:id="73"/>
+      <w:bookmarkEnd w:id="74"/>
+      <w:bookmarkEnd w:id="75"/>
+      <w:bookmarkEnd w:id="76"/>
     </w:p>
     <w:p>
       <w:pPr>
@@ -12850,44 +12933,39 @@
           <w:rFonts w:ascii="Times New Roman" w:hAnsi="Times New Roman" w:cs="Times New Roman"/>
           <w:sz w:val="28"/>
           <w:szCs w:val="28"/>
-        </w:rPr>
-      </w:pPr>
-      <w:bookmarkStart w:id="72" w:name="_Ref223171176"/>
-      <w:r>
-        <w:rPr>
-          <w:rFonts w:ascii="Times New Roman" w:hAnsi="Times New Roman" w:cs="Times New Roman"/>
-          <w:sz w:val="28"/>
-          <w:szCs w:val="28"/>
-        </w:rPr>
-        <w:t>Рисунок</w:t>
-      </w:r>
-      <w:r>
-        <w:rPr>
-          <w:rFonts w:ascii="Times New Roman" w:hAnsi="Times New Roman" w:cs="Times New Roman"/>
-          <w:sz w:val="28"/>
-          <w:szCs w:val="28"/>
-        </w:rPr>
-        <w:t xml:space="preserve"> 9</w:t>
-      </w:r>
-      <w:bookmarkEnd w:id="72"/>
-      <w:r>
-        <w:rPr>
-          <w:rFonts w:ascii="Times New Roman" w:hAnsi="Times New Roman" w:cs="Times New Roman"/>
-          <w:sz w:val="28"/>
-          <w:szCs w:val="28"/>
           <w:lang w:val="en-US"/>
         </w:rPr>
-        <w:t xml:space="preserve"> </w:t>
-      </w:r>
-      <w:r>
-        <w:rPr>
-          <w:rFonts w:ascii="Times New Roman" w:hAnsi="Times New Roman" w:cs="Times New Roman"/>
-          <w:sz w:val="28"/>
-          <w:szCs w:val="28"/>
-        </w:rPr>
-        <w:t>— Вид отображения последнего сообщения</w:t>
-      </w:r>
-      <w:bookmarkEnd w:id="71"/>
+      </w:pPr>
+      <w:bookmarkStart w:id="78" w:name="_Ref223171176"/>
+      <w:r>
+        <w:rPr>
+          <w:rFonts w:ascii="Times New Roman" w:hAnsi="Times New Roman" w:cs="Times New Roman"/>
+          <w:sz w:val="28"/>
+          <w:szCs w:val="28"/>
+        </w:rPr>
+        <w:t xml:space="preserve">Рисунок </w:t>
+      </w:r>
+      <w:bookmarkStart w:id="79" w:name="_Ref223177676"/>
+      <w:bookmarkEnd w:id="78"/>
+      <w:r>
+        <w:rPr>
+          <w:rFonts w:ascii="Times New Roman" w:hAnsi="Times New Roman" w:cs="Times New Roman"/>
+          <w:sz w:val="28"/>
+          <w:szCs w:val="28"/>
+          <w:lang w:val="en-US"/>
+        </w:rPr>
+        <w:t>9</w:t>
+      </w:r>
+      <w:bookmarkEnd w:id="79"/>
+      <w:r>
+        <w:rPr>
+          <w:rFonts w:ascii="Times New Roman" w:hAnsi="Times New Roman" w:cs="Times New Roman"/>
+          <w:sz w:val="28"/>
+          <w:szCs w:val="28"/>
+        </w:rPr>
+        <w:t xml:space="preserve"> — Вид отображения последнего сообщения</w:t>
+      </w:r>
+      <w:bookmarkEnd w:id="77"/>
     </w:p>
     <w:p>
       <w:pPr>
@@ -12917,7 +12995,7 @@
           <w:szCs w:val="28"/>
         </w:rPr>
       </w:pPr>
-      <w:bookmarkStart w:id="73" w:name="_Toc223172919"/>
+      <w:bookmarkStart w:id="80" w:name="_Toc223172919"/>
       <w:r>
         <w:rPr>
           <w:rFonts w:ascii="Times New Roman" w:hAnsi="Times New Roman" w:cs="Times New Roman"/>
@@ -12928,7 +13006,7 @@
         </w:rPr>
         <w:t>Система удаления сообщения</w:t>
       </w:r>
-      <w:bookmarkEnd w:id="73"/>
+      <w:bookmarkEnd w:id="80"/>
     </w:p>
     <w:p>
       <w:pPr>
@@ -13101,7 +13179,7 @@
           <w:szCs w:val="28"/>
         </w:rPr>
       </w:pPr>
-      <w:bookmarkStart w:id="74" w:name="_Toc223172920"/>
+      <w:bookmarkStart w:id="81" w:name="_Toc223172920"/>
       <w:r>
         <w:rPr>
           <w:rFonts w:ascii="Times New Roman" w:hAnsi="Times New Roman" w:cs="Times New Roman"/>
@@ -13142,7 +13220,7 @@
         </w:rPr>
         <w:t xml:space="preserve"> сообщений в реальном времени</w:t>
       </w:r>
-      <w:bookmarkEnd w:id="74"/>
+      <w:bookmarkEnd w:id="81"/>
     </w:p>
     <w:p>
       <w:pPr>
@@ -13258,7 +13336,7 @@
           <w:szCs w:val="28"/>
         </w:rPr>
       </w:pPr>
-      <w:bookmarkStart w:id="75" w:name="_Toc223172921"/>
+      <w:bookmarkStart w:id="82" w:name="_Toc223172921"/>
       <w:r>
         <w:rPr>
           <w:rFonts w:ascii="Times New Roman" w:hAnsi="Times New Roman" w:cs="Times New Roman"/>
@@ -13269,13 +13347,13 @@
         </w:rPr>
         <w:t>Система друзей</w:t>
       </w:r>
-      <w:bookmarkEnd w:id="75"/>
+      <w:bookmarkEnd w:id="82"/>
     </w:p>
     <w:p>
       <w:pPr>
         <w:pStyle w:val="a4"/>
         <w:spacing w:after="0" w:line="360" w:lineRule="auto"/>
-        <w:ind w:left="708"/>
+        <w:ind w:left="0" w:firstLine="851"/>
         <w:jc w:val="both"/>
         <w:rPr>
           <w:rFonts w:ascii="Times New Roman" w:hAnsi="Times New Roman" w:cs="Times New Roman"/>
@@ -13345,6 +13423,78 @@
           <w:sz w:val="28"/>
           <w:szCs w:val="28"/>
         </w:rPr>
+        <w:t xml:space="preserve"> При нажатии правой клавишей по карточке пользователя появляется кнопка</w:t>
+      </w:r>
+      <w:r>
+        <w:rPr>
+          <w:rFonts w:ascii="Times New Roman" w:hAnsi="Times New Roman" w:cs="Times New Roman"/>
+          <w:sz w:val="28"/>
+          <w:szCs w:val="28"/>
+        </w:rPr>
+        <w:t xml:space="preserve"> ‘</w:t>
+      </w:r>
+      <w:r>
+        <w:rPr>
+          <w:rFonts w:ascii="Times New Roman" w:hAnsi="Times New Roman" w:cs="Times New Roman"/>
+          <w:sz w:val="28"/>
+          <w:szCs w:val="28"/>
+        </w:rPr>
+        <w:t>Добавить в друзья</w:t>
+      </w:r>
+      <w:r>
+        <w:rPr>
+          <w:rFonts w:ascii="Times New Roman" w:hAnsi="Times New Roman" w:cs="Times New Roman"/>
+          <w:sz w:val="28"/>
+          <w:szCs w:val="28"/>
+        </w:rPr>
+        <w:t>’</w:t>
+      </w:r>
+      <w:r>
+        <w:rPr>
+          <w:rFonts w:ascii="Times New Roman" w:hAnsi="Times New Roman" w:cs="Times New Roman"/>
+          <w:sz w:val="28"/>
+          <w:szCs w:val="28"/>
+        </w:rPr>
+        <w:t>.</w:t>
+      </w:r>
+      <w:r>
+        <w:rPr>
+          <w:rFonts w:ascii="Times New Roman" w:hAnsi="Times New Roman" w:cs="Times New Roman"/>
+          <w:sz w:val="28"/>
+          <w:szCs w:val="28"/>
+        </w:rPr>
+        <w:t xml:space="preserve"> Как только пользователь нажимает на кнопку</w:t>
+      </w:r>
+      <w:r>
+        <w:rPr>
+          <w:rFonts w:ascii="Times New Roman" w:hAnsi="Times New Roman" w:cs="Times New Roman"/>
+          <w:sz w:val="28"/>
+          <w:szCs w:val="28"/>
+        </w:rPr>
+        <w:t>,</w:t>
+      </w:r>
+      <w:r>
+        <w:rPr>
+          <w:rFonts w:ascii="Times New Roman" w:hAnsi="Times New Roman" w:cs="Times New Roman"/>
+          <w:sz w:val="28"/>
+          <w:szCs w:val="28"/>
+        </w:rPr>
+        <w:t xml:space="preserve"> то клиент отправляет запрос на сервер</w:t>
+      </w:r>
+      <w:r>
+        <w:rPr>
+          <w:rFonts w:ascii="Times New Roman" w:hAnsi="Times New Roman" w:cs="Times New Roman"/>
+          <w:sz w:val="28"/>
+          <w:szCs w:val="28"/>
+        </w:rPr>
+        <w:t>.</w:t>
+      </w:r>
+      <w:r>
+        <w:rPr>
+          <w:rFonts w:ascii="Times New Roman" w:hAnsi="Times New Roman" w:cs="Times New Roman"/>
+          <w:sz w:val="28"/>
+          <w:szCs w:val="28"/>
+        </w:rPr>
         <w:t xml:space="preserve"> </w:t>
       </w:r>
       <w:r>
@@ -13353,104 +13503,8 @@
           <w:sz w:val="28"/>
           <w:szCs w:val="28"/>
         </w:rPr>
-        <w:t>При нажатии правой клавише</w:t>
-      </w:r>
-      <w:r>
-        <w:rPr>
-          <w:rFonts w:ascii="Times New Roman" w:hAnsi="Times New Roman" w:cs="Times New Roman"/>
-          <w:sz w:val="28"/>
-          <w:szCs w:val="28"/>
-        </w:rPr>
-        <w:t>й</w:t>
-      </w:r>
-      <w:r>
-        <w:rPr>
-          <w:rFonts w:ascii="Times New Roman" w:hAnsi="Times New Roman" w:cs="Times New Roman"/>
-          <w:sz w:val="28"/>
-          <w:szCs w:val="28"/>
-        </w:rPr>
-        <w:t xml:space="preserve"> по карточке пользователя появляется кнопка</w:t>
-      </w:r>
-      <w:r>
-        <w:rPr>
-          <w:rFonts w:ascii="Times New Roman" w:hAnsi="Times New Roman" w:cs="Times New Roman"/>
-          <w:sz w:val="28"/>
-          <w:szCs w:val="28"/>
-        </w:rPr>
-        <w:t xml:space="preserve"> ‘</w:t>
-      </w:r>
-      <w:r>
-        <w:rPr>
-          <w:rFonts w:ascii="Times New Roman" w:hAnsi="Times New Roman" w:cs="Times New Roman"/>
-          <w:sz w:val="28"/>
-          <w:szCs w:val="28"/>
-        </w:rPr>
-        <w:t>Добавить в друзья</w:t>
-      </w:r>
-      <w:r>
-        <w:rPr>
-          <w:rFonts w:ascii="Times New Roman" w:hAnsi="Times New Roman" w:cs="Times New Roman"/>
-          <w:sz w:val="28"/>
-          <w:szCs w:val="28"/>
-        </w:rPr>
-        <w:t>’</w:t>
-      </w:r>
-      <w:r>
-        <w:rPr>
-          <w:rFonts w:ascii="Times New Roman" w:hAnsi="Times New Roman" w:cs="Times New Roman"/>
-          <w:sz w:val="28"/>
-          <w:szCs w:val="28"/>
-        </w:rPr>
-        <w:t>.</w:t>
-      </w:r>
-      <w:r>
-        <w:rPr>
-          <w:rFonts w:ascii="Times New Roman" w:hAnsi="Times New Roman" w:cs="Times New Roman"/>
-          <w:sz w:val="28"/>
-          <w:szCs w:val="28"/>
-        </w:rPr>
-        <w:t xml:space="preserve"> Как только пользователь нажимает на кнопку</w:t>
-      </w:r>
-      <w:r>
-        <w:rPr>
-          <w:rFonts w:ascii="Times New Roman" w:hAnsi="Times New Roman" w:cs="Times New Roman"/>
-          <w:sz w:val="28"/>
-          <w:szCs w:val="28"/>
-        </w:rPr>
-        <w:t>,</w:t>
-      </w:r>
-      <w:r>
-        <w:rPr>
-          <w:rFonts w:ascii="Times New Roman" w:hAnsi="Times New Roman" w:cs="Times New Roman"/>
-          <w:sz w:val="28"/>
-          <w:szCs w:val="28"/>
-        </w:rPr>
-        <w:t xml:space="preserve"> то клиент отправляет </w:t>
-      </w:r>
-      <w:r>
-        <w:rPr>
-          <w:rFonts w:ascii="Times New Roman" w:hAnsi="Times New Roman" w:cs="Times New Roman"/>
-          <w:sz w:val="28"/>
-          <w:szCs w:val="28"/>
-        </w:rPr>
         <w:lastRenderedPageBreak/>
-        <w:t>запрос на сервер</w:t>
-      </w:r>
-      <w:r>
-        <w:rPr>
-          <w:rFonts w:ascii="Times New Roman" w:hAnsi="Times New Roman" w:cs="Times New Roman"/>
-          <w:sz w:val="28"/>
-          <w:szCs w:val="28"/>
-        </w:rPr>
-        <w:t>.</w:t>
-      </w:r>
-      <w:r>
-        <w:rPr>
-          <w:rFonts w:ascii="Times New Roman" w:hAnsi="Times New Roman" w:cs="Times New Roman"/>
-          <w:sz w:val="28"/>
-          <w:szCs w:val="28"/>
-        </w:rPr>
-        <w:t xml:space="preserve"> Сервер проверяет</w:t>
+        <w:t>Сервер проверяет</w:t>
       </w:r>
       <w:r>
         <w:rPr>
@@ -13664,7 +13718,7 @@
           <w:szCs w:val="28"/>
         </w:rPr>
       </w:pPr>
-      <w:bookmarkStart w:id="76" w:name="_Toc223172922"/>
+      <w:bookmarkStart w:id="83" w:name="_Toc223172922"/>
       <w:r>
         <w:rPr>
           <w:rFonts w:ascii="Times New Roman" w:hAnsi="Times New Roman" w:cs="Times New Roman"/>
@@ -13675,7 +13729,7 @@
         </w:rPr>
         <w:t>Измерение производительности</w:t>
       </w:r>
-      <w:bookmarkEnd w:id="76"/>
+      <w:bookmarkEnd w:id="83"/>
     </w:p>
     <w:p>
       <w:pPr>
@@ -13719,7 +13773,15 @@
           <w:sz w:val="28"/>
           <w:szCs w:val="28"/>
         </w:rPr>
-        <w:t xml:space="preserve">рисунке </w:t>
+        <w:t>рисунке</w:t>
+      </w:r>
+      <w:r>
+        <w:rPr>
+          <w:rFonts w:ascii="Times New Roman" w:hAnsi="Times New Roman" w:cs="Times New Roman"/>
+          <w:sz w:val="28"/>
+          <w:szCs w:val="28"/>
+        </w:rPr>
+        <w:t xml:space="preserve"> </w:t>
       </w:r>
       <w:r>
         <w:rPr>
@@ -13736,7 +13798,7 @@
           <w:sz w:val="28"/>
           <w:szCs w:val="28"/>
         </w:rPr>
-        <w:instrText xml:space="preserve"> REF _Ref223171245 \h </w:instrText>
+        <w:instrText xml:space="preserve"> </w:instrText>
       </w:r>
       <w:r>
         <w:rPr>
@@ -13745,6 +13807,15 @@
           <w:szCs w:val="28"/>
           <w:lang w:val="en-US"/>
         </w:rPr>
+        <w:instrText>REF</w:instrText>
+      </w:r>
+      <w:r>
+        <w:rPr>
+          <w:rFonts w:ascii="Times New Roman" w:hAnsi="Times New Roman" w:cs="Times New Roman"/>
+          <w:sz w:val="28"/>
+          <w:szCs w:val="28"/>
+        </w:rPr>
+        <w:instrText xml:space="preserve"> _</w:instrText>
       </w:r>
       <w:r>
         <w:rPr>
@@ -13753,7 +13824,15 @@
           <w:szCs w:val="28"/>
           <w:lang w:val="en-US"/>
         </w:rPr>
-        <w:instrText xml:space="preserve"> \* MERGEFORMAT </w:instrText>
+        <w:instrText>Ref</w:instrText>
+      </w:r>
+      <w:r>
+        <w:rPr>
+          <w:rFonts w:ascii="Times New Roman" w:hAnsi="Times New Roman" w:cs="Times New Roman"/>
+          <w:sz w:val="28"/>
+          <w:szCs w:val="28"/>
+        </w:rPr>
+        <w:instrText>223177732 \</w:instrText>
       </w:r>
       <w:r>
         <w:rPr>
@@ -13762,6 +13841,48 @@
           <w:szCs w:val="28"/>
           <w:lang w:val="en-US"/>
         </w:rPr>
+        <w:instrText>h</w:instrText>
+      </w:r>
+      <w:r>
+        <w:rPr>
+          <w:rFonts w:ascii="Times New Roman" w:hAnsi="Times New Roman" w:cs="Times New Roman"/>
+          <w:sz w:val="28"/>
+          <w:szCs w:val="28"/>
+        </w:rPr>
+        <w:instrText xml:space="preserve">  \* </w:instrText>
+      </w:r>
+      <w:r>
+        <w:rPr>
+          <w:rFonts w:ascii="Times New Roman" w:hAnsi="Times New Roman" w:cs="Times New Roman"/>
+          <w:sz w:val="28"/>
+          <w:szCs w:val="28"/>
+          <w:lang w:val="en-US"/>
+        </w:rPr>
+        <w:instrText>MERGEFORMAT</w:instrText>
+      </w:r>
+      <w:r>
+        <w:rPr>
+          <w:rFonts w:ascii="Times New Roman" w:hAnsi="Times New Roman" w:cs="Times New Roman"/>
+          <w:sz w:val="28"/>
+          <w:szCs w:val="28"/>
+        </w:rPr>
+        <w:instrText xml:space="preserve"> </w:instrText>
+      </w:r>
+      <w:r>
+        <w:rPr>
+          <w:rFonts w:ascii="Times New Roman" w:hAnsi="Times New Roman" w:cs="Times New Roman"/>
+          <w:sz w:val="28"/>
+          <w:szCs w:val="28"/>
+          <w:lang w:val="en-US"/>
+        </w:rPr>
+      </w:r>
+      <w:r>
+        <w:rPr>
+          <w:rFonts w:ascii="Times New Roman" w:hAnsi="Times New Roman" w:cs="Times New Roman"/>
+          <w:sz w:val="28"/>
+          <w:szCs w:val="28"/>
+          <w:lang w:val="en-US"/>
+        </w:rPr>
         <w:fldChar w:fldCharType="separate"/>
       </w:r>
       <w:r>
@@ -13770,15 +13891,7 @@
           <w:sz w:val="28"/>
           <w:szCs w:val="28"/>
         </w:rPr>
-        <w:t>1</w:t>
-      </w:r>
-      <w:r>
-        <w:rPr>
-          <w:rFonts w:ascii="Times New Roman" w:hAnsi="Times New Roman" w:cs="Times New Roman"/>
-          <w:sz w:val="28"/>
-          <w:szCs w:val="28"/>
-        </w:rPr>
-        <w:t>0</w:t>
+        <w:t>10</w:t>
       </w:r>
       <w:r>
         <w:rPr>
@@ -13896,7 +14009,7 @@
           </wp:inline>
         </w:drawing>
       </w:r>
-      <w:bookmarkStart w:id="77" w:name="_Ref220233439"/>
+      <w:bookmarkStart w:id="84" w:name="_Ref220233439"/>
     </w:p>
     <w:p>
       <w:pPr>
@@ -13917,24 +14030,26 @@
           <w:szCs w:val="28"/>
         </w:rPr>
       </w:pPr>
-      <w:bookmarkStart w:id="78" w:name="_Ref223171245"/>
-      <w:r>
-        <w:rPr>
-          <w:rFonts w:ascii="Times New Roman" w:hAnsi="Times New Roman" w:cs="Times New Roman"/>
-          <w:sz w:val="28"/>
-          <w:szCs w:val="28"/>
-        </w:rPr>
-        <w:t>Рисунок</w:t>
-      </w:r>
-      <w:r>
-        <w:rPr>
-          <w:rFonts w:ascii="Times New Roman" w:hAnsi="Times New Roman" w:cs="Times New Roman"/>
-          <w:sz w:val="28"/>
-          <w:szCs w:val="28"/>
-        </w:rPr>
-        <w:t xml:space="preserve"> 10</w:t>
-      </w:r>
-      <w:bookmarkEnd w:id="78"/>
+      <w:bookmarkStart w:id="85" w:name="_Ref223171245"/>
+      <w:r>
+        <w:rPr>
+          <w:rFonts w:ascii="Times New Roman" w:hAnsi="Times New Roman" w:cs="Times New Roman"/>
+          <w:sz w:val="28"/>
+          <w:szCs w:val="28"/>
+        </w:rPr>
+        <w:t xml:space="preserve">Рисунок </w:t>
+      </w:r>
+      <w:bookmarkStart w:id="86" w:name="_Ref223177732"/>
+      <w:bookmarkEnd w:id="85"/>
+      <w:r>
+        <w:rPr>
+          <w:rFonts w:ascii="Times New Roman" w:hAnsi="Times New Roman" w:cs="Times New Roman"/>
+          <w:sz w:val="28"/>
+          <w:szCs w:val="28"/>
+        </w:rPr>
+        <w:t>10</w:t>
+      </w:r>
+      <w:bookmarkEnd w:id="86"/>
       <w:r>
         <w:rPr>
           <w:rFonts w:ascii="Times New Roman" w:hAnsi="Times New Roman" w:cs="Times New Roman"/>
@@ -13944,7 +14059,7 @@
         <w:t xml:space="preserve"> — График зависимости скорости шифрования/дешифрования от размера сообщения</w:t>
       </w:r>
     </w:p>
-    <w:bookmarkEnd w:id="77"/>
+    <w:bookmarkEnd w:id="84"/>
     <w:p>
       <w:pPr>
         <w:rPr>
@@ -13964,7 +14079,7 @@
           <w:szCs w:val="28"/>
         </w:rPr>
       </w:pPr>
-      <w:bookmarkStart w:id="79" w:name="_Toc219491860"/>
+      <w:bookmarkStart w:id="87" w:name="_Toc219491860"/>
       <w:r>
         <w:rPr>
           <w:rFonts w:ascii="Times New Roman" w:hAnsi="Times New Roman" w:cs="Times New Roman"/>
@@ -13990,7 +14105,7 @@
           <w:szCs w:val="28"/>
         </w:rPr>
       </w:pPr>
-      <w:bookmarkStart w:id="80" w:name="_Toc223172923"/>
+      <w:bookmarkStart w:id="88" w:name="_Toc223172923"/>
       <w:r>
         <w:rPr>
           <w:rFonts w:ascii="Times New Roman" w:hAnsi="Times New Roman" w:cs="Times New Roman"/>
@@ -14003,8 +14118,8 @@
         <w:lastRenderedPageBreak/>
         <w:t>Заключение</w:t>
       </w:r>
-      <w:bookmarkEnd w:id="79"/>
-      <w:bookmarkEnd w:id="80"/>
+      <w:bookmarkEnd w:id="87"/>
+      <w:bookmarkEnd w:id="88"/>
     </w:p>
     <w:p>
       <w:pPr>
@@ -14162,7 +14277,7 @@
           <w:szCs w:val="28"/>
         </w:rPr>
       </w:pPr>
-      <w:bookmarkStart w:id="81" w:name="_Toc223172924"/>
+      <w:bookmarkStart w:id="89" w:name="_Toc223172924"/>
       <w:r>
         <w:rPr>
           <w:rFonts w:ascii="Times New Roman" w:hAnsi="Times New Roman" w:cs="Times New Roman"/>
@@ -14175,7 +14290,7 @@
         <w:lastRenderedPageBreak/>
         <w:t>Используемые библиотеки</w:t>
       </w:r>
-      <w:bookmarkEnd w:id="81"/>
+      <w:bookmarkEnd w:id="89"/>
     </w:p>
     <w:p>
       <w:pPr>
@@ -16045,7 +16160,7 @@
           <w:szCs w:val="28"/>
         </w:rPr>
       </w:pPr>
-      <w:bookmarkStart w:id="82" w:name="_Toc223172925"/>
+      <w:bookmarkStart w:id="90" w:name="_Toc223172925"/>
       <w:r>
         <w:rPr>
           <w:rFonts w:ascii="Times New Roman" w:hAnsi="Times New Roman" w:cs="Times New Roman"/>
@@ -16058,7 +16173,7 @@
         <w:lastRenderedPageBreak/>
         <w:t>Список литературы</w:t>
       </w:r>
-      <w:bookmarkEnd w:id="82"/>
+      <w:bookmarkEnd w:id="90"/>
     </w:p>
     <w:p>
       <w:pPr>
@@ -17516,31 +17631,7 @@
             <w:u w:val="none"/>
             <w:lang w:val="en-US"/>
           </w:rPr>
-          <w:t>https://www.rfc</w:t>
-        </w:r>
-        <w:r>
-          <w:rPr>
-            <w:rStyle w:val="af"/>
-            <w:rFonts w:ascii="Times New Roman" w:hAnsi="Times New Roman" w:cs="Times New Roman"/>
-            <w:color w:val="auto"/>
-            <w:sz w:val="28"/>
-            <w:szCs w:val="28"/>
-            <w:u w:val="none"/>
-            <w:lang w:val="en-US"/>
-          </w:rPr>
-          <w:t>-</w:t>
-        </w:r>
-        <w:r>
-          <w:rPr>
-            <w:rStyle w:val="af"/>
-            <w:rFonts w:ascii="Times New Roman" w:hAnsi="Times New Roman" w:cs="Times New Roman"/>
-            <w:color w:val="auto"/>
-            <w:sz w:val="28"/>
-            <w:szCs w:val="28"/>
-            <w:u w:val="none"/>
-            <w:lang w:val="en-US"/>
-          </w:rPr>
-          <w:t>editor.org/rfc/rfc8018</w:t>
+          <w:t>https://www.rfc-editor.org/rfc/rfc8018</w:t>
         </w:r>
       </w:hyperlink>
       <w:r>
@@ -17977,7 +18068,7 @@
           <w:szCs w:val="28"/>
         </w:rPr>
       </w:pPr>
-      <w:bookmarkStart w:id="83" w:name="_Toc223172926"/>
+      <w:bookmarkStart w:id="91" w:name="_Toc223172926"/>
       <w:r>
         <w:rPr>
           <w:rFonts w:ascii="Times New Roman" w:hAnsi="Times New Roman" w:cs="Times New Roman"/>
@@ -18001,7 +18092,7 @@
         </w:rPr>
         <w:t>Файлы проекта</w:t>
       </w:r>
-      <w:bookmarkEnd w:id="83"/>
+      <w:bookmarkEnd w:id="91"/>
     </w:p>
     <w:p>
       <w:pPr>
@@ -18076,9 +18167,9 @@
           <w:szCs w:val="28"/>
         </w:rPr>
       </w:pPr>
-      <w:bookmarkStart w:id="84" w:name="_Ref220238314"/>
-      <w:bookmarkStart w:id="85" w:name="_Ref220689271"/>
-      <w:bookmarkStart w:id="86" w:name="_Ref220689275"/>
+      <w:bookmarkStart w:id="92" w:name="_Ref220238314"/>
+      <w:bookmarkStart w:id="93" w:name="_Ref220689271"/>
+      <w:bookmarkStart w:id="94" w:name="_Ref220689275"/>
       <w:r>
         <w:rPr>
           <w:rFonts w:ascii="Times New Roman" w:hAnsi="Times New Roman" w:cs="Times New Roman"/>
@@ -18090,7 +18181,7 @@
         <w:lastRenderedPageBreak/>
         <w:t xml:space="preserve">Приложение </w:t>
       </w:r>
-      <w:bookmarkStart w:id="87" w:name="_Ref222331207"/>
+      <w:bookmarkStart w:id="95" w:name="_Ref222331207"/>
       <w:r>
         <w:rPr>
           <w:rFonts w:ascii="Times New Roman" w:hAnsi="Times New Roman" w:cs="Times New Roman"/>
@@ -18101,7 +18192,7 @@
         </w:rPr>
         <w:t>Б</w:t>
       </w:r>
-      <w:bookmarkEnd w:id="87"/>
+      <w:bookmarkEnd w:id="95"/>
       <w:r>
         <w:rPr>
           <w:rFonts w:ascii="Times New Roman" w:hAnsi="Times New Roman" w:cs="Times New Roman"/>
@@ -18112,7 +18203,7 @@
         </w:rPr>
         <w:t>.</w:t>
       </w:r>
-      <w:bookmarkEnd w:id="84"/>
+      <w:bookmarkEnd w:id="92"/>
       <w:r>
         <w:rPr>
           <w:rFonts w:ascii="Times New Roman" w:hAnsi="Times New Roman" w:cs="Times New Roman"/>
@@ -18143,8 +18234,8 @@
         </w:rPr>
         <w:t>ользовательского интерфейса</w:t>
       </w:r>
-      <w:bookmarkEnd w:id="85"/>
-      <w:bookmarkEnd w:id="86"/>
+      <w:bookmarkEnd w:id="93"/>
+      <w:bookmarkEnd w:id="94"/>
     </w:p>
     <w:p>
       <w:pPr>
